--- a/hin/docx/59.content.docx
+++ b/hin/docx/59.content.docx
@@ -23133,6 +23133,6439 @@
           <w:lang w:val="hi_IN" w:bidi="hi_IN"/>
         </w:rPr>
         <w:t xml:space="preserve"> करते हैं। पाप परमेश्वर के खिलाफ अनाज्ञाकारिता का कार्य है। पाप के लिए उसी शब्द या वाक्यांश का उपयोग करें जिसका उपयोग आपने पिछले भागों में किया है। पाप के बारे में अधिक जानकारी के लिए मुख्य शब्दावली देखें।</w:t>
+      </w:r>
+      <w:r>
+        <w:rPr>
+          <w:lang w:val="hi_IN" w:bidi="hi_IN"/>
+        </w:rPr>
+      </w:r>
+    </w:p>
+    <w:p>
+      <w:pPr>
+        <w:pStyle w:val="Heading3"/>
+      </w:pPr>
+      <w:r>
+        <w:rPr>
+          <w:lang w:val="hi_IN" w:bidi="hi_IN"/>
+        </w:rPr>
+        <w:t>वचन बोलना</w:t>
+      </w:r>
+    </w:p>
+    <w:p>
+      <w:pPr/>
+      <w:r>
+        <w:rPr>
+          <w:lang w:val="hi_IN" w:bidi="hi_IN"/>
+        </w:rPr>
+      </w:r>
+      <w:r>
+        <w:rPr>
+          <w:lang w:val="hi_IN" w:bidi="hi_IN"/>
+        </w:rPr>
+        <w:t>इस भाग का ऑडियो संस्करण सबसे सरल अनुवाद में सुनें।</w:t>
+      </w:r>
+    </w:p>
+    <w:p>
+      <w:pPr/>
+      <w:r>
+        <w:rPr>
+          <w:lang w:val="hi_IN" w:bidi="hi_IN"/>
+        </w:rPr>
+      </w:r>
+      <w:r>
+        <w:rPr>
+          <w:lang w:val="hi_IN" w:bidi="hi_IN"/>
+        </w:rPr>
+        <w:t>इस ऑडियो को यहाँ रोकें।</w:t>
+      </w:r>
+    </w:p>
+    <w:p>
+      <w:pPr/>
+      <w:r>
+        <w:rPr>
+          <w:lang w:val="hi_IN" w:bidi="hi_IN"/>
+        </w:rPr>
+      </w:r>
+      <w:r>
+        <w:rPr>
+          <w:lang w:val="hi_IN" w:bidi="hi_IN"/>
+        </w:rPr>
+        <w:t>इस सत्र में, सामूहिक रूप में, अपनी भाषा में इस भाग को दोबारा बताएँ।</w:t>
+      </w:r>
+    </w:p>
+    <w:p>
+      <w:pPr/>
+      <w:r>
+        <w:rPr>
+          <w:lang w:val="hi_IN" w:bidi="hi_IN"/>
+        </w:rPr>
+      </w:r>
+      <w:r>
+        <w:rPr>
+          <w:lang w:val="hi_IN" w:bidi="hi_IN"/>
+        </w:rPr>
+        <w:t>सबसे पहले, पूरे समूह को अपनी भाषा में इस भाग को बताने का अभ्यास करना चाहिए। पिछले चरणों में आपने जिन बातों को शामिल करने का निर्णय लिया था, उन्हें शामिल करना याद रखें, जैसे कि कालक्रम, शब्द, वाक्यांश, भावनाएँ, या ऐसी कोई और बात जिस पर आपने चर्चा की थी।</w:t>
+      </w:r>
+    </w:p>
+    <w:p>
+      <w:pPr/>
+      <w:r>
+        <w:rPr>
+          <w:lang w:val="hi_IN" w:bidi="hi_IN"/>
+        </w:rPr>
+      </w:r>
+      <w:r>
+        <w:rPr>
+          <w:lang w:val="hi_IN" w:bidi="hi_IN"/>
+        </w:rPr>
+        <w:t>समूह का एक सदस्य इस भाग के कुछ वाक्य बताए और रुक जाए। फिर समूह का दूसरा सदस्य इस भाग के अगले हिस्से को बताए और रुक जाए। ऐसा तब तक करें जब तक कि समूह ने पूरा भाग दोहरा न दिया हो। इस चरण में समूह के सदस्य एक-दूसरे की गलतियों को सुधार सकते हैं।</w:t>
+      </w:r>
+    </w:p>
+    <w:p>
+      <w:pPr/>
+      <w:r>
+        <w:rPr>
+          <w:lang w:val="hi_IN" w:bidi="hi_IN"/>
+        </w:rPr>
+      </w:r>
+      <w:r>
+        <w:rPr>
+          <w:lang w:val="hi_IN" w:bidi="hi_IN"/>
+        </w:rPr>
+        <w:t>इस ऑडियो को यहाँ रोकें।</w:t>
+      </w:r>
+    </w:p>
+    <w:p>
+      <w:pPr/>
+      <w:r>
+        <w:rPr>
+          <w:lang w:val="hi_IN" w:bidi="hi_IN"/>
+        </w:rPr>
+      </w:r>
+      <w:r>
+        <w:rPr>
+          <w:lang w:val="hi_IN" w:bidi="hi_IN"/>
+        </w:rPr>
+        <w:t xml:space="preserve">इसके बाद, समूह का प्रत्येक सदस्य कम से कम एक बार बिना रुकावट के इस पूरे भाग को बताए। समूह का कोई एक सदस्य इस भाग को याद करने में सहायता के लिए अलग-अलग वस्तुओं, हाव-भाव, या कथापट का प्रयोग कर सकता है। </w:t>
+      </w:r>
+    </w:p>
+    <w:p>
+      <w:pPr/>
+      <w:r>
+        <w:rPr>
+          <w:lang w:val="hi_IN" w:bidi="hi_IN"/>
+        </w:rPr>
+      </w:r>
+      <w:r>
+        <w:rPr>
+          <w:lang w:val="hi_IN" w:bidi="hi_IN"/>
+        </w:rPr>
+        <w:t>इस ऑडियो को यहाँ रोकें।</w:t>
+      </w:r>
+    </w:p>
+    <w:p>
+      <w:pPr/>
+      <w:r>
+        <w:rPr>
+          <w:lang w:val="hi_IN" w:bidi="hi_IN"/>
+        </w:rPr>
+      </w:r>
+      <w:r>
+        <w:rPr>
+          <w:lang w:val="hi_IN" w:bidi="hi_IN"/>
+        </w:rPr>
+        <w:t>उसके बाद, समूह यह तय कर सकता है कि उन्हें उस भाग का किसका संस्करण सबसे ज़्यादा पसंद आया। आप यह निर्णय ले सकते हैं कि आपको समूह के एक सदस्य के द्वारा एक दृश्य को बताने का तरीका पसंद आया, लेकिन आपको समूह के दूसरे सदस्य के द्वारा दूसरे दृश्य को बताने का तरीका भी पसंद आया।</w:t>
+      </w:r>
+    </w:p>
+    <w:p>
+      <w:pPr/>
+      <w:r>
+        <w:rPr>
+          <w:lang w:val="hi_IN" w:bidi="hi_IN"/>
+        </w:rPr>
+      </w:r>
+      <w:r>
+        <w:rPr>
+          <w:lang w:val="hi_IN" w:bidi="hi_IN"/>
+        </w:rPr>
+        <w:t>इस ऑडियो को यहाँ रोकें।</w:t>
+      </w:r>
+    </w:p>
+    <w:p>
+      <w:pPr/>
+      <w:r>
+        <w:rPr>
+          <w:lang w:val="hi_IN" w:bidi="hi_IN"/>
+        </w:rPr>
+      </w:r>
+      <w:r>
+        <w:rPr>
+          <w:lang w:val="hi_IN" w:bidi="hi_IN"/>
+        </w:rPr>
+        <w:t>अन्त में, समूह मिलकर इस भाग का एक अन्तिम संस्करण तैयार कर सकता है जिस पर सब लोग सहमत हों। समूह का प्रत्येक सदस्य इस भाग के इस अन्तिम संस्करण को बताने का अभ्यास करे।</w:t>
+      </w:r>
+      <w:r>
+        <w:rPr>
+          <w:lang w:val="hi_IN" w:bidi="hi_IN"/>
+        </w:rPr>
+      </w:r>
+      <w:r>
+        <w:rPr>
+          <w:lang w:val="hi_IN" w:bidi="hi_IN"/>
+        </w:rPr>
+      </w:r>
+    </w:p>
+    <w:p>
+      <w:pPr/>
+      <w:r>
+        <w:rPr>
+          <w:lang w:val="hi_IN" w:bidi="hi_IN"/>
+        </w:rPr>
+      </w:r>
+    </w:p>
+    <w:p>
+      <w:pPr>
+        <w:pStyle w:val="Heading2"/>
+      </w:pPr>
+      <w:r>
+        <w:rPr>
+          <w:lang w:val="hi_IN" w:bidi="hi_IN"/>
+        </w:rPr>
+        <w:t>याकूब 5:1–6</w:t>
+      </w:r>
+      <w:r>
+        <w:rPr>
+          <w:lang w:val="hi_IN" w:bidi="hi_IN"/>
+        </w:rPr>
+      </w:r>
+    </w:p>
+    <w:p>
+      <w:pPr>
+        <w:pStyle w:val="Heading3"/>
+      </w:pPr>
+      <w:r>
+        <w:rPr>
+          <w:lang w:val="hi_IN" w:bidi="hi_IN"/>
+        </w:rPr>
+        <w:t>सुने और मन में रखें</w:t>
+      </w:r>
+    </w:p>
+    <w:p>
+      <w:pPr/>
+      <w:r>
+        <w:rPr>
+          <w:lang w:val="hi_IN" w:bidi="hi_IN"/>
+        </w:rPr>
+      </w:r>
+      <w:r>
+        <w:rPr>
+          <w:lang w:val="hi_IN" w:bidi="hi_IN"/>
+        </w:rPr>
+        <w:t>इस चरण में, याकूब 5:1–6 को सुनें और इसे अपने मन में रखें।</w:t>
+      </w:r>
+    </w:p>
+    <w:p>
+      <w:pPr/>
+      <w:r>
+        <w:rPr>
+          <w:lang w:val="hi_IN" w:bidi="hi_IN"/>
+        </w:rPr>
+      </w:r>
+      <w:r>
+        <w:rPr>
+          <w:lang w:val="hi_IN" w:bidi="hi_IN"/>
+        </w:rPr>
+        <w:t>यदि सम्भव हो, तो याकूब 5:1–6 का ऑडियो संस्करण तीन बार, तीन अलग-अलग अनुवादों में सुनें।</w:t>
+      </w:r>
+    </w:p>
+    <w:p>
+      <w:pPr/>
+      <w:r>
+        <w:rPr>
+          <w:lang w:val="hi_IN" w:bidi="hi_IN"/>
+        </w:rPr>
+      </w:r>
+      <w:r>
+        <w:rPr>
+          <w:lang w:val="hi_IN" w:bidi="hi_IN"/>
+        </w:rPr>
+        <w:t>इस ऑडियो को यहाँ रोकें।</w:t>
+      </w:r>
+    </w:p>
+    <w:p>
+      <w:pPr/>
+      <w:r>
+        <w:rPr>
+          <w:lang w:val="hi_IN" w:bidi="hi_IN"/>
+        </w:rPr>
+      </w:r>
+      <w:r>
+        <w:rPr>
+          <w:lang w:val="hi_IN" w:bidi="hi_IN"/>
+        </w:rPr>
+        <w:t>अब, एक समूह के रूप में, आगे दिए गए प्रश्नों पर चर्चा करें:</w:t>
+      </w:r>
+    </w:p>
+    <w:p>
+      <w:pPr>
+        <w:pStyle w:val="ListBullet"/>
+        <w:spacing w:line="240" w:lineRule="auto"/>
+        <w:ind w:left="720"/>
+      </w:pPr>
+      <w:r>
+        <w:rPr>
+          <w:lang w:val="hi_IN" w:bidi="hi_IN"/>
+        </w:rPr>
+      </w:r>
+      <w:r>
+        <w:rPr>
+          <w:lang w:val="hi_IN" w:bidi="hi_IN"/>
+        </w:rPr>
+        <w:t>इस भाग में आपको क्या अच्छा लगा? इस ऑडियो को यहाँ रोकें।</w:t>
+      </w:r>
+    </w:p>
+    <w:p>
+      <w:pPr>
+        <w:pStyle w:val="ListBullet"/>
+        <w:spacing w:line="240" w:lineRule="auto"/>
+        <w:ind w:left="720"/>
+      </w:pPr>
+      <w:r>
+        <w:rPr>
+          <w:lang w:val="hi_IN" w:bidi="hi_IN"/>
+        </w:rPr>
+      </w:r>
+      <w:r>
+        <w:rPr>
+          <w:lang w:val="hi_IN" w:bidi="hi_IN"/>
+        </w:rPr>
+        <w:t>इस भाग में आपको क्या अच्छा नहीं लगा या क्या समझ नहीं आया? इस ऑडियो को यहाँ रोकें।</w:t>
+      </w:r>
+    </w:p>
+    <w:p>
+      <w:pPr>
+        <w:pStyle w:val="ListBullet"/>
+        <w:spacing w:line="240" w:lineRule="auto"/>
+        <w:ind w:left="720"/>
+      </w:pPr>
+      <w:r>
+        <w:rPr>
+          <w:lang w:val="hi_IN" w:bidi="hi_IN"/>
+        </w:rPr>
+      </w:r>
+      <w:r>
+        <w:rPr>
+          <w:lang w:val="hi_IN" w:bidi="hi_IN"/>
+        </w:rPr>
+        <w:t>यह भाग हमें परमेश्वर, यीशु या पवित्र आत्मा के बारे में क्या बताता है? इस ऑडियो को यहाँ रोकें।</w:t>
+      </w:r>
+    </w:p>
+    <w:p>
+      <w:pPr>
+        <w:pStyle w:val="ListBullet"/>
+        <w:spacing w:line="240" w:lineRule="auto"/>
+        <w:ind w:left="720"/>
+      </w:pPr>
+      <w:r>
+        <w:rPr>
+          <w:lang w:val="hi_IN" w:bidi="hi_IN"/>
+        </w:rPr>
+      </w:r>
+      <w:r>
+        <w:rPr>
+          <w:lang w:val="hi_IN" w:bidi="hi_IN"/>
+        </w:rPr>
+        <w:t>यह भाग हमें लोगों के बारे में क्या बताता है? इस ऑडियो को यहाँ रोकें।</w:t>
+      </w:r>
+    </w:p>
+    <w:p>
+      <w:pPr>
+        <w:pStyle w:val="ListBullet"/>
+        <w:spacing w:line="240" w:lineRule="auto"/>
+        <w:ind w:left="720"/>
+      </w:pPr>
+      <w:r>
+        <w:rPr>
+          <w:lang w:val="hi_IN" w:bidi="hi_IN"/>
+        </w:rPr>
+      </w:r>
+      <w:r>
+        <w:rPr>
+          <w:lang w:val="hi_IN" w:bidi="hi_IN"/>
+        </w:rPr>
+        <w:t>यह भाग हमारे दैनिक जीवन को कैसे प्रभावित करता है? इस ऑडियो को यहाँ रोकें।</w:t>
+      </w:r>
+    </w:p>
+    <w:p>
+      <w:pPr>
+        <w:pStyle w:val="ListBullet"/>
+        <w:spacing w:line="240" w:lineRule="auto"/>
+        <w:ind w:left="720"/>
+      </w:pPr>
+      <w:r>
+        <w:rPr>
+          <w:lang w:val="hi_IN" w:bidi="hi_IN"/>
+        </w:rPr>
+      </w:r>
+      <w:r>
+        <w:rPr>
+          <w:lang w:val="hi_IN" w:bidi="hi_IN"/>
+        </w:rPr>
+        <w:t>क्या आप किसी ऐसे व्यक्ति को जानते हैं, जिसे इस भाग को सुनने की आवश्यकता है?</w:t>
+      </w:r>
+      <w:r>
+        <w:rPr>
+          <w:lang w:val="hi_IN" w:bidi="hi_IN"/>
+        </w:rPr>
+      </w:r>
+    </w:p>
+    <w:p>
+      <w:pPr>
+        <w:pStyle w:val="Heading3"/>
+      </w:pPr>
+      <w:r>
+        <w:rPr>
+          <w:lang w:val="hi_IN" w:bidi="hi_IN"/>
+        </w:rPr>
+        <w:t>पाठ का परिचय</w:t>
+      </w:r>
+    </w:p>
+    <w:p>
+      <w:pPr/>
+      <w:r>
+        <w:rPr>
+          <w:lang w:val="hi_IN" w:bidi="hi_IN"/>
+        </w:rPr>
+      </w:r>
+      <w:r>
+        <w:rPr>
+          <w:lang w:val="hi_IN" w:bidi="hi_IN"/>
+        </w:rPr>
+        <w:t>याकूब 5:1–6 का ऑडियो संस्करण सबसे आसानी से समझ में आने वाले अनुवाद में सुनें।</w:t>
+      </w:r>
+    </w:p>
+    <w:p>
+      <w:pPr/>
+      <w:r>
+        <w:rPr>
+          <w:lang w:val="hi_IN" w:bidi="hi_IN"/>
+        </w:rPr>
+      </w:r>
+      <w:r>
+        <w:rPr>
+          <w:lang w:val="hi_IN" w:bidi="hi_IN"/>
+        </w:rPr>
+        <w:t>इस ऑडियो को यहाँ रोकें।</w:t>
+      </w:r>
+    </w:p>
+    <w:p>
+      <w:pPr/>
+      <w:r>
+        <w:rPr>
+          <w:lang w:val="hi_IN" w:bidi="hi_IN"/>
+        </w:rPr>
+      </w:r>
+      <w:r>
+        <w:rPr>
+          <w:lang w:val="hi_IN" w:bidi="hi_IN"/>
+        </w:rPr>
+        <w:t>पिछले भाग में याकूब ने विश्वासियों को चेतावनी दी थी कि वे घमंड से भरी बातें न कहें और न ही ऐसी योजनाएँ बनाएँ। अब याकूब उन धनवानों की चर्चा करता है जो घमंडी और स्वार्थी जीवन जीते हैं। याकूब चेतावनी देता है कि परमेश्वर उन धनवानों को दण्ड देगा जो अपना धन जमा करते हैं और लोगों के साथ अन्यायपूर्ण व्यवहार करते हैं।</w:t>
+      </w:r>
+    </w:p>
+    <w:p>
+      <w:pPr/>
+      <w:r>
+        <w:rPr>
+          <w:lang w:val="hi_IN" w:bidi="hi_IN"/>
+        </w:rPr>
+      </w:r>
+      <w:r>
+        <w:rPr>
+          <w:lang w:val="hi_IN" w:bidi="hi_IN"/>
+        </w:rPr>
+        <w:t>याकूब इस भाग में धनवानों से बात करता है, पर शायद याकूब को यह आशा नहीं है कि जिन धनवानों के बारे में वह बात कर रहा है, वे उसका पत्र सुनेंगे। ये धनवान बुरा जीवन जीते हैं और हो सकता है कि वे अविश्वासी हों। यह भी हो सकता है कि वे विश्वासी हों, या कम से कम विश्वासी होने का दिखावा करते हों। याकूब शायद विश्वासियों की हिम्मत बढ़ाने के लिए धनवानों की बात करता है। बहुत से विश्वासी गरीब थे, और धनवान लोग अक्सर विश्वासियों के साथ बुरा बर्ताव करते थे। याकूब विश्वासियों को याद दिलाता है कि परमेश्वर निष्पक्ष रहेगा और उन धनवानों का न्याय करेगा जो विश्वासियों को सताते हैं। पर याकूब यह बात इसलिए भी कहता है ताकि विश्वासी इन धनवानों की तरह न सोचें और न ही उनकी तरह काम करें।</w:t>
+      </w:r>
+    </w:p>
+    <w:p>
+      <w:pPr/>
+      <w:r>
+        <w:rPr>
+          <w:lang w:val="hi_IN" w:bidi="hi_IN"/>
+        </w:rPr>
+      </w:r>
+      <w:r>
+        <w:rPr>
+          <w:lang w:val="hi_IN" w:bidi="hi_IN"/>
+        </w:rPr>
+        <w:t>याकूब इन धनवानों से कहता है कि वे फूट-फूटकर रोएं, क्योंकि उन पर भारी विपत्ति आने वाली है। धनवान लोगों का सारा धन निश्चित रूप से बेकार हो जाएगा। यह ऐसा होगा मानो सारा धन सड़ गया हो। इस समय, धनवानों के पास सुंदर कपड़े, सोना और चांदी होते थे। सुंदर कपड़े बहुत महंगे होते थे, और लोग उन्हें अमीरी की पहचान मानते थे। हालाँकि, याकूब कहता है कि कीड़े धनवान लोगों के कपड़ों को खा जाएँगे। कीड़ा एक छोटा जीव होता है जो कपड़ों को काटकर उनमें छेद कर देता है।</w:t>
+      </w:r>
+    </w:p>
+    <w:p>
+      <w:pPr/>
+      <w:r>
+        <w:rPr>
+          <w:lang w:val="hi_IN" w:bidi="hi_IN"/>
+        </w:rPr>
+      </w:r>
+      <w:r>
+        <w:rPr>
+          <w:lang w:val="hi_IN" w:bidi="hi_IN"/>
+        </w:rPr>
+        <w:t>यहाँ रुकें और सब मिलकर कीड़े का चित्र देखें। आपके यहाँ कौन-सी चीज़ें या कीड़े-मकोड़े कपड़ों को खराब करते हैं? इस ऑडियो को यहाँ रोकें।</w:t>
+      </w:r>
+    </w:p>
+    <w:p>
+      <w:pPr/>
+      <w:r>
+        <w:rPr>
+          <w:lang w:val="hi_IN" w:bidi="hi_IN"/>
+        </w:rPr>
+      </w:r>
+      <w:r>
+        <w:rPr>
+          <w:lang w:val="hi_IN" w:bidi="hi_IN"/>
+        </w:rPr>
+        <w:t>याकूब कहता है कि लोगों के सोने और चांदी पर जंग लग जाएगा। जब लोहे जैसी धातु पर नमी लगती है, तो उस पर लाल रंग की परत चढ़ जाती है, जिसे जंग कहते हैं। यह जंग धातु को नष्ट कर देता है। शुद्ध सोने और चांदी पर जंग नहीं लगती। पर लोगों के पास जो सोना-चांदी होता है, उसमें दूसरी धातुएं मिली होती हैं, इसलिए उन पर जंग लग सकती है। याकूब का मतलब यह है कि सोना और चांदी भी, जिन्हें लोग कीमती मानते हैं और जो आमतौर पर लंबे समय तक चलते हैं, वे भी अस्थायी हैं।</w:t>
+      </w:r>
+    </w:p>
+    <w:p>
+      <w:pPr/>
+      <w:r>
+        <w:rPr>
+          <w:lang w:val="hi_IN" w:bidi="hi_IN"/>
+        </w:rPr>
+      </w:r>
+      <w:r>
+        <w:rPr>
+          <w:lang w:val="hi_IN" w:bidi="hi_IN"/>
+        </w:rPr>
+        <w:t>यहाँ रुकें और सब मिलकर इस बात पर चर्चा करें: आपके इलाके में अमीर लोग खुद को बड़ा दिखाने के लिए कौन-सी महंगी चीजें जुटाते हैं? लोग खुद को सुरक्षित रखने के लिए क्या-क्या चीजें जमा करते हैं? इस ऑडियो को यहाँ रोकें।</w:t>
+      </w:r>
+    </w:p>
+    <w:p>
+      <w:pPr/>
+      <w:r>
+        <w:rPr>
+          <w:lang w:val="hi_IN" w:bidi="hi_IN"/>
+        </w:rPr>
+      </w:r>
+      <w:r>
+        <w:rPr>
+          <w:lang w:val="hi_IN" w:bidi="hi_IN"/>
+        </w:rPr>
+        <w:t>धनवानों की मुसीबतें केवल उनके धन के चले जाने से कहीं अधिक होती हैं। यह मुसीबत वह दुख है जो धनवानों को अंतिम दिनों में झेलना पड़ेगा, जब परमेश्वर सब लोगों का न्याय करेगा। तब उनका धन उनके किसी काम नहीं आएगा। याद रखें कि यीशु ने भी सिखाया था कि लोग पृथ्वी पर धन इकठ्ठा न करें, जहाँ कीड़े और जंग उसे नष्ट कर देते हैं। इसलिए लोगों का सोने और सुंदर कपड़ों जैसी भौतिक चीज़ों पर ध्यान देना और उन पर भरोसा रखना मूर्खता है।</w:t>
+      </w:r>
+    </w:p>
+    <w:p>
+      <w:pPr/>
+      <w:r>
+        <w:rPr>
+          <w:lang w:val="hi_IN" w:bidi="hi_IN"/>
+        </w:rPr>
+      </w:r>
+      <w:r>
+        <w:rPr>
+          <w:lang w:val="hi_IN" w:bidi="hi_IN"/>
+        </w:rPr>
+        <w:t>सच तो यह है कि किसी बुरे व्यक्ति की दौलत ही यह दिखाएगी कि वह कितना बुरा है। जिस दिन परमेश्वर सब मनुष्यों का न्याय करेगा, उस दिन धनी लोगों के सोने-चांदी पर लगी जंग इस बात का सबूत बनेगी कि उन धनी लोगों ने अपने धन का उपयोग वैसे नहीं किया जैसा उन्हें करना चाहिए था। इन धनवानों के पास जरूरत से ज्यादा था, फिर भी उन्होंने दूसरों की भलाई के लिए कुछ नहीं दिया। इसके बजाय, अमीर लोगों ने अपना सोना-चांदी अपने लिए तब तक जमा करके रखा जब तक कि उस सोने-चांदी पर जंग न लग गई। जैसे जंग धातु को खा जाती है, या जैसे आग शरीर को जला देती है, वैसे ही यह जंग इन धनवानों को भी नष्ट कर देगी। लोगों का और अधिक धन बटोरते जाना मूर्खता है, मानो परमेश्वर जल्द ही दुनिया में हर किसी का न्याय नहीं करेगा। याकूब संकेत देता है कि हम जिन दिनों में जी रहे हैं वे जल्द ही समाप्त हो जाएंगे, और तब परमेश्वर लोगों का न्याय करेगा।</w:t>
+      </w:r>
+    </w:p>
+    <w:p>
+      <w:pPr/>
+      <w:r>
+        <w:rPr>
+          <w:lang w:val="hi_IN" w:bidi="hi_IN"/>
+        </w:rPr>
+      </w:r>
+      <w:r>
+        <w:rPr>
+          <w:lang w:val="hi_IN" w:bidi="hi_IN"/>
+        </w:rPr>
+        <w:t>यहाँ रुकें और समूह के रूप में इस प्रश्न पर चर्चा करें: आपकी संस्कृति में, लोग धनवानों से कैसे व्यवहार करने की उम्मीद करते हैं? धनवानों को अपने धन का बुद्धिमानी से कैसे उपयोग करना चाहिए? यदि धनवान व्यक्ति विश्वासी है, तो उसे क्या करना चाहिए? इस ऑडियो को यहाँ रोकें।</w:t>
+      </w:r>
+    </w:p>
+    <w:p>
+      <w:pPr/>
+      <w:r>
+        <w:rPr>
+          <w:lang w:val="hi_IN" w:bidi="hi_IN"/>
+        </w:rPr>
+      </w:r>
+      <w:r>
+        <w:rPr>
+          <w:lang w:val="hi_IN" w:bidi="hi_IN"/>
+        </w:rPr>
+        <w:t>धनवानों के पाप करने का एक और तरीका यह है कि वे अपने मजदूरों को ठगते हैं। उस समय के धनवानों के पास बहुत सी जमीन होती थी जहाँ वे फसल उगाते थे। और धनवानों के लोग फसलों की देखभाल के लिए मजदूरों को काम पर रखते थे। फसल काटने के समय, मजदूर अनाज की बालियों के डंठलों को काटते थे ताकि अनाज की कटनी कर सकें। धनवानों को मजदूरों को उनके काम के लिए हर दिन मजदूरी देना होता है। तब मजदूर उस दिन के लिए खाने के लिए भोजन खरीद सकता था। हालाँकि, अमीर लोग मजदूरों को उतना पैसा देने से इनकार कर देते हैं, जितना देने का उन्होंने वादा किया था। मजदूर सहायता के लिए परमेश्वर को पुकारते हैं, और परमेश्वर, जो सेनाओं का प्रभु है, मजदूरों की सुन लेता है। यह उपाधि, सेनाओं का प्रभु, परमेश्वर को स्वर्ग में स्वर्गदूतों की विशाल सेना के शक्तिशाली सेनापति के रूप में दर्शाती है। धनवानों को इस परमेश्वर से डरना चाहिए</w:t>
+      </w:r>
+    </w:p>
+    <w:p>
+      <w:pPr/>
+      <w:r>
+        <w:rPr>
+          <w:lang w:val="hi_IN" w:bidi="hi_IN"/>
+        </w:rPr>
+      </w:r>
+      <w:r>
+        <w:rPr>
+          <w:lang w:val="hi_IN" w:bidi="hi_IN"/>
+        </w:rPr>
+        <w:t>यहाँ रुकें और समूह के रूप में इस प्रश्न पर चर्चा करें: कटाई के समय आप फसल कैसे इकट्ठा करते हैं? जिनके पास बहुत जमीन है, वे मदद के लिए दूसरों को काम पर कैसे रखते हैं? जो व्यक्ति किसी दूसरे व्यक्ति को काम पर रखता है, उसे उस व्यक्ति के साथ कैसा व्यवहार करना चाहिए? इस ऑडियो को यहाँ रोकें।</w:t>
+      </w:r>
+    </w:p>
+    <w:p>
+      <w:pPr/>
+      <w:r>
+        <w:rPr>
+          <w:lang w:val="hi_IN" w:bidi="hi_IN"/>
+        </w:rPr>
+      </w:r>
+      <w:r>
+        <w:rPr>
+          <w:lang w:val="hi_IN" w:bidi="hi_IN"/>
+        </w:rPr>
+        <w:t>हालाँकि, धनवान लोग न तो परमेश्वर से डरते हैं और न ही उसका आदर करते हैं। इसके बजाय, धनवान लोग आराम की जिंदगी जीते हैं और बिना कोई मेहनत किए मनचाही चीजें भोगते हैं। धनवान लोग बस यही सोचते हैं कि वे सबसे महंगी चीजों का मजा कैसे लें और मौज कैसे उड़ाएं। परन्तु याकूब चेतावनी देता है कि धनी लोग मोटे किए गए पशुओं के समान हैं। किसान कुछ पशुओं को बहुत अधिक भोजन खिलाते थे ताकि वे मोटे हो जाएँ। फिर किसान उन मोटे किए गए पशुओं को भोजन के लिए मार डालता था। इन पशुओं की तरह, धनी लोग परिश्रम नहीं करते, बल्कि मोटे होते जाते हैं। धनवान लोग परमेश्वर का आदर करने का प्रयास नहीं करते। इसके बजाय धनवान लोग वही करते हैं जिससे उन्हें आराम और सुख मिले, और इस प्रकार वे परमेश्वर की आज्ञा का उल्लंघन करते हैं। जिस दिन परमेश्वर लोगों का न्याय करेगा, वह किसान के पशुओं को मारने के दिन के समान होगा। परमेश्वर उन धनी लोगों का वैसे ही नाश करेगा जैसे किसान मोटे किए गए पशु को मार डालता है।</w:t>
+      </w:r>
+    </w:p>
+    <w:p>
+      <w:pPr/>
+      <w:r>
+        <w:rPr>
+          <w:lang w:val="hi_IN" w:bidi="hi_IN"/>
+        </w:rPr>
+      </w:r>
+      <w:r>
+        <w:rPr>
+          <w:lang w:val="hi_IN" w:bidi="hi_IN"/>
+        </w:rPr>
+        <w:t>यहाँ रुकें और किसी ऐसे पशु की कहानी सुनाएं जो खेत में रहता है और किसान के लिए काम करता है। कल्पना कीजिए कि वह पशु दूसरे पशुओं का भोजन चुरा लेता है, जिससे दूसरे पशुओं के पास पर्याप्त भोजन नहीं बचता। परन्तु जो पशु चोरी करता है, वह मोटा और आलसी हो जाता है। यह पशु अब और काम नहीं करना चाहता है! वह पशु कैसा महसूस करेगा? एक किसान ऐसे मोटे और काम न करने वाले पशु के साथ क्या कर सकता है? इस ऑडियो को यहाँ रोकें।</w:t>
+      </w:r>
+    </w:p>
+    <w:p>
+      <w:pPr/>
+      <w:r>
+        <w:rPr>
+          <w:lang w:val="hi_IN" w:bidi="hi_IN"/>
+        </w:rPr>
+      </w:r>
+      <w:r>
+        <w:rPr>
+          <w:lang w:val="hi_IN" w:bidi="hi_IN"/>
+        </w:rPr>
+        <w:t>धनी लोग कानून का भी उपयोग अनुचित ढंग से धन कमाने के लिए करते हैं। धनवान लोग अक्सर अगुवे होते हैं और न्यायाधीशों जैसे अन्य अगुवों के मित्र भी होते हैं। धनवान लोग अपनी शक्ति का उपयोग करके न्यायाधीशों और अगुवों को प्रभावित करते हैं ताकि वे दूसरों पर अत्याचार कर सकें। धनी लोग शायद गरीब लोगों को अदालत में ले जाते हैं। फिर धनवान लोग न्यायियों से कहते हैं कि वे निर्धन व्यक्ति को दोषी ठहराएँ, यहाँ तक कि उसे मृत्यु का दण्ड दें, जबकि उसने वह अपराध किया ही नहीं होता जो धनवान व्यक्ति ने उस पर आरोप लगाया गया है। ये निर्दोष लोग धनी लोगों का विरोध भी नहीं करते, क्योंकि ये निर्दोष लोग निर्बल और असहाय हैं।</w:t>
+      </w:r>
+      <w:r>
+        <w:rPr>
+          <w:lang w:val="hi_IN" w:bidi="hi_IN"/>
+        </w:rPr>
+      </w:r>
+    </w:p>
+    <w:p>
+      <w:pPr>
+        <w:pStyle w:val="Heading3"/>
+      </w:pPr>
+      <w:r>
+        <w:rPr>
+          <w:lang w:val="hi_IN" w:bidi="hi_IN"/>
+        </w:rPr>
+        <w:t>घटनाओं को समझाना</w:t>
+      </w:r>
+    </w:p>
+    <w:p>
+      <w:pPr/>
+      <w:r>
+        <w:rPr>
+          <w:lang w:val="hi_IN" w:bidi="hi_IN"/>
+        </w:rPr>
+      </w:r>
+      <w:r>
+        <w:rPr>
+          <w:lang w:val="hi_IN" w:bidi="hi_IN"/>
+        </w:rPr>
+        <w:t>याकूब 5:1–6 का ऑडियो संस्करण सबसे आसानी से समझ में आने वाले अनुवाद में सुनें।</w:t>
+      </w:r>
+    </w:p>
+    <w:p>
+      <w:pPr/>
+      <w:r>
+        <w:rPr>
+          <w:lang w:val="hi_IN" w:bidi="hi_IN"/>
+        </w:rPr>
+      </w:r>
+      <w:r>
+        <w:rPr>
+          <w:lang w:val="hi_IN" w:bidi="hi_IN"/>
+        </w:rPr>
+        <w:t>इस ऑडियो को यहाँ रोकें।</w:t>
+      </w:r>
+    </w:p>
+    <w:p>
+      <w:pPr/>
+      <w:r>
+        <w:rPr>
+          <w:lang w:val="hi_IN" w:bidi="hi_IN"/>
+        </w:rPr>
+      </w:r>
+      <w:r>
+        <w:rPr>
+          <w:lang w:val="hi_IN" w:bidi="hi_IN"/>
+        </w:rPr>
+        <w:t>इस चरण में, समूह इस भाग के हिस्सों, पात्रों और परिवेश को परिभाषित करेगा। फिर समूह इस भाग को अपने मन में समझने की कोशिश करेगा।</w:t>
+      </w:r>
+    </w:p>
+    <w:p>
+      <w:pPr/>
+      <w:r>
+        <w:rPr>
+          <w:lang w:val="hi_IN" w:bidi="hi_IN"/>
+        </w:rPr>
+      </w:r>
+      <w:r>
+        <w:rPr>
+          <w:lang w:val="hi_IN" w:bidi="hi_IN"/>
+        </w:rPr>
+        <w:t xml:space="preserve">इस भाग में तीन हिस्से हैं। </w:t>
+      </w:r>
+    </w:p>
+    <w:p>
+      <w:pPr/>
+      <w:r>
+        <w:rPr>
+          <w:lang w:val="hi_IN" w:bidi="hi_IN"/>
+        </w:rPr>
+      </w:r>
+      <w:r>
+        <w:rPr>
+          <w:b/>
+          <w:lang w:val="hi_IN" w:bidi="hi_IN"/>
+        </w:rPr>
+        <w:t>पहले भाग में:</w:t>
+      </w:r>
+      <w:r>
+        <w:rPr>
+          <w:lang w:val="hi_IN" w:bidi="hi_IN"/>
+        </w:rPr>
+        <w:t xml:space="preserve"> याकूब धनी लोगों से कहता है कि वे शोक करें, क्योंकि उनका धन न केवल अस्थायी है, बल्कि बेकार भी है। जब परमेश्वर सभी लोगों का न्याय करता है, तो धनी लोगों का धन धनी लोगों की मदद नहीं कर सकता। वास्तव में, उनका धन ही धनी लोगों के विरुद्ध साक्षी होगा।</w:t>
+      </w:r>
+    </w:p>
+    <w:p>
+      <w:pPr/>
+      <w:r>
+        <w:rPr>
+          <w:lang w:val="hi_IN" w:bidi="hi_IN"/>
+        </w:rPr>
+      </w:r>
+      <w:r>
+        <w:rPr>
+          <w:b/>
+          <w:lang w:val="hi_IN" w:bidi="hi_IN"/>
+        </w:rPr>
+        <w:t>दूसरे भाग में:</w:t>
+      </w:r>
+      <w:r>
+        <w:rPr>
+          <w:lang w:val="hi_IN" w:bidi="hi_IN"/>
+        </w:rPr>
+        <w:t xml:space="preserve"> याकूब धनी लोगों पर उनके मजदूरों के साथ छल करने के तरीके के कारण आरोप लगाता है। याकूब धनी लोगों को चेतावनी देता है कि परमेश्वर जानता है कि धनी लोग क्या करते हैं।</w:t>
+      </w:r>
+    </w:p>
+    <w:p>
+      <w:pPr/>
+      <w:r>
+        <w:rPr>
+          <w:lang w:val="hi_IN" w:bidi="hi_IN"/>
+        </w:rPr>
+      </w:r>
+      <w:r>
+        <w:rPr>
+          <w:b/>
+          <w:lang w:val="hi_IN" w:bidi="hi_IN"/>
+        </w:rPr>
+        <w:t>तीसरे भाग में:</w:t>
+      </w:r>
+      <w:r>
+        <w:rPr>
+          <w:lang w:val="hi_IN" w:bidi="hi_IN"/>
+        </w:rPr>
+        <w:t xml:space="preserve"> याकूब धनी लोगों को चेतावनी देता है कि जिस तरह वे जीवन जीते हैं, वह परमेश्वर को उन्हें दण्ड देने के लिए प्रेरित करेगा, जैसे किसान मोटे किए गए पशु को मारेगा।</w:t>
+      </w:r>
+    </w:p>
+    <w:p>
+      <w:pPr/>
+      <w:r>
+        <w:rPr>
+          <w:lang w:val="hi_IN" w:bidi="hi_IN"/>
+        </w:rPr>
+      </w:r>
+      <w:r>
+        <w:rPr>
+          <w:lang w:val="hi_IN" w:bidi="hi_IN"/>
+        </w:rPr>
+        <w:t>इस भाग के पात्र हैं:</w:t>
+      </w:r>
+    </w:p>
+    <w:p>
+      <w:pPr>
+        <w:pStyle w:val="ListBullet"/>
+        <w:spacing w:line="240" w:lineRule="auto"/>
+        <w:ind w:left="720"/>
+      </w:pPr>
+      <w:r>
+        <w:rPr>
+          <w:lang w:val="hi_IN" w:bidi="hi_IN"/>
+        </w:rPr>
+      </w:r>
+      <w:r>
+        <w:rPr>
+          <w:lang w:val="hi_IN" w:bidi="hi_IN"/>
+        </w:rPr>
+        <w:t>याकूब</w:t>
+      </w:r>
+    </w:p>
+    <w:p>
+      <w:pPr>
+        <w:pStyle w:val="ListBullet"/>
+        <w:spacing w:line="240" w:lineRule="auto"/>
+        <w:ind w:left="720"/>
+      </w:pPr>
+      <w:r>
+        <w:rPr>
+          <w:lang w:val="hi_IN" w:bidi="hi_IN"/>
+        </w:rPr>
+      </w:r>
+      <w:r>
+        <w:rPr>
+          <w:lang w:val="hi_IN" w:bidi="hi_IN"/>
+        </w:rPr>
+        <w:t>वे विश्वासी जो इस पत्र को सुनते हैं</w:t>
+      </w:r>
+    </w:p>
+    <w:p>
+      <w:pPr>
+        <w:pStyle w:val="ListBullet"/>
+        <w:spacing w:line="240" w:lineRule="auto"/>
+        <w:ind w:left="720"/>
+      </w:pPr>
+      <w:r>
+        <w:rPr>
+          <w:lang w:val="hi_IN" w:bidi="hi_IN"/>
+        </w:rPr>
+      </w:r>
+      <w:r>
+        <w:rPr>
+          <w:lang w:val="hi_IN" w:bidi="hi_IN"/>
+        </w:rPr>
+        <w:t>वे धनी लोग जो बुरे तरीके से कार्य करते हैं</w:t>
+      </w:r>
+    </w:p>
+    <w:p>
+      <w:pPr>
+        <w:pStyle w:val="ListBullet"/>
+        <w:spacing w:line="240" w:lineRule="auto"/>
+        <w:ind w:left="720"/>
+      </w:pPr>
+      <w:r>
+        <w:rPr>
+          <w:lang w:val="hi_IN" w:bidi="hi_IN"/>
+        </w:rPr>
+      </w:r>
+      <w:r>
+        <w:rPr>
+          <w:lang w:val="hi_IN" w:bidi="hi_IN"/>
+        </w:rPr>
+        <w:t>मजदूर</w:t>
+      </w:r>
+    </w:p>
+    <w:p>
+      <w:pPr>
+        <w:pStyle w:val="ListBullet"/>
+        <w:spacing w:line="240" w:lineRule="auto"/>
+        <w:ind w:left="720"/>
+      </w:pPr>
+      <w:r>
+        <w:rPr>
+          <w:lang w:val="hi_IN" w:bidi="hi_IN"/>
+        </w:rPr>
+      </w:r>
+      <w:r>
+        <w:rPr>
+          <w:lang w:val="hi_IN" w:bidi="hi_IN"/>
+        </w:rPr>
+        <w:t>और निर्दोष लोग</w:t>
+      </w:r>
+    </w:p>
+    <w:p>
+      <w:pPr/>
+      <w:r>
+        <w:rPr>
+          <w:lang w:val="hi_IN" w:bidi="hi_IN"/>
+        </w:rPr>
+      </w:r>
+      <w:r>
+        <w:rPr>
+          <w:lang w:val="hi_IN" w:bidi="hi_IN"/>
+        </w:rPr>
+        <w:t>समूह में, भाग के परिवेश के इन हिस्सों पर ध्यान दें:</w:t>
+      </w:r>
+    </w:p>
+    <w:p>
+      <w:pPr/>
+      <w:r>
+        <w:rPr>
+          <w:lang w:val="hi_IN" w:bidi="hi_IN"/>
+        </w:rPr>
+      </w:r>
+      <w:r>
+        <w:rPr>
+          <w:lang w:val="hi_IN" w:bidi="hi_IN"/>
+        </w:rPr>
+        <w:t>इस पूरे भाग में, याकूब धनी लोगों से बात करता है। ध्यान दें कि याकूब इन धनी लोगों को भाई नहीं कहता, और न ही याकूब इन लोगों से पश्चाताप करने या अपने व्यवहार को बदलने के लिए कहता है। इसलिए, ये धनी लोग शायद वास्तव में विश्वासी नहीं हैं, भले ही कुछ लोग ऐसा होने का दिखावा कर सकते हैं। जब कोई इस पत्र को पढ़कर सुनाता है, तो हो सकता है कि ये धनवान लोग विश्वासियों के साथ न हों। याकूब धनी लोगों के बारे में बात करता है ताकि विश्वासियों को प्रोत्साहित किया जा सके कि परमेश्वर जानता है कि धनी लोगों ने किस तरह का व्यवहार किया है। परमेश्वर उन धनवानों का न्याय करेगा जो बुरा आचरण करते हैं। परंतु याकूब विश्वासियों को यह चेतावनी भी देता है कि वे इन धनवानों जैसा आचरण न करें। याकूब कड़े शब्दों का उपयोग करता है और परमेश्वर के न्याय के भयानक चित्रों का वर्णन करता है। याकूब चाहता है कि विश्वासी समझें कि यह चेतावनी कितनी गंभीर है।</w:t>
+      </w:r>
+    </w:p>
+    <w:p>
+      <w:pPr/>
+      <w:r>
+        <w:rPr>
+          <w:lang w:val="hi_IN" w:bidi="hi_IN"/>
+        </w:rPr>
+      </w:r>
+      <w:r>
+        <w:rPr>
+          <w:lang w:val="hi_IN" w:bidi="hi_IN"/>
+        </w:rPr>
+        <w:t>पहले भाग को शुरू करते हुए याकूब धनवानों से सुनने और ध्यान देने के लिए कहता है। याकूब कहता है कि वह धनवानों से बात करता है, परंतु ध्यान दें कि वह उन्हें केवल धनवान होने के कारण दोषी नहीं ठहराता। याकूब उन्हें उनके बुरे कामों के कारण दोषी ठहराता है। इसलिए याकूब उन धनवानों से बात करता है जो बुरा आचरण करते हैं।</w:t>
+      </w:r>
+    </w:p>
+    <w:p>
+      <w:pPr/>
+      <w:r>
+        <w:rPr>
+          <w:lang w:val="hi_IN" w:bidi="hi_IN"/>
+        </w:rPr>
+      </w:r>
+      <w:r>
+        <w:rPr>
+          <w:lang w:val="hi_IN" w:bidi="hi_IN"/>
+        </w:rPr>
+        <w:t>याकूब इन धनवानों से कहता है कि वे रोएँ और विलाप करें, जो एक ही बात कहने के दो तरीके हैं। यह वह तरीका है जिससे लोग गहरे शोक को प्रकट करने के लिए ऊँचे स्वर में विलाप करते हैं। इन लोगों को आने वाली विपत्ति या घोर संताप के कारण रोना चाहिए, जिसके द्वारा परमेश्वर उन्हें दंड देगा।</w:t>
+      </w:r>
+    </w:p>
+    <w:p>
+      <w:pPr/>
+      <w:r>
+        <w:rPr>
+          <w:lang w:val="hi_IN" w:bidi="hi_IN"/>
+        </w:rPr>
+      </w:r>
+      <w:r>
+        <w:rPr>
+          <w:lang w:val="hi_IN" w:bidi="hi_IN"/>
+        </w:rPr>
+        <w:t>यहाँ रुकें और समूह में इस प्रश्न पर चर्चा करें: एक ऐसी कहानी सुनाएं जब कोई व्यक्ति किसी बहुत ही भयानक घटना के कारण अत्यंत दुखी हो गया था। उस व्यक्ति ने कैसे दिखाया कि वह बहुत दुखी और परेशान था? दुख प्रकट करने के लिए लोगों के ज़ोर-ज़ोर से रोने के तरीके के लिए आपके पास कौन से शब्द हैं? इस ऑडियो को यहाँ रोकें।</w:t>
+      </w:r>
+    </w:p>
+    <w:p>
+      <w:pPr/>
+      <w:r>
+        <w:rPr>
+          <w:lang w:val="hi_IN" w:bidi="hi_IN"/>
+        </w:rPr>
+      </w:r>
+      <w:r>
+        <w:rPr>
+          <w:lang w:val="hi_IN" w:bidi="hi_IN"/>
+        </w:rPr>
+        <w:t>इसके बाद याकूब बताता है कि धनवानों के धन का क्या होता है। धन वैसे ही मिट जाएगा जैसे भोजन सड़कर समाप्त हो जाता है। कीड़े वस्त्रों को, जो कि सुंदर वस्त्र हैं, खा जाते हैं। सोना और चांदी जैसी मूल्यवान धातुओं पर जंग लग जाता है। धन निश्चय ही धनवानों की सहायता नहीं करेगा, इसलिए याकूब धन के विषय में ऐसे बात करता है मानो वह पहले ही समाप्त हो चुका हो। कुछ अनुवाद कहते हैं "तुम्हारा धन नष्ट हो जाएगा," क्योंकि यह निश्चय ही होगा। कुछ अनुवाद कहते हैं "तुम्हारा धन नष्ट हो चुका है," यह दिखाने के लिए कि यद्यपि धनवानों के पास अब धन है, परंतु वह धन व्यर्थ है। अन्य अनुवाद यह दिखाने के लिए कि धनवानों का धन व्यर्थ है, कहते हैं "तुम्हारा धन नष्ट होता है।"</w:t>
+      </w:r>
+    </w:p>
+    <w:p>
+      <w:pPr/>
+      <w:r>
+        <w:rPr>
+          <w:lang w:val="hi_IN" w:bidi="hi_IN"/>
+        </w:rPr>
+      </w:r>
+      <w:r>
+        <w:rPr>
+          <w:lang w:val="hi_IN" w:bidi="hi_IN"/>
+        </w:rPr>
+        <w:t>यहाँ रुकें और समूह में इस प्रश्न पर चर्चा करें: आपकी भाषा में, आप इस विषय में कैसे बात करते हैं कि कोई बात निश्चय ही घटेगी? एक गतिविधि के रूप में, किसी ऐसी बात पर चर्चा करें जो निश्चय ही घटेगी, जैसे कि यदि आप पत्थर को गिराएंगे तो वह अवश्य गिरेगा। चर्चा करें कि आप याकूब के इस कथन का अनुवाद कैसे करना चाहते हैं कि धन सड़ता है, कीड़े सुंदर वस्त्रों को खा जाते हैं, और मूल्यवान धातुओं पर मोर्चा लगता है। इस ऑडियो को यहाँ रोकें।</w:t>
+      </w:r>
+    </w:p>
+    <w:p>
+      <w:pPr/>
+      <w:r>
+        <w:rPr>
+          <w:lang w:val="hi_IN" w:bidi="hi_IN"/>
+        </w:rPr>
+      </w:r>
+      <w:r>
+        <w:rPr>
+          <w:lang w:val="hi_IN" w:bidi="hi_IN"/>
+        </w:rPr>
+        <w:t>याकूब सोने और चांदी पर लगे जंग की चर्चा ऐसे करता है मानो जंग न्यायालय में साक्षी देने वाला कोई व्यक्ति हो। जब कोई व्यक्ति सोने या चाँदी पर जंग देखता है, तो वह जानता है कि स्वामी ने अपने धन की देखभाल नहीं की। इसलिए, जंग इस बात का प्रमाण देता है कि लोगों ने अपने धन का सही उपयोग नहीं किया। तब परमेश्वर उस प्रमाण के कारण धनवानों को दण्ड देगा। इस प्रकार जंग लोगों को हानि पहुँचाता है। याकूब कहता है कि जंग मनुष्य के देह को आग के समान "खा जाता है" या काटता है। जंग उस बुरे ढंग को दर्शाता है जिससे कोई धनवान अपने धन का उपयोग करता है। किसी व्यक्ति का देह या शरीर उस व्यक्ति का प्रतिनिधित्व करता है। इसलिए याकूब का अर्थ यह है कि एक धनवान व्यक्ति जिस बुरे तरीके से अपने धन का उपयोग करता है, वह आखिरकार उस धनवान व्यक्ति को ही नष्ट कर देगा।</w:t>
+      </w:r>
+    </w:p>
+    <w:p>
+      <w:pPr/>
+      <w:r>
+        <w:rPr>
+          <w:lang w:val="hi_IN" w:bidi="hi_IN"/>
+        </w:rPr>
+      </w:r>
+      <w:r>
+        <w:rPr>
+          <w:lang w:val="hi_IN" w:bidi="hi_IN"/>
+        </w:rPr>
+        <w:t>यहाँ रुकें और समूह में इस प्रश्न पर चर्चा करें: उस समय की कहानी सुनाएँ जब आपको कोई ऐसा साक्ष्य मिला जिससे किसी बात का पता चला हो, जैसे आपने पैरों के गंदे निशान देखे हों जिनसे पता चला कि कोई साफ़ घर के अंदर से चलकर गया था। उस प्रमाण से आपने क्या जाना कि उस व्यक्ति ने कैसे कार्य किया था या क्या सोचा था? जो वस्तु आपने पाई, वह किसी व्यक्ति के कार्यों के बारे में कुछ दर्शाती है, इस बारे में आप कैसे बात करते हैं? इस ऑडियो को यहाँ रोकें।</w:t>
+      </w:r>
+    </w:p>
+    <w:p>
+      <w:pPr/>
+      <w:r>
+        <w:rPr>
+          <w:lang w:val="hi_IN" w:bidi="hi_IN"/>
+        </w:rPr>
+      </w:r>
+      <w:r>
+        <w:rPr>
+          <w:lang w:val="hi_IN" w:bidi="hi_IN"/>
+        </w:rPr>
+        <w:t>याकूब दूसरे भाग का आरंभ एक अन्य आज्ञा के साथ करता है "ध्यान दो!" याकूब अब बताता है कि धनवान अपने मजदूरों को कैसे ठगते हैं। याकूब दिन भर के काम की मजदूरी के बारे में ऐसे बात करता है मानो वह मजदूरी ऐसे लोग हों जो पुकारते हैं। यहाँ, पुकारने का अर्थ है ऊँचे स्वर में विरोध करना या शिकायत करना कि कुछ अनुचित है। मजदूरी यह कहती है कि धनवान व्यक्ति को मजदूरों को भुगतान करना चाहिए था। फिर याकूब कहता है कि फसल काटने वाले दोहाई देते हैं। फसल काटने वाले और मजदूर एक ही लोग हैं। कटाई करने वाले वे मजदूर हैं जो अनाज काटते हैं और उसे खेत से हटाने के लिए एकत्र करते हैं।</w:t>
+      </w:r>
+    </w:p>
+    <w:p>
+      <w:pPr/>
+      <w:r>
+        <w:rPr>
+          <w:lang w:val="hi_IN" w:bidi="hi_IN"/>
+        </w:rPr>
+      </w:r>
+      <w:r>
+        <w:rPr>
+          <w:lang w:val="hi_IN" w:bidi="hi_IN"/>
+        </w:rPr>
+        <w:t>याकूब कहता है कि फसल काटने वालों की पुकार प्रभु के कानों तक पहुँच गई है। प्रभु फसल काटने वालों की बात उतनी ही स्पष्टता से सुन सकता है जितनी स्पष्टता से आप किसी को तब सुन पाते हैं जब वह सीधे आपके कान के पास बोलता है। उस दौर में, लोग अक्सर किसी चीज़ के एक हिस्से का उपयोग पूरी चीज़ को दर्शाने के लिए करते थे। कान अपने आप नहीं सुनते। जब याकूब प्रभु के कान कहता है, तो याकूब का अर्थ प्रभु है, जिसके पास मजदूरों की सुनने की क्षमता है। याकूब परमेश्वर को "सेनाओं के यहोवा" या "स्वर्ग के सेनाओं के प्रभु" कहकर संबोधित करता है। इसका अर्थ है कि परमेश्वर प्रत्येक शक्ति और आत्मा का स्वामी है।</w:t>
+      </w:r>
+    </w:p>
+    <w:p>
+      <w:pPr/>
+      <w:r>
+        <w:rPr>
+          <w:lang w:val="hi_IN" w:bidi="hi_IN"/>
+        </w:rPr>
+      </w:r>
+      <w:r>
+        <w:rPr>
+          <w:lang w:val="hi_IN" w:bidi="hi_IN"/>
+        </w:rPr>
+        <w:t>यहाँ रुकें और समूह में इस प्रश्न पर चर्चा करें: आप इस बारे में कैसे बात करते हैं कि कोई व्यक्ति किसी बात को कैसे सुनता है? चर्चा करें कि आप याकूब के इस कथन का अनुवाद कैसे करना चाहते हैं कि पुकारें प्रभु के कानों तक पहुँचती हैं या आती हैं। चूँकि कान प्रभु को समग्र रूप में दर्शाता है, आप यह भी कह सकते हैं कि प्रभु फसल काटने वालों की पुकार सुनते हैं। इस ऑडियो को यहाँ रोकें।</w:t>
+      </w:r>
+    </w:p>
+    <w:p>
+      <w:pPr/>
+      <w:r>
+        <w:rPr>
+          <w:lang w:val="hi_IN" w:bidi="hi_IN"/>
+        </w:rPr>
+      </w:r>
+      <w:r>
+        <w:rPr>
+          <w:lang w:val="hi_IN" w:bidi="hi_IN"/>
+        </w:rPr>
+        <w:t>तीसरे भाग में, याकूब कहता है कि धनवानों के जीने के ढंग का अंत बुरा होगा। धनवान विलासिता और सुख-भोग में जीते हैं, जिसका अर्थ है कि वे एक आसान जीवन जीते हैं और उनके पास अपनी पसंद की हर चीज़ होती है, लेकिन उन्हें कोई कठिन परिश्रम नहीं करना पड़ता। यह पृथ्वी पर धनवानों के जीने का ढंग है, और वे इस बात पर ध्यान नहीं देते कि परमेश्वर द्वारा सब मनुष्यों का न्याय किए जाने के पश्चात वे कैसे जीएँगे।</w:t>
+      </w:r>
+    </w:p>
+    <w:p>
+      <w:pPr/>
+      <w:r>
+        <w:rPr>
+          <w:lang w:val="hi_IN" w:bidi="hi_IN"/>
+        </w:rPr>
+      </w:r>
+      <w:r>
+        <w:rPr>
+          <w:lang w:val="hi_IN" w:bidi="hi_IN"/>
+        </w:rPr>
+        <w:t>याकूब कहता है कि धनवान लोग अपने मनों को मोटा करते हैं। यहाँ, मन पूरे व्यक्ति को दर्शाता है। याकूब का अर्थ यह है कि धनवान परमेश्वर को प्रसन्न करने के स्थान पर अपने सुख-आराम पर ध्यान देना चुनते हैं। याकूब धनवानों की तुलना पशुओं से करता है। दोनों मोटे हो जाते हैं। धनवान लोग काम नहीं करते, इसलिए वे मोटे हो जाते हैं। पशु भी काम नहीं करते और मोटे हो जाते हैं। किसान एक दिन भोजन के लिए पशु का वध करेंगे, और परमेश्वर एक दिन धनवानों को दंड देगा। किसान वध या हत्या के दिन मारता है, जो उस दिन के समान है जब परमेश्वर लोगों का न्याय करेगा।</w:t>
+      </w:r>
+    </w:p>
+    <w:p>
+      <w:pPr/>
+      <w:r>
+        <w:rPr>
+          <w:lang w:val="hi_IN" w:bidi="hi_IN"/>
+        </w:rPr>
+      </w:r>
+      <w:r>
+        <w:rPr>
+          <w:lang w:val="hi_IN" w:bidi="hi_IN"/>
+        </w:rPr>
+        <w:t>यहाँ रुकें और समूह में इस प्रश्न पर चर्चा करें: लोग परमेश्वर को प्रसन्न करने के स्थान पर अपने सुख-आराम पर कैसे ध्यान केंद्रित करते हैं, इसे आप अपनी भाषा में कैसे व्यक्त करते हैं? उस समय को आप क्या कहते हैं जब कोई किसान भोजन के लिए पशु का वध करता है? इस ऑडियो को यहाँ रोकें।</w:t>
+      </w:r>
+    </w:p>
+    <w:p>
+      <w:pPr/>
+      <w:r>
+        <w:rPr>
+          <w:lang w:val="hi_IN" w:bidi="hi_IN"/>
+        </w:rPr>
+      </w:r>
+      <w:r>
+        <w:rPr>
+          <w:lang w:val="hi_IN" w:bidi="hi_IN"/>
+        </w:rPr>
+        <w:t>याकूब कहता है कि धनवान निर्दोष लोगों को दोषी ठहराते हैं और उनका वध भी करते हैं। किसी को दोषी ठहराने का अर्थ है यह घोषित करना कि वह अपराधी है और यह निश्चित करना कि उसे क्या दंड दिया जाए। शायद धनवानों ने स्वयं निर्दोष लोगों को दोषी नहीं ठहराया और न ही उनकी हत्या की। इसकी अधिक संभावना है कि धनवानों ने लोगों को दोषी ठहराने और प्राणदंड दिलवाने के लिए न्यायियों का सहारा लिया। ये निर्दोष या धर्मी लोग सामान्य लोग हैं जो व्यवस्था का पालन करते हैं और वे काम नहीं करते जिनका दोष धनवान उन पर लगाते हैं। ये निर्दोष लोग धनवानों का विरोध भी नहीं करते।</w:t>
+      </w:r>
+    </w:p>
+    <w:p>
+      <w:pPr/>
+      <w:r>
+        <w:rPr>
+          <w:lang w:val="hi_IN" w:bidi="hi_IN"/>
+        </w:rPr>
+      </w:r>
+      <w:r>
+        <w:rPr>
+          <w:lang w:val="hi_IN" w:bidi="hi_IN"/>
+        </w:rPr>
+        <w:t>अब समूह को इस भाग और इसमें होने वाली घटनाओं को समझने के लिए चित्र बनाना, कथापट तैयार करना या वस्तुओं का इस्तेमाल करना चाहिए।</w:t>
+      </w:r>
+      <w:r>
+        <w:rPr>
+          <w:lang w:val="hi_IN" w:bidi="hi_IN"/>
+        </w:rPr>
+      </w:r>
+    </w:p>
+    <w:p>
+      <w:pPr>
+        <w:pStyle w:val="Heading3"/>
+      </w:pPr>
+      <w:r>
+        <w:rPr>
+          <w:lang w:val="hi_IN" w:bidi="hi_IN"/>
+        </w:rPr>
+        <w:t>पाठ को नाटकीय रूप देना</w:t>
+      </w:r>
+    </w:p>
+    <w:p>
+      <w:pPr/>
+      <w:r>
+        <w:rPr>
+          <w:lang w:val="hi_IN" w:bidi="hi_IN"/>
+        </w:rPr>
+      </w:r>
+      <w:r>
+        <w:rPr>
+          <w:lang w:val="hi_IN" w:bidi="hi_IN"/>
+        </w:rPr>
+        <w:t>याकूब 5:1–6 का ऑडियो संस्करण सबसे आसानी से समझ में आने वाले अनुवाद में सुनें।</w:t>
+      </w:r>
+    </w:p>
+    <w:p>
+      <w:pPr/>
+      <w:r>
+        <w:rPr>
+          <w:lang w:val="hi_IN" w:bidi="hi_IN"/>
+        </w:rPr>
+      </w:r>
+      <w:r>
+        <w:rPr>
+          <w:lang w:val="hi_IN" w:bidi="hi_IN"/>
+        </w:rPr>
+        <w:t>इस ऑडियो को यहाँ रोकें।</w:t>
+      </w:r>
+    </w:p>
+    <w:p>
+      <w:pPr/>
+      <w:r>
+        <w:rPr>
+          <w:lang w:val="hi_IN" w:bidi="hi_IN"/>
+        </w:rPr>
+      </w:r>
+      <w:r>
+        <w:rPr>
+          <w:lang w:val="hi_IN" w:bidi="hi_IN"/>
+        </w:rPr>
+        <w:t>इस चरण में, समूह इस भाग को नाटक के रूप में प्रस्तुत करेगा।</w:t>
+      </w:r>
+    </w:p>
+    <w:p>
+      <w:pPr/>
+      <w:r>
+        <w:rPr>
+          <w:lang w:val="hi_IN" w:bidi="hi_IN"/>
+        </w:rPr>
+      </w:r>
+      <w:r>
+        <w:rPr>
+          <w:lang w:val="hi_IN" w:bidi="hi_IN"/>
+        </w:rPr>
+        <w:t xml:space="preserve">इस भाग में तीन हिस्से हैं। </w:t>
+      </w:r>
+    </w:p>
+    <w:p>
+      <w:pPr/>
+      <w:r>
+        <w:rPr>
+          <w:lang w:val="hi_IN" w:bidi="hi_IN"/>
+        </w:rPr>
+      </w:r>
+      <w:r>
+        <w:rPr>
+          <w:lang w:val="hi_IN" w:bidi="hi_IN"/>
+        </w:rPr>
+        <w:t>इस भाग के पात्र हैं:</w:t>
+      </w:r>
+    </w:p>
+    <w:p>
+      <w:pPr>
+        <w:pStyle w:val="ListBullet"/>
+        <w:spacing w:line="240" w:lineRule="auto"/>
+        <w:ind w:left="720"/>
+      </w:pPr>
+      <w:r>
+        <w:rPr>
+          <w:lang w:val="hi_IN" w:bidi="hi_IN"/>
+        </w:rPr>
+      </w:r>
+      <w:r>
+        <w:rPr>
+          <w:lang w:val="hi_IN" w:bidi="hi_IN"/>
+        </w:rPr>
+        <w:t>याकूब</w:t>
+      </w:r>
+    </w:p>
+    <w:p>
+      <w:pPr>
+        <w:pStyle w:val="ListBullet"/>
+        <w:spacing w:line="240" w:lineRule="auto"/>
+        <w:ind w:left="720"/>
+      </w:pPr>
+      <w:r>
+        <w:rPr>
+          <w:lang w:val="hi_IN" w:bidi="hi_IN"/>
+        </w:rPr>
+      </w:r>
+      <w:r>
+        <w:rPr>
+          <w:lang w:val="hi_IN" w:bidi="hi_IN"/>
+        </w:rPr>
+        <w:t>वे विश्वासी जो इस पत्र को सुनते हैं</w:t>
+      </w:r>
+    </w:p>
+    <w:p>
+      <w:pPr>
+        <w:pStyle w:val="ListBullet"/>
+        <w:spacing w:line="240" w:lineRule="auto"/>
+        <w:ind w:left="720"/>
+      </w:pPr>
+      <w:r>
+        <w:rPr>
+          <w:lang w:val="hi_IN" w:bidi="hi_IN"/>
+        </w:rPr>
+      </w:r>
+      <w:r>
+        <w:rPr>
+          <w:lang w:val="hi_IN" w:bidi="hi_IN"/>
+        </w:rPr>
+        <w:t>जो अमीर लोग बुरे तरीके से काम करते हैं</w:t>
+      </w:r>
+    </w:p>
+    <w:p>
+      <w:pPr>
+        <w:pStyle w:val="ListBullet"/>
+        <w:spacing w:line="240" w:lineRule="auto"/>
+        <w:ind w:left="720"/>
+      </w:pPr>
+      <w:r>
+        <w:rPr>
+          <w:lang w:val="hi_IN" w:bidi="hi_IN"/>
+        </w:rPr>
+      </w:r>
+      <w:r>
+        <w:rPr>
+          <w:lang w:val="hi_IN" w:bidi="hi_IN"/>
+        </w:rPr>
+        <w:t>मजदूर</w:t>
+      </w:r>
+    </w:p>
+    <w:p>
+      <w:pPr>
+        <w:pStyle w:val="ListBullet"/>
+        <w:spacing w:line="240" w:lineRule="auto"/>
+        <w:ind w:left="720"/>
+      </w:pPr>
+      <w:r>
+        <w:rPr>
+          <w:lang w:val="hi_IN" w:bidi="hi_IN"/>
+        </w:rPr>
+      </w:r>
+      <w:r>
+        <w:rPr>
+          <w:lang w:val="hi_IN" w:bidi="hi_IN"/>
+        </w:rPr>
+        <w:t>और निर्दोष लोग</w:t>
+      </w:r>
+    </w:p>
+    <w:p>
+      <w:pPr/>
+      <w:r>
+        <w:rPr>
+          <w:lang w:val="hi_IN" w:bidi="hi_IN"/>
+        </w:rPr>
+      </w:r>
+      <w:r>
+        <w:rPr>
+          <w:lang w:val="hi_IN" w:bidi="hi_IN"/>
+        </w:rPr>
+        <w:t>समूह में, इस भाग का अभिनय दो बार करें। आपको अपनी भाषा में इस भाग का अभिनय करना चाहिए।</w:t>
+      </w:r>
+    </w:p>
+    <w:p>
+      <w:pPr/>
+      <w:r>
+        <w:rPr>
+          <w:lang w:val="hi_IN" w:bidi="hi_IN"/>
+        </w:rPr>
+      </w:r>
+      <w:r>
+        <w:rPr>
+          <w:lang w:val="hi_IN" w:bidi="hi_IN"/>
+        </w:rPr>
+        <w:t>सबसे पहले, बिना रुके इस भाग का अभिनय करें। इस भाग के संवाद, प्रवाह, कथानक और घटनाओं के क्रम पर ध्यान दें। यह सुनिश्चित करें कि आप इस भाग के कठिन या महत्वपूर्ण हिस्सों का अभिनय करना न छोड़ें। इस भाग के हर हिस्से को याद करने में एक दूसरे की सहायता करें।</w:t>
+      </w:r>
+    </w:p>
+    <w:p>
+      <w:pPr/>
+      <w:r>
+        <w:rPr>
+          <w:lang w:val="hi_IN" w:bidi="hi_IN"/>
+        </w:rPr>
+      </w:r>
+      <w:r>
+        <w:rPr>
+          <w:lang w:val="hi_IN" w:bidi="hi_IN"/>
+        </w:rPr>
+        <w:t>इस ऑडियो को यहाँ रोकें और इस भाग का अभिनय करें।</w:t>
+      </w:r>
+    </w:p>
+    <w:p>
+      <w:pPr/>
+      <w:r>
+        <w:rPr>
+          <w:lang w:val="hi_IN" w:bidi="hi_IN"/>
+        </w:rPr>
+      </w:r>
+      <w:r>
+        <w:rPr>
+          <w:lang w:val="hi_IN" w:bidi="hi_IN"/>
+        </w:rPr>
+        <w:t>समूह को इस भाग का अभिनय दूसरी बार करना चाहिए। नाटक में कुछ जगहों पर, अभिनय को रोकें और पात्र निभाने वाले व्यक्ति से पूछें, "आप क्या महसूस कर रहे हैं या क्या सोच रहे हैं?" पात्र की भूमिका निभा रहे व्यक्ति को यह बताना चाहिए कि यदि वह उस पात्र के स्थान पर होता, तो वह क्या महसूस करता या क्या सोचता। उसके बाद नाटक को जारी रखें।</w:t>
+      </w:r>
+    </w:p>
+    <w:p>
+      <w:pPr/>
+      <w:r>
+        <w:rPr>
+          <w:lang w:val="hi_IN" w:bidi="hi_IN"/>
+        </w:rPr>
+      </w:r>
+      <w:r>
+        <w:rPr>
+          <w:lang w:val="hi_IN" w:bidi="hi_IN"/>
+        </w:rPr>
+        <w:t>इस ऑडियो को यहाँ रोकें और इस भाग का अभिनय दूसरी बार करें।</w:t>
+      </w:r>
+    </w:p>
+    <w:p>
+      <w:pPr/>
+      <w:r>
+        <w:rPr>
+          <w:lang w:val="hi_IN" w:bidi="hi_IN"/>
+        </w:rPr>
+      </w:r>
+      <w:r>
+        <w:rPr>
+          <w:lang w:val="hi_IN" w:bidi="hi_IN"/>
+        </w:rPr>
+        <w:t>नाटक का एक उदाहरण और संभावित प्रतिक्रियाएँ निम्नलिखित हैं।</w:t>
+      </w:r>
+    </w:p>
+    <w:p>
+      <w:pPr/>
+      <w:r>
+        <w:rPr>
+          <w:lang w:val="hi_IN" w:bidi="hi_IN"/>
+        </w:rPr>
+      </w:r>
+      <w:r>
+        <w:rPr>
+          <w:lang w:val="hi_IN" w:bidi="hi_IN"/>
+        </w:rPr>
+        <w:t>हे धनवानों मेरी सुनो! रोओ और विलाप करो क्योंकि तुम्हारे साथ भयानक बातें होंगी। तुम्हारा धन निश्चित रूप से बेकार हो जाएगा। कीड़े तुम्हारे कपड़ों को नष्ट कर देंगे। तुम्हारी बहुमूल्य धातु पर जंग लग जाएगा, और वह जंग तुम्हारे विरुद्ध इस बात का प्रमाण होगा कि तुम अपने धन को लेकर स्वार्थी रहे हो। यह ऐसा होगा मानो जंग ही तुम्हें वैसे नष्ट कर दे जैसे आग नष्ट करती है। तुम भविष्य के लिए धन जमा करते हो, लेकिन संसार का अंत जल्द ही होगा, और तब परमेश्वर लोगों का न्याय करेगा।</w:t>
+      </w:r>
+    </w:p>
+    <w:p>
+      <w:pPr/>
+      <w:r>
+        <w:rPr>
+          <w:lang w:val="hi_IN" w:bidi="hi_IN"/>
+        </w:rPr>
+      </w:r>
+      <w:r>
+        <w:rPr>
+          <w:lang w:val="hi_IN" w:bidi="hi_IN"/>
+        </w:rPr>
+        <w:t>अभिनय को रोकें। धनवानों की भूमिका निभाने वाले व्यक्ति से पूछें, "आप क्या महसूस कर रहे हैं या क्या सोच रहे हैं?" वह व्यक्ति ऐसे उत्तर दे सकता है:</w:t>
+      </w:r>
+    </w:p>
+    <w:p>
+      <w:pPr>
+        <w:pStyle w:val="ListBullet"/>
+        <w:spacing w:line="240" w:lineRule="auto"/>
+        <w:ind w:left="720"/>
+      </w:pPr>
+      <w:r>
+        <w:rPr>
+          <w:lang w:val="hi_IN" w:bidi="hi_IN"/>
+        </w:rPr>
+      </w:r>
+      <w:r>
+        <w:rPr>
+          <w:lang w:val="hi_IN" w:bidi="hi_IN"/>
+        </w:rPr>
+        <w:t>मुझे दूसरों और उनके परिवारों की देखभाल करने की आवश्यकता नहीं है। मुझे केवल अपने और अपने परिवार के बारे में सोचने की आवश्यकता है। मैं अपने धन का उपयोग केवल अपने सुख-साधनों के लिए करूँगा; या</w:t>
+      </w:r>
+    </w:p>
+    <w:p>
+      <w:pPr>
+        <w:pStyle w:val="ListBullet"/>
+        <w:spacing w:line="240" w:lineRule="auto"/>
+        <w:ind w:left="720"/>
+      </w:pPr>
+      <w:r>
+        <w:rPr>
+          <w:lang w:val="hi_IN" w:bidi="hi_IN"/>
+        </w:rPr>
+      </w:r>
+      <w:r>
+        <w:rPr>
+          <w:lang w:val="hi_IN" w:bidi="hi_IN"/>
+        </w:rPr>
+        <w:t>मैं बहुत बुद्धिमान हूँ। मैंने बहुत सारा धन और बहुमूल्य वस्तुएँ संचित कर रखा है ताकि मैं अपने संपूर्ण जीवन में सुख से रह सकूँ; या</w:t>
+      </w:r>
+    </w:p>
+    <w:p>
+      <w:pPr>
+        <w:pStyle w:val="ListBullet"/>
+        <w:spacing w:line="240" w:lineRule="auto"/>
+        <w:ind w:left="720"/>
+      </w:pPr>
+      <w:r>
+        <w:rPr>
+          <w:lang w:val="hi_IN" w:bidi="hi_IN"/>
+        </w:rPr>
+      </w:r>
+      <w:r>
+        <w:rPr>
+          <w:lang w:val="hi_IN" w:bidi="hi_IN"/>
+        </w:rPr>
+        <w:t>मैं अन्य लोगों की तुलना में अधिक धनी हूँ। इसका मतलब तो यह हुआ कि परमेश्वर मुझसे प्रसन्न है! मैंने ज़रूर कुछ ऐसा किया होगा जिससे मैं इन चीज़ों का हकदार बना।</w:t>
+      </w:r>
+    </w:p>
+    <w:p>
+      <w:pPr/>
+      <w:r>
+        <w:rPr>
+          <w:lang w:val="hi_IN" w:bidi="hi_IN"/>
+        </w:rPr>
+      </w:r>
+      <w:r>
+        <w:rPr>
+          <w:lang w:val="hi_IN" w:bidi="hi_IN"/>
+        </w:rPr>
+        <w:t>याकूब की भूमिका निभाने वाले व्यक्ति से पूछें, "आप क्या महसूस कर रहे हैं या क्या सोच रहे हैं?" वह व्यक्ति ऐसे उत्तर दे सकता है:</w:t>
+      </w:r>
+    </w:p>
+    <w:p>
+      <w:pPr>
+        <w:pStyle w:val="ListBullet"/>
+        <w:spacing w:line="240" w:lineRule="auto"/>
+        <w:ind w:left="720"/>
+      </w:pPr>
+      <w:r>
+        <w:rPr>
+          <w:lang w:val="hi_IN" w:bidi="hi_IN"/>
+        </w:rPr>
+      </w:r>
+      <w:r>
+        <w:rPr>
+          <w:lang w:val="hi_IN" w:bidi="hi_IN"/>
+        </w:rPr>
+        <w:t>मुझे क्रोध आता है कि धनवानों के पास आवश्यकता से अधिक धन होने पर भी वे दूसरों की सहायता नहीं करते! जैसा मैंने पहले कहा था, जो लोग भलाई करना जानते हैं परंतु नहीं करते, वे पाप करते हैं; या</w:t>
+      </w:r>
+    </w:p>
+    <w:p>
+      <w:pPr>
+        <w:pStyle w:val="ListBullet"/>
+        <w:spacing w:line="240" w:lineRule="auto"/>
+        <w:ind w:left="720"/>
+      </w:pPr>
+      <w:r>
+        <w:rPr>
+          <w:lang w:val="hi_IN" w:bidi="hi_IN"/>
+        </w:rPr>
+      </w:r>
+      <w:r>
+        <w:rPr>
+          <w:lang w:val="hi_IN" w:bidi="hi_IN"/>
+        </w:rPr>
+        <w:t>मैं व्यथित हूँ कि धनवान लोग अक्सर विश्वासियों पर अत्याचार करते हैं। मैं विश्वासियों को प्रोत्साहित करूँगा कि परमेश्वर जानता है कि धनवान लोग क्या करते हैं और वह लोगों के साथ न्याय करेगा; या</w:t>
+      </w:r>
+    </w:p>
+    <w:p>
+      <w:pPr>
+        <w:pStyle w:val="ListBullet"/>
+        <w:spacing w:line="240" w:lineRule="auto"/>
+        <w:ind w:left="720"/>
+      </w:pPr>
+      <w:r>
+        <w:rPr>
+          <w:lang w:val="hi_IN" w:bidi="hi_IN"/>
+        </w:rPr>
+      </w:r>
+      <w:r>
+        <w:rPr>
+          <w:lang w:val="hi_IN" w:bidi="hi_IN"/>
+        </w:rPr>
+        <w:t>कभी-कभी परमेश्वर विश्वासियों को बहुत सारा धन भी देता है। मैं चाहता हूँ कि विश्वासी समझें कि अपने धन का इस प्रकार उपयोग करना कितना महत्वपूर्ण है जिससे परमेश्वर का आदर हो। मैं नहीं चाहता कि विश्वासी बुरे तरीके से कार्य करें।</w:t>
+      </w:r>
+    </w:p>
+    <w:p>
+      <w:pPr/>
+      <w:r>
+        <w:rPr>
+          <w:lang w:val="hi_IN" w:bidi="hi_IN"/>
+        </w:rPr>
+      </w:r>
+      <w:r>
+        <w:rPr>
+          <w:lang w:val="hi_IN" w:bidi="hi_IN"/>
+        </w:rPr>
+        <w:t>नाटक को जारी रखें।</w:t>
+      </w:r>
+    </w:p>
+    <w:p>
+      <w:pPr/>
+      <w:r>
+        <w:rPr>
+          <w:lang w:val="hi_IN" w:bidi="hi_IN"/>
+        </w:rPr>
+      </w:r>
+      <w:r>
+        <w:rPr>
+          <w:lang w:val="hi_IN" w:bidi="hi_IN"/>
+        </w:rPr>
+        <w:t>तुमने अपने खेतों में काम करने वालों को उनका वेतन देने से इनकार कर दिया। ये मजदूर तुम्हारे विरुद्ध परमेश्वर की दोहाई देते हैं। सर्वशक्तिमान प्रभु ने फसल काटने वाले मजदूरों की शिकायतें सुनी हैं। इस संसार में रहते हुए तुमने अपने धन के कारण जीवन का आनंद लिया है, और जो चाहा वही किया है। तुमने अपने आप को पशुओं के समान मोटे बना लिया है, जिन्हें मनुष्य वध के दिन के लिए तैयार करते हैं। तुमने न्यायियों से यह घोषणा करवाई कि निर्दोष लोगों ने नियम तोड़ा है, और फिर तुमने उन निर्दोष लोगों का वध कर दिया। इन निर्दोष लोगों ने तुम्हारा विरोध नहीं किया!</w:t>
+      </w:r>
+    </w:p>
+    <w:p>
+      <w:pPr/>
+      <w:r>
+        <w:rPr>
+          <w:lang w:val="hi_IN" w:bidi="hi_IN"/>
+        </w:rPr>
+      </w:r>
+      <w:r>
+        <w:rPr>
+          <w:lang w:val="hi_IN" w:bidi="hi_IN"/>
+        </w:rPr>
+        <w:t>अभिनय को रोकें। परमेश्वर का किरदार निभाने वाले व्यक्ति से पूछें, "आप कैसा महसूस कर रहे हैं या क्या सोच रहे हैं?" वह व्यक्ति ऐसे उत्तर दे सकता है:</w:t>
+      </w:r>
+    </w:p>
+    <w:p>
+      <w:pPr>
+        <w:pStyle w:val="ListBullet"/>
+        <w:spacing w:line="240" w:lineRule="auto"/>
+        <w:ind w:left="720"/>
+      </w:pPr>
+      <w:r>
+        <w:rPr>
+          <w:lang w:val="hi_IN" w:bidi="hi_IN"/>
+        </w:rPr>
+      </w:r>
+      <w:r>
+        <w:rPr>
+          <w:lang w:val="hi_IN" w:bidi="hi_IN"/>
+        </w:rPr>
+        <w:t>जब धनवान लोग अपने मजदूरों को ठगते हैं और निर्दोष लोगों पर अत्याचार करते हैं, तो मुझे क्रोध आता है; या</w:t>
+      </w:r>
+    </w:p>
+    <w:p>
+      <w:pPr>
+        <w:pStyle w:val="ListBullet"/>
+        <w:spacing w:line="240" w:lineRule="auto"/>
+        <w:ind w:left="720"/>
+      </w:pPr>
+      <w:r>
+        <w:rPr>
+          <w:lang w:val="hi_IN" w:bidi="hi_IN"/>
+        </w:rPr>
+      </w:r>
+      <w:r>
+        <w:rPr>
+          <w:lang w:val="hi_IN" w:bidi="hi_IN"/>
+        </w:rPr>
+        <w:t>मैं मजदूरों और निर्दोष लोगों की परवाह करता हूँ। मैं इन लोगों की बात सुनता हूँ और उनके साथ निष्पक्ष व्यवहार करूँगा; या</w:t>
+      </w:r>
+    </w:p>
+    <w:p>
+      <w:pPr>
+        <w:pStyle w:val="ListBullet"/>
+        <w:spacing w:line="240" w:lineRule="auto"/>
+        <w:ind w:left="720"/>
+      </w:pPr>
+      <w:r>
+        <w:rPr>
+          <w:lang w:val="hi_IN" w:bidi="hi_IN"/>
+        </w:rPr>
+      </w:r>
+      <w:r>
+        <w:rPr>
+          <w:lang w:val="hi_IN" w:bidi="hi_IN"/>
+        </w:rPr>
+        <w:t>मैं धनवानों से अधिक शक्तिशाली हूँ। मैं धर्मी भी हूँ। मैं धनवानों को उनके व्यवहार के अनुसार दण्ड दूँगा।</w:t>
+      </w:r>
+    </w:p>
+    <w:p>
+      <w:pPr/>
+      <w:r>
+        <w:rPr>
+          <w:lang w:val="hi_IN" w:bidi="hi_IN"/>
+        </w:rPr>
+      </w:r>
+      <w:r>
+        <w:rPr>
+          <w:lang w:val="hi_IN" w:bidi="hi_IN"/>
+        </w:rPr>
+        <w:t>विश्वासियों की भूमिका निभाने वाले व्यक्ति से पूछो, “तुम क्या महसूस कर रहे हो या क्या सोच रहे हो?” वह व्यक्ति ऐसे उत्तर दे सकता है:</w:t>
+      </w:r>
+    </w:p>
+    <w:p>
+      <w:pPr>
+        <w:pStyle w:val="ListBullet"/>
+        <w:spacing w:line="240" w:lineRule="auto"/>
+        <w:ind w:left="720"/>
+      </w:pPr>
+      <w:r>
+        <w:rPr>
+          <w:lang w:val="hi_IN" w:bidi="hi_IN"/>
+        </w:rPr>
+      </w:r>
+      <w:r>
+        <w:rPr>
+          <w:lang w:val="hi_IN" w:bidi="hi_IN"/>
+        </w:rPr>
+        <w:t>जब मैं देखता हूँ कि धनवान लोग दूसरों के साथ कैसा व्यवहार करते हैं, तो मैं व्याकुल और भयभीत हो जाता हूँ। मुझे अपने परिवार की चिंता होती है; या</w:t>
+      </w:r>
+    </w:p>
+    <w:p>
+      <w:pPr>
+        <w:pStyle w:val="ListBullet"/>
+        <w:spacing w:line="240" w:lineRule="auto"/>
+        <w:ind w:left="720"/>
+      </w:pPr>
+      <w:r>
+        <w:rPr>
+          <w:lang w:val="hi_IN" w:bidi="hi_IN"/>
+        </w:rPr>
+      </w:r>
+      <w:r>
+        <w:rPr>
+          <w:lang w:val="hi_IN" w:bidi="hi_IN"/>
+        </w:rPr>
+        <w:t>मुझे तब साहस मिलता है जब याकूब हमें स्मरण दिलाता है कि परमेश्वर हमारी सुधि लेता है और लोगों को उनके बुरे आचरण के लिए दंड देगा; या</w:t>
+      </w:r>
+    </w:p>
+    <w:p>
+      <w:pPr>
+        <w:pStyle w:val="ListBullet"/>
+        <w:spacing w:line="240" w:lineRule="auto"/>
+        <w:ind w:left="720"/>
+      </w:pPr>
+      <w:r>
+        <w:rPr>
+          <w:lang w:val="hi_IN" w:bidi="hi_IN"/>
+        </w:rPr>
+      </w:r>
+      <w:r>
+        <w:rPr>
+          <w:lang w:val="hi_IN" w:bidi="hi_IN"/>
+        </w:rPr>
+        <w:t>परमेश्वर ने मुझे कुछ धन दिया है। मुझे सावधान रहना चाहिए कि मैं सही तरीके से जीऊँ, न कि इन धनवानों की तरह बुरे तरीके से। मैं नहीं चाहता कि अनजाने में भी मैं दूसरों की परवाह करने से ज़्यादा अपने धन की परवाह करने लगूँ।</w:t>
+      </w:r>
+      <w:r>
+        <w:rPr>
+          <w:lang w:val="hi_IN" w:bidi="hi_IN"/>
+        </w:rPr>
+      </w:r>
+    </w:p>
+    <w:p>
+      <w:pPr>
+        <w:pStyle w:val="Heading3"/>
+      </w:pPr>
+      <w:r>
+        <w:rPr>
+          <w:lang w:val="hi_IN" w:bidi="hi_IN"/>
+        </w:rPr>
+        <w:t>आवश्यक जानकारी</w:t>
+      </w:r>
+    </w:p>
+    <w:p>
+      <w:pPr/>
+      <w:r>
+        <w:rPr>
+          <w:lang w:val="hi_IN" w:bidi="hi_IN"/>
+        </w:rPr>
+      </w:r>
+      <w:r>
+        <w:rPr>
+          <w:lang w:val="hi_IN" w:bidi="hi_IN"/>
+        </w:rPr>
+        <w:t>याकूब 5:1–6 का ऑडियो संस्करण सबसे आसानी से समझ में आने वाले अनुवाद में सुनें।</w:t>
+      </w:r>
+    </w:p>
+    <w:p>
+      <w:pPr/>
+      <w:r>
+        <w:rPr>
+          <w:lang w:val="hi_IN" w:bidi="hi_IN"/>
+        </w:rPr>
+      </w:r>
+      <w:r>
+        <w:rPr>
+          <w:lang w:val="hi_IN" w:bidi="hi_IN"/>
+        </w:rPr>
+        <w:t>इस ऑडियो को यहाँ रोकें।</w:t>
+      </w:r>
+    </w:p>
+    <w:p>
+      <w:pPr/>
+      <w:r>
+        <w:rPr>
+          <w:lang w:val="hi_IN" w:bidi="hi_IN"/>
+        </w:rPr>
+      </w:r>
+      <w:r>
+        <w:rPr>
+          <w:lang w:val="hi_IN" w:bidi="hi_IN"/>
+        </w:rPr>
+        <w:t>इस चरण में, समूह इस भाग के मुख्य शब्दों और शब्दावलियों पर चर्चा करेगा।</w:t>
+      </w:r>
+    </w:p>
+    <w:p>
+      <w:pPr/>
+      <w:r>
+        <w:rPr>
+          <w:lang w:val="hi_IN" w:bidi="hi_IN"/>
+        </w:rPr>
+      </w:r>
+      <w:r>
+        <w:rPr>
+          <w:lang w:val="hi_IN" w:bidi="hi_IN"/>
+        </w:rPr>
+        <w:t>याकूब कहता है कि कीड़े धनवानों के कपड़े खा जाते हैं। कीड़ा एक प्रकार का कीट होता है जो वस्त्रों को, विशेषकर ऊनी वस्त्रों को, कुतरता और नष्ट करता है।</w:t>
+      </w:r>
+    </w:p>
+    <w:p>
+      <w:pPr/>
+      <w:r>
+        <w:rPr>
+          <w:lang w:val="hi_IN" w:bidi="hi_IN"/>
+        </w:rPr>
+      </w:r>
+      <w:r>
+        <w:rPr>
+          <w:lang w:val="hi_IN" w:bidi="hi_IN"/>
+        </w:rPr>
+        <w:t xml:space="preserve">यहाँ रुकें और आवश्यकता के अनुसार समूह में फिर से कीड़े की तस्वीर देखें। समूह में चर्चा करें कि आप </w:t>
+      </w:r>
+      <w:r>
+        <w:rPr>
+          <w:b/>
+          <w:lang w:val="hi_IN" w:bidi="hi_IN"/>
+        </w:rPr>
+        <w:t>कीड़े</w:t>
+      </w:r>
+      <w:r>
+        <w:rPr>
+          <w:lang w:val="hi_IN" w:bidi="hi_IN"/>
+        </w:rPr>
+        <w:t>के लिए किस शब्द या वाक्यांश का उपयोग करेंगे। इस ऑडियो को यहाँ रोकें।</w:t>
+      </w:r>
+    </w:p>
+    <w:p>
+      <w:pPr/>
+      <w:r>
+        <w:rPr>
+          <w:lang w:val="hi_IN" w:bidi="hi_IN"/>
+        </w:rPr>
+      </w:r>
+      <w:r>
+        <w:rPr>
+          <w:lang w:val="hi_IN" w:bidi="hi_IN"/>
+        </w:rPr>
+        <w:t>याकूब कहता है कि जंग धनवानों के माँस को वैसे ही नष्ट करता है जैसे आग माँस को भस्म कर देती है। मांस हड्डियों और त्वचा के बीच किसी व्यक्ति के शरीर का नरम भाग होता है। कभी-कभी, लोग "मांस" शब्द का उपयोग किसी व्यक्ति या उसके शरीर के लिए करते हैं।</w:t>
+      </w:r>
+    </w:p>
+    <w:p>
+      <w:pPr/>
+      <w:r>
+        <w:rPr>
+          <w:lang w:val="hi_IN" w:bidi="hi_IN"/>
+        </w:rPr>
+      </w:r>
+      <w:r>
+        <w:rPr>
+          <w:lang w:val="hi_IN" w:bidi="hi_IN"/>
+        </w:rPr>
+        <w:t xml:space="preserve">यहाँ रुकें और समूह के रूप में चर्चा करें कि आप </w:t>
+      </w:r>
+      <w:r>
+        <w:rPr>
+          <w:b/>
+          <w:lang w:val="hi_IN" w:bidi="hi_IN"/>
+        </w:rPr>
+        <w:t>माँस</w:t>
+      </w:r>
+      <w:r>
+        <w:rPr>
+          <w:lang w:val="hi_IN" w:bidi="hi_IN"/>
+        </w:rPr>
+        <w:t xml:space="preserve"> के लिए किस शब्द या वाक्यांश का उपयोग करेंगे। अधिक जानकारी के लिए मुख्य शब्दावली में शरीर देखें। यदि आपने बाइबल की किसी और पुस्तक में इस शब्द का पहले ही अनुवाद किया है, तो यहाँ भी वही शब्द प्रयोग करें जो आपने वहाँ किया था। इस ऑडियो को यहाँ रोकें।</w:t>
+      </w:r>
+    </w:p>
+    <w:p>
+      <w:pPr/>
+      <w:r>
+        <w:rPr>
+          <w:lang w:val="hi_IN" w:bidi="hi_IN"/>
+        </w:rPr>
+      </w:r>
+      <w:r>
+        <w:rPr>
+          <w:lang w:val="hi_IN" w:bidi="hi_IN"/>
+        </w:rPr>
+        <w:t>याकूब परमेश्वर को सेनाओं का यहोवा कहता है। "सेनाओं" शब्द इस्राएल की सेनाओं, स्वर्गदूतों, या आकाशीय पिंडों जैसे तारों को संदर्भित कर सकता है। परमेश्वर की यह उपाधि इस बात पर बल देती है कि प्रभु वह शासक है जिसके पास समस्त सामर्थ्य है। प्रभु केवल किसी विशेष क्षेत्र का ही शासक नहीं है, अपितु वह पृथ्वी और स्वर्ग की प्रत्येक वस्तु का स्वामी है। इसका अनुवाद कभी-कभी सर्वशक्तिमान प्रभु या सर्वशक्तिमान के रूप में किया जाता है।</w:t>
+      </w:r>
+    </w:p>
+    <w:p>
+      <w:pPr/>
+      <w:r>
+        <w:rPr>
+          <w:lang w:val="hi_IN" w:bidi="hi_IN"/>
+        </w:rPr>
+      </w:r>
+      <w:r>
+        <w:rPr>
+          <w:lang w:val="hi_IN" w:bidi="hi_IN"/>
+        </w:rPr>
+        <w:t xml:space="preserve">यहाँ रुकें और समूह के रूप में चर्चा करें कि आप </w:t>
+      </w:r>
+      <w:r>
+        <w:rPr>
+          <w:b/>
+          <w:lang w:val="hi_IN" w:bidi="hi_IN"/>
+        </w:rPr>
+        <w:t>सेनाओं के यहोवा</w:t>
+      </w:r>
+      <w:r>
+        <w:rPr>
+          <w:lang w:val="hi_IN" w:bidi="hi_IN"/>
+        </w:rPr>
+        <w:t xml:space="preserve"> के लिए किस शब्द या वाक्यांश का उपयोग करेंगे। अधिक जानकारी के लिए मुख्य शब्दावली में </w:t>
+      </w:r>
+      <w:r>
+        <w:rPr>
+          <w:b/>
+          <w:lang w:val="hi_IN" w:bidi="hi_IN"/>
+        </w:rPr>
+        <w:t>सेनाओं के यहोवा</w:t>
+      </w:r>
+      <w:r>
+        <w:rPr>
+          <w:lang w:val="hi_IN" w:bidi="hi_IN"/>
+        </w:rPr>
+        <w:t xml:space="preserve"> को देखें। इस ऑडियो को यहाँ रोकें।</w:t>
+      </w:r>
+    </w:p>
+    <w:p>
+      <w:pPr/>
+      <w:r>
+        <w:rPr>
+          <w:lang w:val="hi_IN" w:bidi="hi_IN"/>
+        </w:rPr>
+      </w:r>
+      <w:r>
+        <w:rPr>
+          <w:lang w:val="hi_IN" w:bidi="hi_IN"/>
+        </w:rPr>
+        <w:t xml:space="preserve">धनवान लोग अपने </w:t>
+      </w:r>
+      <w:r>
+        <w:rPr>
+          <w:b/>
+          <w:lang w:val="hi_IN" w:bidi="hi_IN"/>
+        </w:rPr>
+        <w:t>मनों</w:t>
+      </w:r>
+      <w:r>
+        <w:rPr>
+          <w:lang w:val="hi_IN" w:bidi="hi_IN"/>
+        </w:rPr>
+        <w:t xml:space="preserve"> को मोटा करते हैं। यहाँ, याकूब मन शब्द का उपयोग पूरे व्यक्ति के लिए करता है, इसलिए कभी-कभी अनुवाद केवल यह कहते हैं कि धनवान लोग स्वयं को मोटे करते हैं। मन के बारे में अधिक जानकारी के लिए, मुख्य शब्दावली को देखें। यदि आप यहाँ मन के लिए शब्द का उपयोग करते हैं, तो मन के लिए उसी शब्द या वाक्यांश का उपयोग करें जिसका उपयोग आपने पिछले भागों में किया था।</w:t>
+      </w:r>
+    </w:p>
+    <w:p>
+      <w:pPr/>
+      <w:r>
+        <w:rPr>
+          <w:lang w:val="hi_IN" w:bidi="hi_IN"/>
+        </w:rPr>
+      </w:r>
+      <w:r>
+        <w:rPr>
+          <w:lang w:val="hi_IN" w:bidi="hi_IN"/>
+        </w:rPr>
+        <w:t xml:space="preserve">धनी लोग </w:t>
+      </w:r>
+      <w:r>
+        <w:rPr>
+          <w:b/>
+          <w:lang w:val="hi_IN" w:bidi="hi_IN"/>
+        </w:rPr>
+        <w:t>धर्मी</w:t>
+      </w:r>
+      <w:r>
+        <w:rPr>
+          <w:lang w:val="hi_IN" w:bidi="hi_IN"/>
+        </w:rPr>
+        <w:t xml:space="preserve"> या निर्दोष लोगों को दोषी ठहराते हैं और </w:t>
+      </w:r>
+      <w:r>
+        <w:rPr>
+          <w:b/>
+          <w:lang w:val="hi_IN" w:bidi="hi_IN"/>
+        </w:rPr>
+        <w:t>वध करते हैं</w:t>
+      </w:r>
+      <w:r>
+        <w:rPr>
+          <w:lang w:val="hi_IN" w:bidi="hi_IN"/>
+        </w:rPr>
+        <w:t>, या जान-बूझकर मार डालते हैं। जो व्यक्ति धर्मी है वह सही तरीके से व्यवहार करता है। धर्मी के बारे में अधिक जानकारी के लिए, मुख्य शब्दावली देखें। वध और धर्मी के लिए उन्हीं शब्दों या वाक्यांशों का प्रयोग करें जो आपने पिछले भागों में उपयोग किए थे।</w:t>
+      </w:r>
+      <w:r>
+        <w:rPr>
+          <w:lang w:val="hi_IN" w:bidi="hi_IN"/>
+        </w:rPr>
+      </w:r>
+    </w:p>
+    <w:p>
+      <w:pPr>
+        <w:pStyle w:val="Heading3"/>
+      </w:pPr>
+      <w:r>
+        <w:rPr>
+          <w:lang w:val="hi_IN" w:bidi="hi_IN"/>
+        </w:rPr>
+        <w:t>वचन बोलना</w:t>
+      </w:r>
+    </w:p>
+    <w:p>
+      <w:pPr/>
+      <w:r>
+        <w:rPr>
+          <w:lang w:val="hi_IN" w:bidi="hi_IN"/>
+        </w:rPr>
+      </w:r>
+      <w:r>
+        <w:rPr>
+          <w:lang w:val="hi_IN" w:bidi="hi_IN"/>
+        </w:rPr>
+        <w:t>इस भाग का ऑडियो संस्करण सबसे सरल अनुवाद में सुनें।</w:t>
+      </w:r>
+    </w:p>
+    <w:p>
+      <w:pPr/>
+      <w:r>
+        <w:rPr>
+          <w:lang w:val="hi_IN" w:bidi="hi_IN"/>
+        </w:rPr>
+      </w:r>
+      <w:r>
+        <w:rPr>
+          <w:lang w:val="hi_IN" w:bidi="hi_IN"/>
+        </w:rPr>
+        <w:t>इस ऑडियो को यहाँ रोकें।</w:t>
+      </w:r>
+    </w:p>
+    <w:p>
+      <w:pPr/>
+      <w:r>
+        <w:rPr>
+          <w:lang w:val="hi_IN" w:bidi="hi_IN"/>
+        </w:rPr>
+      </w:r>
+      <w:r>
+        <w:rPr>
+          <w:lang w:val="hi_IN" w:bidi="hi_IN"/>
+        </w:rPr>
+        <w:t>इस सत्र में, सामूहिक रूप में, अपनी भाषा में इस भाग को दोबारा बताएँ।</w:t>
+      </w:r>
+    </w:p>
+    <w:p>
+      <w:pPr/>
+      <w:r>
+        <w:rPr>
+          <w:lang w:val="hi_IN" w:bidi="hi_IN"/>
+        </w:rPr>
+      </w:r>
+      <w:r>
+        <w:rPr>
+          <w:lang w:val="hi_IN" w:bidi="hi_IN"/>
+        </w:rPr>
+        <w:t>सबसे पहले, पूरे समूह को अपनी भाषा में इस भाग को बताने का अभ्यास करना चाहिए। पिछले चरणों में आपने जिन बातों को शामिल करने का निर्णय लिया था, उन्हें शामिल करना याद रखें, जैसे कि कालक्रम, शब्द, वाक्यांश, भावनाएँ, या ऐसी कोई और बात जिस पर आपने चर्चा की थी।</w:t>
+      </w:r>
+    </w:p>
+    <w:p>
+      <w:pPr/>
+      <w:r>
+        <w:rPr>
+          <w:lang w:val="hi_IN" w:bidi="hi_IN"/>
+        </w:rPr>
+      </w:r>
+      <w:r>
+        <w:rPr>
+          <w:lang w:val="hi_IN" w:bidi="hi_IN"/>
+        </w:rPr>
+        <w:t>समूह का एक सदस्य इस भाग के कुछ वाक्य बताए और रुक जाए। फिर समूह का दूसरा सदस्य इस भाग के अगले हिस्से को बताए और रुक जाए। ऐसा तब तक करें जब तक कि समूह ने पूरा भाग दोहरा न दिया हो। इस चरण में समूह के सदस्य एक-दूसरे की गलतियों को सुधार सकते हैं।</w:t>
+      </w:r>
+    </w:p>
+    <w:p>
+      <w:pPr/>
+      <w:r>
+        <w:rPr>
+          <w:lang w:val="hi_IN" w:bidi="hi_IN"/>
+        </w:rPr>
+      </w:r>
+      <w:r>
+        <w:rPr>
+          <w:lang w:val="hi_IN" w:bidi="hi_IN"/>
+        </w:rPr>
+        <w:t>इस ऑडियो को यहाँ रोकें।</w:t>
+      </w:r>
+    </w:p>
+    <w:p>
+      <w:pPr/>
+      <w:r>
+        <w:rPr>
+          <w:lang w:val="hi_IN" w:bidi="hi_IN"/>
+        </w:rPr>
+      </w:r>
+      <w:r>
+        <w:rPr>
+          <w:lang w:val="hi_IN" w:bidi="hi_IN"/>
+        </w:rPr>
+        <w:t xml:space="preserve">इसके बाद, समूह का प्रत्येक सदस्य कम से कम एक बार बिना रुकावट के इस पूरे भाग को बताए। समूह का कोई एक सदस्य इस भाग को याद करने में सहायता के लिए अलग-अलग वस्तुओं, हाव-भाव, या कथापट का प्रयोग कर सकता है। </w:t>
+      </w:r>
+    </w:p>
+    <w:p>
+      <w:pPr/>
+      <w:r>
+        <w:rPr>
+          <w:lang w:val="hi_IN" w:bidi="hi_IN"/>
+        </w:rPr>
+      </w:r>
+      <w:r>
+        <w:rPr>
+          <w:lang w:val="hi_IN" w:bidi="hi_IN"/>
+        </w:rPr>
+        <w:t>इस ऑडियो को यहाँ रोकें।</w:t>
+      </w:r>
+    </w:p>
+    <w:p>
+      <w:pPr/>
+      <w:r>
+        <w:rPr>
+          <w:lang w:val="hi_IN" w:bidi="hi_IN"/>
+        </w:rPr>
+      </w:r>
+      <w:r>
+        <w:rPr>
+          <w:lang w:val="hi_IN" w:bidi="hi_IN"/>
+        </w:rPr>
+        <w:t>उसके बाद, समूह यह तय कर सकता है कि उन्हें उस भाग का किसका संस्करण सबसे ज़्यादा पसंद आया। आप यह निर्णय ले सकते हैं कि आपको समूह के एक सदस्य के द्वारा एक दृश्य को बताने का तरीका पसंद आया, लेकिन आपको समूह के दूसरे सदस्य के द्वारा दूसरे दृश्य को बताने का तरीका भी पसंद आया।</w:t>
+      </w:r>
+    </w:p>
+    <w:p>
+      <w:pPr/>
+      <w:r>
+        <w:rPr>
+          <w:lang w:val="hi_IN" w:bidi="hi_IN"/>
+        </w:rPr>
+      </w:r>
+      <w:r>
+        <w:rPr>
+          <w:lang w:val="hi_IN" w:bidi="hi_IN"/>
+        </w:rPr>
+        <w:t>इस ऑडियो को यहाँ रोकें।</w:t>
+      </w:r>
+    </w:p>
+    <w:p>
+      <w:pPr/>
+      <w:r>
+        <w:rPr>
+          <w:lang w:val="hi_IN" w:bidi="hi_IN"/>
+        </w:rPr>
+      </w:r>
+      <w:r>
+        <w:rPr>
+          <w:lang w:val="hi_IN" w:bidi="hi_IN"/>
+        </w:rPr>
+        <w:t>अन्त में, समूह मिलकर इस भाग का एक अन्तिम संस्करण तैयार कर सकता है जिस पर सब लोग सहमत हों। समूह का प्रत्येक सदस्य इस भाग के इस अन्तिम संस्करण को बताने का अभ्यास करे।</w:t>
+      </w:r>
+      <w:r>
+        <w:rPr>
+          <w:lang w:val="hi_IN" w:bidi="hi_IN"/>
+        </w:rPr>
+      </w:r>
+      <w:r>
+        <w:rPr>
+          <w:lang w:val="hi_IN" w:bidi="hi_IN"/>
+        </w:rPr>
+      </w:r>
+    </w:p>
+    <w:p>
+      <w:pPr/>
+      <w:r>
+        <w:rPr>
+          <w:lang w:val="hi_IN" w:bidi="hi_IN"/>
+        </w:rPr>
+      </w:r>
+    </w:p>
+    <w:p>
+      <w:pPr>
+        <w:pStyle w:val="Heading2"/>
+      </w:pPr>
+      <w:r>
+        <w:rPr>
+          <w:lang w:val="hi_IN" w:bidi="hi_IN"/>
+        </w:rPr>
+        <w:t>याकूब 5:7–12</w:t>
+      </w:r>
+      <w:r>
+        <w:rPr>
+          <w:lang w:val="hi_IN" w:bidi="hi_IN"/>
+        </w:rPr>
+      </w:r>
+    </w:p>
+    <w:p>
+      <w:pPr>
+        <w:pStyle w:val="Heading3"/>
+      </w:pPr>
+      <w:r>
+        <w:rPr>
+          <w:lang w:val="hi_IN" w:bidi="hi_IN"/>
+        </w:rPr>
+        <w:t>सुने और मन में रखें</w:t>
+      </w:r>
+    </w:p>
+    <w:p>
+      <w:pPr/>
+      <w:r>
+        <w:rPr>
+          <w:lang w:val="hi_IN" w:bidi="hi_IN"/>
+        </w:rPr>
+      </w:r>
+      <w:r>
+        <w:rPr>
+          <w:lang w:val="hi_IN" w:bidi="hi_IN"/>
+        </w:rPr>
+        <w:t>इस चरण में, याकूब 5:7–12 को सुनें और इसे अपने मन में रखें।</w:t>
+      </w:r>
+    </w:p>
+    <w:p>
+      <w:pPr/>
+      <w:r>
+        <w:rPr>
+          <w:lang w:val="hi_IN" w:bidi="hi_IN"/>
+        </w:rPr>
+      </w:r>
+      <w:r>
+        <w:rPr>
+          <w:lang w:val="hi_IN" w:bidi="hi_IN"/>
+        </w:rPr>
+        <w:t>यदि सम्भव हो, तो याकूब 5:7–12 का ऑडियो संस्करण तीन बार, तीन अलग-अलग अनुवादों में सुनें।</w:t>
+      </w:r>
+    </w:p>
+    <w:p>
+      <w:pPr/>
+      <w:r>
+        <w:rPr>
+          <w:lang w:val="hi_IN" w:bidi="hi_IN"/>
+        </w:rPr>
+      </w:r>
+      <w:r>
+        <w:rPr>
+          <w:lang w:val="hi_IN" w:bidi="hi_IN"/>
+        </w:rPr>
+        <w:t>इस ऑडियो को यहाँ रोकें।</w:t>
+      </w:r>
+    </w:p>
+    <w:p>
+      <w:pPr/>
+      <w:r>
+        <w:rPr>
+          <w:lang w:val="hi_IN" w:bidi="hi_IN"/>
+        </w:rPr>
+      </w:r>
+      <w:r>
+        <w:rPr>
+          <w:lang w:val="hi_IN" w:bidi="hi_IN"/>
+        </w:rPr>
+        <w:t>अब, एक समूह के रूप में, आगे दिए गए प्रश्नों पर चर्चा करें:</w:t>
+      </w:r>
+    </w:p>
+    <w:p>
+      <w:pPr>
+        <w:pStyle w:val="ListBullet"/>
+        <w:spacing w:line="240" w:lineRule="auto"/>
+        <w:ind w:left="720"/>
+      </w:pPr>
+      <w:r>
+        <w:rPr>
+          <w:lang w:val="hi_IN" w:bidi="hi_IN"/>
+        </w:rPr>
+      </w:r>
+      <w:r>
+        <w:rPr>
+          <w:lang w:val="hi_IN" w:bidi="hi_IN"/>
+        </w:rPr>
+        <w:t>इस भाग में आपको क्या अच्छा लगा? इस ऑडियो को यहाँ रोकें।</w:t>
+      </w:r>
+    </w:p>
+    <w:p>
+      <w:pPr>
+        <w:pStyle w:val="ListBullet"/>
+        <w:spacing w:line="240" w:lineRule="auto"/>
+        <w:ind w:left="720"/>
+      </w:pPr>
+      <w:r>
+        <w:rPr>
+          <w:lang w:val="hi_IN" w:bidi="hi_IN"/>
+        </w:rPr>
+      </w:r>
+      <w:r>
+        <w:rPr>
+          <w:lang w:val="hi_IN" w:bidi="hi_IN"/>
+        </w:rPr>
+        <w:t>इस भाग में आपको क्या अच्छा नहीं लगा या क्या समझ नहीं आया? इस ऑडियो को यहाँ रोकें।</w:t>
+      </w:r>
+    </w:p>
+    <w:p>
+      <w:pPr>
+        <w:pStyle w:val="ListBullet"/>
+        <w:spacing w:line="240" w:lineRule="auto"/>
+        <w:ind w:left="720"/>
+      </w:pPr>
+      <w:r>
+        <w:rPr>
+          <w:lang w:val="hi_IN" w:bidi="hi_IN"/>
+        </w:rPr>
+      </w:r>
+      <w:r>
+        <w:rPr>
+          <w:lang w:val="hi_IN" w:bidi="hi_IN"/>
+        </w:rPr>
+        <w:t>यह भाग हमें परमेश्वर, यीशु या पवित्र आत्मा के बारे में क्या बताता है? इस ऑडियो को यहाँ रोकें।</w:t>
+      </w:r>
+    </w:p>
+    <w:p>
+      <w:pPr>
+        <w:pStyle w:val="ListBullet"/>
+        <w:spacing w:line="240" w:lineRule="auto"/>
+        <w:ind w:left="720"/>
+      </w:pPr>
+      <w:r>
+        <w:rPr>
+          <w:lang w:val="hi_IN" w:bidi="hi_IN"/>
+        </w:rPr>
+      </w:r>
+      <w:r>
+        <w:rPr>
+          <w:lang w:val="hi_IN" w:bidi="hi_IN"/>
+        </w:rPr>
+        <w:t>यह भाग हमें लोगों के बारे में क्या बताता है? इस ऑडियो को यहाँ रोकें।</w:t>
+      </w:r>
+    </w:p>
+    <w:p>
+      <w:pPr>
+        <w:pStyle w:val="ListBullet"/>
+        <w:spacing w:line="240" w:lineRule="auto"/>
+        <w:ind w:left="720"/>
+      </w:pPr>
+      <w:r>
+        <w:rPr>
+          <w:lang w:val="hi_IN" w:bidi="hi_IN"/>
+        </w:rPr>
+      </w:r>
+      <w:r>
+        <w:rPr>
+          <w:lang w:val="hi_IN" w:bidi="hi_IN"/>
+        </w:rPr>
+        <w:t>यह भाग हमारे दैनिक जीवन को कैसे प्रभावित करता है? इस ऑडियो को यहाँ रोकें।</w:t>
+      </w:r>
+    </w:p>
+    <w:p>
+      <w:pPr>
+        <w:pStyle w:val="ListBullet"/>
+        <w:spacing w:line="240" w:lineRule="auto"/>
+        <w:ind w:left="720"/>
+      </w:pPr>
+      <w:r>
+        <w:rPr>
+          <w:lang w:val="hi_IN" w:bidi="hi_IN"/>
+        </w:rPr>
+      </w:r>
+      <w:r>
+        <w:rPr>
+          <w:lang w:val="hi_IN" w:bidi="hi_IN"/>
+        </w:rPr>
+        <w:t>क्या आप किसी ऐसे व्यक्ति को जानते हैं, जिसे इस भाग को सुनने की आवश्यकता है?</w:t>
+      </w:r>
+      <w:r>
+        <w:rPr>
+          <w:lang w:val="hi_IN" w:bidi="hi_IN"/>
+        </w:rPr>
+      </w:r>
+    </w:p>
+    <w:p>
+      <w:pPr>
+        <w:pStyle w:val="Heading3"/>
+      </w:pPr>
+      <w:r>
+        <w:rPr>
+          <w:lang w:val="hi_IN" w:bidi="hi_IN"/>
+        </w:rPr>
+        <w:t>पाठ का परिचय</w:t>
+      </w:r>
+    </w:p>
+    <w:p>
+      <w:pPr/>
+      <w:r>
+        <w:rPr>
+          <w:lang w:val="hi_IN" w:bidi="hi_IN"/>
+        </w:rPr>
+      </w:r>
+      <w:r>
+        <w:rPr>
+          <w:lang w:val="hi_IN" w:bidi="hi_IN"/>
+        </w:rPr>
+        <w:t>याकूब 5:7–12 का ऑडियो संस्करण सबसे आसानी से समझ में आने वाले अनुवाद में सुनें।</w:t>
+      </w:r>
+    </w:p>
+    <w:p>
+      <w:pPr/>
+      <w:r>
+        <w:rPr>
+          <w:lang w:val="hi_IN" w:bidi="hi_IN"/>
+        </w:rPr>
+      </w:r>
+      <w:r>
+        <w:rPr>
+          <w:lang w:val="hi_IN" w:bidi="hi_IN"/>
+        </w:rPr>
+        <w:t>इस ऑडियो को यहाँ रोकें।</w:t>
+      </w:r>
+    </w:p>
+    <w:p>
+      <w:pPr/>
+      <w:r>
+        <w:rPr>
+          <w:lang w:val="hi_IN" w:bidi="hi_IN"/>
+        </w:rPr>
+      </w:r>
+      <w:r>
+        <w:rPr>
+          <w:lang w:val="hi_IN" w:bidi="hi_IN"/>
+        </w:rPr>
+        <w:t>पिछले भाग में याकूब ने चेतावनी दी थी कि परमेश्वर धनवानों के बुरे जीवन के कारण उनका न्याय करेगा। अब, इस भाग में, याकूब विश्वासियों को सिखाता है कि जब वे उस दिन की प्रतीक्षा कर रहे हैं जब परमेश्वर सब लोगों का न्याय करेगा, तो उन्हें कैसा जीवन जीना चाहिए। दुख झेलते समय विश्वासियों को धीरज रखना चाहिए और उन लोगों के अच्छे उदाहरण का अनुसरण करना चाहिए जो कठिन समय में धीरज धरे रहे और परमेश्वर के प्रति वफादार रहे।</w:t>
+      </w:r>
+    </w:p>
+    <w:p>
+      <w:pPr/>
+      <w:r>
+        <w:rPr>
+          <w:lang w:val="hi_IN" w:bidi="hi_IN"/>
+        </w:rPr>
+      </w:r>
+      <w:r>
+        <w:rPr>
+          <w:lang w:val="hi_IN" w:bidi="hi_IN"/>
+        </w:rPr>
+        <w:t>इस भाग में, याकूब विश्वासियों से कहता है कि जब वे प्रभु यीशु के लौटने की प्रतीक्षा कर रहे हैं, तो वे धीरज धरें। याकूब विश्वासियों को प्रोत्साहित करना चाहता है, क्योंकि विश्वासी कठिन परिस्थितियों में हैं। हालाँकि दूसरे लोग विश्वासियों के साथ बुरा व्यवहार करते हैं, फिर भी विश्वासी शांत और आशा से भरे रह सकते हैं, क्योंकि वे जानते हैं कि जब प्रभु यीशु लौटेगा तो परमेश्वर हर एक के साथ निष्पक्ष न्याय करेगा।</w:t>
+      </w:r>
+    </w:p>
+    <w:p>
+      <w:pPr/>
+      <w:r>
+        <w:rPr>
+          <w:lang w:val="hi_IN" w:bidi="hi_IN"/>
+        </w:rPr>
+      </w:r>
+      <w:r>
+        <w:rPr>
+          <w:lang w:val="hi_IN" w:bidi="hi_IN"/>
+        </w:rPr>
+        <w:t>विश्वासियों को किसानों की तरह व्यवहार करना चाहिए। बीज बोने के तुरंत बाद किसान की फसल कटाई के लिए तैयार नहीं होती। किसान को प्रतीक्षा करनी पड़ती है। कटनी का समय आने से ठीक पहले फसल किसान के लिए विशेष रूप से मूल्यवान होती है, क्योंकि उस समय तक किसान के पास पिछली कटनी का बहुत थोड़ा सा ही भोजन बचा होता है। किसान को अच्छी कटनी की आवश्यकता होती है ताकि उसके पास अगले वर्ष के लिए पर्याप्त भोजन हो, और शायद बेचने के लिए कुछ अतिरिक्त फसल भी हो। किसान फसलों को बढ़ाने के लिए प्रारंभिक और अंतिम वर्षा की भी धीरज से प्रतीक्षा करता है। उस क्षेत्र में जहाँ याकूब रहता था, दो वर्षा ऋतुएँ होती हैं। अक्टूबर और नवंबर में बीज बोने से पहले जमीन को नरम करने के लिए किसानों को बारिश की आवश्यकता होती है। इस बारिश से बीज भी अंकुरित हो जाएंगे। इसके बाद अप्रैल और मई में कटनी करने से पहले किसानों को फसलों को पानी देने के लिए बारिश की आवश्यकता होती है। किसान बारिश को जल्दी नहीं ला सकता। जिस प्रकार किसान को बारिश के सही समय की प्रतीक्षा करनी पड़ती है, उसी प्रकार विश्वासियों को उस सही समय की प्रतीक्षा करनी चाहिए जब प्रभु यीशु लौटेंगे।</w:t>
+      </w:r>
+    </w:p>
+    <w:p>
+      <w:pPr/>
+      <w:r>
+        <w:rPr>
+          <w:lang w:val="hi_IN" w:bidi="hi_IN"/>
+        </w:rPr>
+      </w:r>
+      <w:r>
+        <w:rPr>
+          <w:lang w:val="hi_IN" w:bidi="hi_IN"/>
+        </w:rPr>
+        <w:t>यहाँ रुकें और समूह में इस बात पर चर्चा करें: आपके क्षेत्र में किसान खाने के लिए पौधे कैसे उगाते हैं? बीज बोने का समय कब होता है, और कटनी का समय कब होता है? बारिश कब आती है? इस ऑडियो को यहाँ रोकें।</w:t>
+      </w:r>
+    </w:p>
+    <w:p>
+      <w:pPr/>
+      <w:r>
+        <w:rPr>
+          <w:lang w:val="hi_IN" w:bidi="hi_IN"/>
+        </w:rPr>
+      </w:r>
+      <w:r>
+        <w:rPr>
+          <w:lang w:val="hi_IN" w:bidi="hi_IN"/>
+        </w:rPr>
+        <w:t>विश्वासियों को कठिन समय में भी धैर्यवान और साहसी होना चाहिए। कठिन समय में, जब लोग दुख सहते हैं, तो एक-दूसरे के विरुद्ध बड़बड़ाना आसान होता है। परंतु विश्वासियों को एक-दूसरे के प्रति धीरज रखना चाहिए, शिकायत नहीं करनी चाहिए और न ही एक-दूसरे पर दोष लगाना चाहिए। यदि विश्वासी एक-दूसरे के विरुद्ध बड़बड़ाएंगे, तो परमेश्वर विश्वासियों को दोषी ठहराएगा क्योंकि उन्होंने एक-दूसरे के साथ ऐसा व्यवहार किया है। याकूब विश्वासियों को स्मरण दिलाता है कि परमेश्वर, जो लोगों का न्याय करेगा, शीघ्र ही आने वाला है। यह ऐसा है मानो न्यायाधीश विश्वासियों के घर के द्वार पर खड़ा है, और प्रवेश करने ही वाला है!</w:t>
+      </w:r>
+    </w:p>
+    <w:p>
+      <w:pPr/>
+      <w:r>
+        <w:rPr>
+          <w:lang w:val="hi_IN" w:bidi="hi_IN"/>
+        </w:rPr>
+      </w:r>
+      <w:r>
+        <w:rPr>
+          <w:lang w:val="hi_IN" w:bidi="hi_IN"/>
+        </w:rPr>
+        <w:t>इसके बजाय, विश्वासियों को नबियों की तरह धीरज रखना चाहिए। ये भविष्यद्वक्ता वे लोग थे जिन्होंने अतीत में लोगों को परमेश्वर के संदेश सुनाए थे। दुर्भाग्य से, लोगों ने भविष्यद्वक्ताओं की बात नहीं सुनी और अक्सर उन्हें चोट पहुँचाई या मार डाला क्योंकि वे लोग परमेश्वर का आदर नहीं करते थे। भले ही नबियों ने दुख सहा, फिर भी वे धीरज धरे रहे और परमेश्वर के प्रति वफादार रहे।</w:t>
+      </w:r>
+    </w:p>
+    <w:p>
+      <w:pPr/>
+      <w:r>
+        <w:rPr>
+          <w:lang w:val="hi_IN" w:bidi="hi_IN"/>
+        </w:rPr>
+      </w:r>
+      <w:r>
+        <w:rPr>
+          <w:lang w:val="hi_IN" w:bidi="hi_IN"/>
+        </w:rPr>
+        <w:t>यहाँ रुकें और समूह में इस प्रश्न पर चर्चा करें: यशायाह या यिर्मयाह जैसे कुछ भविष्यद्वक्ताओं की कहानियाँ एक-दूसरे को याद दिलाएँ। उन भविष्यद्वक्ताओं के जीवन में घटी कुछ कठिन घटनाओं पर चर्चा करें। जब वे कठिन बातें हुईं, तो आपके विचार से उन भविष्यद्वक्ताओं को कैसा लगा होगा? इस ऑडियो को यहाँ रोकें।</w:t>
+      </w:r>
+    </w:p>
+    <w:p>
+      <w:pPr/>
+      <w:r>
+        <w:rPr>
+          <w:lang w:val="hi_IN" w:bidi="hi_IN"/>
+        </w:rPr>
+      </w:r>
+      <w:r>
+        <w:rPr>
+          <w:lang w:val="hi_IN" w:bidi="hi_IN"/>
+        </w:rPr>
+        <w:t>याकूब विश्वासियों को याद दिलाता है कि लोग उस व्यक्ति का आदर करते हैं जो हार नहीं मानता, भले ही उस व्यक्ति का जीवन कठिन हो। याकूब ऐसे ही एक व्यक्ति का उदाहरण देता है, जिसका नाम अयूब था। अय्यूब की कहानी पुराने नियम में है। अयूब प्रभु परमेश्वर पर भरोसा रखता रहा, तब भी जब अयूब ने अपना धन खो दिया, उसके परिवार के सदस्यों की मृत्यु हो गई, और वह बीमार पड़ गया। बाइबल में अयूब की कहानी के अंत में, प्रभु ने अयूब के साथ दया का व्यवहार किया। यह दर्शाता है कि प्रभु कितना करुणावान और दयालु है, जो कि एक ऐसी बात है जिसे हम बाइबल की कई कहानियों के माध्यम से प्रभु के विषय में सीखते हैं।</w:t>
+      </w:r>
+    </w:p>
+    <w:p>
+      <w:pPr/>
+      <w:r>
+        <w:rPr>
+          <w:lang w:val="hi_IN" w:bidi="hi_IN"/>
+        </w:rPr>
+      </w:r>
+      <w:r>
+        <w:rPr>
+          <w:lang w:val="hi_IN" w:bidi="hi_IN"/>
+        </w:rPr>
+        <w:t>यहाँ रुकें और समूह में इस प्रश्न पर चर्चा करें: एक-दूसरे को अय्यूब की कहानी की याद दिलाएँ। फिर अपने इतिहास के ऐसे लोगों के विषय में सोचें जिन्हें आप धीरज धरने वाले व्यक्ति के उदाहरण के रूप में याद करते हैं। लोग उन धीरज धरने वाले लोगों और उनकी कहानियों के विषय में क्या सोचते हैं? आप उन धीरज धरने वाले लोगों की कहानियों को क्यों दोहराते और स्मरण रखते हैं? इस ऑडियो को यहाँ रोकें।</w:t>
+      </w:r>
+    </w:p>
+    <w:p>
+      <w:pPr/>
+      <w:r>
+        <w:rPr>
+          <w:lang w:val="hi_IN" w:bidi="hi_IN"/>
+        </w:rPr>
+      </w:r>
+      <w:r>
+        <w:rPr>
+          <w:lang w:val="hi_IN" w:bidi="hi_IN"/>
+        </w:rPr>
+        <w:t>याकूब विश्वासियों को फिर से चेतावनी देता है कि वे सही तरीके से बोलें। याकूब विश्वासियों से कहता है कि वे कसम न खाएँ। उस समय के लोग अक्सर "कसम खाते थे", या कुछ करने के लिए पक्के वादे करते थे या कुछ करने की धमकी देते थे। कोई व्यक्ति यह विश्वास दिलाने के लिए कि जो वह कह रहा है वह सत्य है, परमेश्वर या किसी अन्य वस्तु, जैसे स्वर्ग या पृथ्वी को साक्षी बनाता था। वह व्यक्ति यह भी निवेदन करता था कि यदि वह अपना वादा पूरा न करे तो परमेश्वर उसे दंड दे। कोई व्यक्ति दूसरों को यह विश्वास दिलाने के लिए ऐसा करेगा कि वह वास्तव में सच बोल रहा है। परंतु यदि कोई व्यक्ति ईमानदार है, तो उसे किसी अन्य को यह विश्वास दिलाने के लिए कसम खाने की आवश्यकता नहीं है कि जो वह कहता है वह सत्य है। याकूब चाहता है कि विश्वासी हर समय ईमानदार रहें और सच बोलें। तब सारे विश्वासियों को केवल हाँ या ना कहना ही आवश्यक है।</w:t>
+      </w:r>
+    </w:p>
+    <w:p>
+      <w:pPr/>
+      <w:r>
+        <w:rPr>
+          <w:lang w:val="hi_IN" w:bidi="hi_IN"/>
+        </w:rPr>
+      </w:r>
+      <w:r>
+        <w:rPr>
+          <w:lang w:val="hi_IN" w:bidi="hi_IN"/>
+        </w:rPr>
+        <w:t>यहाँ रुकें और समूह में इस प्रश्न पर चर्चा करें: आपकी संस्कृति में लोग कैसे कसम खाते हैं या गंभीर वादे करते हैं? लोग यह कैसे साबित करते हैं कि वे वास्तव में सच बोलते हैं? लोग कसम खाने या शपथ लेने के तरीके के बारे में क्या सोचते हैं? इस ऑडियो को यहाँ रोकें।</w:t>
+      </w:r>
+    </w:p>
+    <w:p>
+      <w:pPr/>
+      <w:r>
+        <w:rPr>
+          <w:lang w:val="hi_IN" w:bidi="hi_IN"/>
+        </w:rPr>
+      </w:r>
+      <w:r>
+        <w:rPr>
+          <w:lang w:val="hi_IN" w:bidi="hi_IN"/>
+        </w:rPr>
+        <w:t>जो व्यक्ति हर समय कसम खाता है, वह आखिरकार अपना वादा तोड़ देगा या झूठ बोलेगा। तब यह व्यक्ति दोषी होगा क्योंकि उसने परमेश्वर के नाम का अनुचित उपयोग किया है। यह व्यक्ति झूठ बोलने के कारण भी दोषी होगा। तब परमेश्वर इस व्यक्ति के कामों के आधार पर उसका न्याय करेगा और उसे दण्ड देगा।</w:t>
+      </w:r>
+      <w:r>
+        <w:rPr>
+          <w:lang w:val="hi_IN" w:bidi="hi_IN"/>
+        </w:rPr>
+      </w:r>
+    </w:p>
+    <w:p>
+      <w:pPr>
+        <w:pStyle w:val="Heading3"/>
+      </w:pPr>
+      <w:r>
+        <w:rPr>
+          <w:lang w:val="hi_IN" w:bidi="hi_IN"/>
+        </w:rPr>
+        <w:t>घटनाओं को समझाना</w:t>
+      </w:r>
+    </w:p>
+    <w:p>
+      <w:pPr/>
+      <w:r>
+        <w:rPr>
+          <w:lang w:val="hi_IN" w:bidi="hi_IN"/>
+        </w:rPr>
+      </w:r>
+      <w:r>
+        <w:rPr>
+          <w:lang w:val="hi_IN" w:bidi="hi_IN"/>
+        </w:rPr>
+        <w:t>याकूब 5:7–12 का ऑडियो संस्करण सबसे आसानी से समझ में आने वाले अनुवाद में सुनें।</w:t>
+      </w:r>
+    </w:p>
+    <w:p>
+      <w:pPr/>
+      <w:r>
+        <w:rPr>
+          <w:lang w:val="hi_IN" w:bidi="hi_IN"/>
+        </w:rPr>
+      </w:r>
+      <w:r>
+        <w:rPr>
+          <w:lang w:val="hi_IN" w:bidi="hi_IN"/>
+        </w:rPr>
+        <w:t>इस ऑडियो को यहाँ रोकें।</w:t>
+      </w:r>
+    </w:p>
+    <w:p>
+      <w:pPr/>
+      <w:r>
+        <w:rPr>
+          <w:lang w:val="hi_IN" w:bidi="hi_IN"/>
+        </w:rPr>
+      </w:r>
+      <w:r>
+        <w:rPr>
+          <w:lang w:val="hi_IN" w:bidi="hi_IN"/>
+        </w:rPr>
+        <w:t>इस चरण में, समूह इस भाग के हिस्सों, पात्रों और परिवेश को परिभाषित करेगा। फिर समूह इस भाग को अपने मन में समझने की कोशिश करेगा।</w:t>
+      </w:r>
+    </w:p>
+    <w:p>
+      <w:pPr/>
+      <w:r>
+        <w:rPr>
+          <w:lang w:val="hi_IN" w:bidi="hi_IN"/>
+        </w:rPr>
+      </w:r>
+      <w:r>
+        <w:rPr>
+          <w:lang w:val="hi_IN" w:bidi="hi_IN"/>
+        </w:rPr>
+        <w:t xml:space="preserve">इस भाग में तीन हिस्से हैं। </w:t>
+      </w:r>
+    </w:p>
+    <w:p>
+      <w:pPr/>
+      <w:r>
+        <w:rPr>
+          <w:lang w:val="hi_IN" w:bidi="hi_IN"/>
+        </w:rPr>
+      </w:r>
+      <w:r>
+        <w:rPr>
+          <w:b/>
+          <w:lang w:val="hi_IN" w:bidi="hi_IN"/>
+        </w:rPr>
+        <w:t>पहले भाग में:</w:t>
+      </w:r>
+      <w:r>
+        <w:rPr>
+          <w:lang w:val="hi_IN" w:bidi="hi_IN"/>
+        </w:rPr>
+        <w:t xml:space="preserve"> याकूब विश्वासियों से आग्रह करता है कि जब वे प्रभु यीशु के वापस आने की प्रतीक्षा करते हैं, तब वे धीरज रखें।</w:t>
+      </w:r>
+    </w:p>
+    <w:p>
+      <w:pPr/>
+      <w:r>
+        <w:rPr>
+          <w:lang w:val="hi_IN" w:bidi="hi_IN"/>
+        </w:rPr>
+      </w:r>
+      <w:r>
+        <w:rPr>
+          <w:b/>
+          <w:lang w:val="hi_IN" w:bidi="hi_IN"/>
+        </w:rPr>
+        <w:t>दूसरे भाग में:</w:t>
+      </w:r>
+      <w:r>
+        <w:rPr>
+          <w:lang w:val="hi_IN" w:bidi="hi_IN"/>
+        </w:rPr>
+        <w:t xml:space="preserve"> याकूब कहता है कि विश्वासियों को भविष्यद्वक्ताओं और अय्यूब की तरह धीरज रखने वाले लोगों के अच्छे उदाहरण का अनुसरण करना चाहिए।</w:t>
+      </w:r>
+    </w:p>
+    <w:p>
+      <w:pPr/>
+      <w:r>
+        <w:rPr>
+          <w:lang w:val="hi_IN" w:bidi="hi_IN"/>
+        </w:rPr>
+      </w:r>
+      <w:r>
+        <w:rPr>
+          <w:b/>
+          <w:lang w:val="hi_IN" w:bidi="hi_IN"/>
+        </w:rPr>
+        <w:t>तीसरे भाग में:</w:t>
+      </w:r>
+      <w:r>
+        <w:rPr>
+          <w:lang w:val="hi_IN" w:bidi="hi_IN"/>
+        </w:rPr>
+        <w:t xml:space="preserve"> याकूब विश्वासियों से कहता है कि उन्हें कसम नहीं खानी चाहिए।</w:t>
+      </w:r>
+    </w:p>
+    <w:p>
+      <w:pPr/>
+      <w:r>
+        <w:rPr>
+          <w:lang w:val="hi_IN" w:bidi="hi_IN"/>
+        </w:rPr>
+      </w:r>
+      <w:r>
+        <w:rPr>
+          <w:lang w:val="hi_IN" w:bidi="hi_IN"/>
+        </w:rPr>
+        <w:t>इस भाग के पात्र हैं:</w:t>
+      </w:r>
+    </w:p>
+    <w:p>
+      <w:pPr>
+        <w:pStyle w:val="ListBullet"/>
+        <w:spacing w:line="240" w:lineRule="auto"/>
+        <w:ind w:left="720"/>
+      </w:pPr>
+      <w:r>
+        <w:rPr>
+          <w:lang w:val="hi_IN" w:bidi="hi_IN"/>
+        </w:rPr>
+      </w:r>
+      <w:r>
+        <w:rPr>
+          <w:lang w:val="hi_IN" w:bidi="hi_IN"/>
+        </w:rPr>
+        <w:t>याकूब</w:t>
+      </w:r>
+    </w:p>
+    <w:p>
+      <w:pPr>
+        <w:pStyle w:val="ListBullet"/>
+        <w:spacing w:line="240" w:lineRule="auto"/>
+        <w:ind w:left="720"/>
+      </w:pPr>
+      <w:r>
+        <w:rPr>
+          <w:lang w:val="hi_IN" w:bidi="hi_IN"/>
+        </w:rPr>
+      </w:r>
+      <w:r>
+        <w:rPr>
+          <w:lang w:val="hi_IN" w:bidi="hi_IN"/>
+        </w:rPr>
+        <w:t>इस संदेश को सुनने वाले विश्वासी</w:t>
+      </w:r>
+    </w:p>
+    <w:p>
+      <w:pPr>
+        <w:pStyle w:val="ListBullet"/>
+        <w:spacing w:line="240" w:lineRule="auto"/>
+        <w:ind w:left="720"/>
+      </w:pPr>
+      <w:r>
+        <w:rPr>
+          <w:lang w:val="hi_IN" w:bidi="hi_IN"/>
+        </w:rPr>
+      </w:r>
+      <w:r>
+        <w:rPr>
+          <w:lang w:val="hi_IN" w:bidi="hi_IN"/>
+        </w:rPr>
+        <w:t xml:space="preserve">प्रभु यीशु </w:t>
+      </w:r>
+    </w:p>
+    <w:p>
+      <w:pPr>
+        <w:pStyle w:val="ListBullet"/>
+        <w:spacing w:line="240" w:lineRule="auto"/>
+        <w:ind w:left="720"/>
+      </w:pPr>
+      <w:r>
+        <w:rPr>
+          <w:lang w:val="hi_IN" w:bidi="hi_IN"/>
+        </w:rPr>
+      </w:r>
+      <w:r>
+        <w:rPr>
+          <w:lang w:val="hi_IN" w:bidi="hi_IN"/>
+        </w:rPr>
+        <w:t>किसान</w:t>
+      </w:r>
+    </w:p>
+    <w:p>
+      <w:pPr>
+        <w:pStyle w:val="ListBullet"/>
+        <w:spacing w:line="240" w:lineRule="auto"/>
+        <w:ind w:left="720"/>
+      </w:pPr>
+      <w:r>
+        <w:rPr>
+          <w:lang w:val="hi_IN" w:bidi="hi_IN"/>
+        </w:rPr>
+      </w:r>
+      <w:r>
+        <w:rPr>
+          <w:lang w:val="hi_IN" w:bidi="hi_IN"/>
+        </w:rPr>
+        <w:t xml:space="preserve">प्रभु परमेश्वर </w:t>
+      </w:r>
+    </w:p>
+    <w:p>
+      <w:pPr>
+        <w:pStyle w:val="ListBullet"/>
+        <w:spacing w:line="240" w:lineRule="auto"/>
+        <w:ind w:left="720"/>
+      </w:pPr>
+      <w:r>
+        <w:rPr>
+          <w:lang w:val="hi_IN" w:bidi="hi_IN"/>
+        </w:rPr>
+      </w:r>
+      <w:r>
+        <w:rPr>
+          <w:lang w:val="hi_IN" w:bidi="hi_IN"/>
+        </w:rPr>
+        <w:t>भविष्यद्वक्ता</w:t>
+      </w:r>
+    </w:p>
+    <w:p>
+      <w:pPr>
+        <w:pStyle w:val="ListBullet"/>
+        <w:spacing w:line="240" w:lineRule="auto"/>
+        <w:ind w:left="720"/>
+      </w:pPr>
+      <w:r>
+        <w:rPr>
+          <w:lang w:val="hi_IN" w:bidi="hi_IN"/>
+        </w:rPr>
+      </w:r>
+      <w:r>
+        <w:rPr>
+          <w:lang w:val="hi_IN" w:bidi="hi_IN"/>
+        </w:rPr>
+        <w:t>और अयूब</w:t>
+      </w:r>
+    </w:p>
+    <w:p>
+      <w:pPr/>
+      <w:r>
+        <w:rPr>
+          <w:lang w:val="hi_IN" w:bidi="hi_IN"/>
+        </w:rPr>
+      </w:r>
+      <w:r>
+        <w:rPr>
+          <w:lang w:val="hi_IN" w:bidi="hi_IN"/>
+        </w:rPr>
+        <w:t>समूह में, भाग के परिवेश के इन हिस्सों पर ध्यान दें:</w:t>
+      </w:r>
+    </w:p>
+    <w:p>
+      <w:pPr/>
+      <w:r>
+        <w:rPr>
+          <w:lang w:val="hi_IN" w:bidi="hi_IN"/>
+        </w:rPr>
+      </w:r>
+      <w:r>
+        <w:rPr>
+          <w:lang w:val="hi_IN" w:bidi="hi_IN"/>
+        </w:rPr>
+        <w:t>याकूब अपने पत्र के लगभग अंत में है, और याकूब उन कुछ विचारों के बारे में कुछ और बात करता है जिनका उसने पहले ही उल्लेख किया है। याकूब विश्वासियों को धीरज के साथ बने रहने के लिए प्रोत्साहित करता है, ठीक वैसे ही जैसे उसने पत्र की शुरुआत में किया था। याकूब इस बारे में भी कुछ और बात करता है कि विश्वासियों को सावधानी से कैसे बोलना चाहिए, जैसा कि याकूब ने पिछले कुछ अंशों में चर्चा की है। याकूब चाहता है कि विश्वासी यहाँ उसकी बात को ध्यान से सुनें। तीन बार, याकूब विश्वासियों से सुनने या ध्यान देने के लिए कहता है। और याकूब कई बार विश्वासियों को सीधे संबोधित करता है। याकूब दिखाता है कि यह कितना महत्वपूर्ण है कि विश्वासी धीरज के साथ बने रहें!</w:t>
+      </w:r>
+    </w:p>
+    <w:p>
+      <w:pPr/>
+      <w:r>
+        <w:rPr>
+          <w:lang w:val="hi_IN" w:bidi="hi_IN"/>
+        </w:rPr>
+      </w:r>
+      <w:r>
+        <w:rPr>
+          <w:lang w:val="hi_IN" w:bidi="hi_IN"/>
+        </w:rPr>
+        <w:t>यहाँ रुकें और एक समूह के रूप में इस प्रश्न पर चर्चा करें: एक शिक्षिका कैसे दिखाएगी कि वह कोई बहुत महत्वपूर्ण बात सिखा रही है? आपकी भाषा में, शिक्षक अपने विद्यार्थियों से सुनने और ध्यान देने के लिए क्या कहेंगे? इस ऑडियो को यहाँ रोकें।</w:t>
+      </w:r>
+    </w:p>
+    <w:p>
+      <w:pPr/>
+      <w:r>
+        <w:rPr>
+          <w:lang w:val="hi_IN" w:bidi="hi_IN"/>
+        </w:rPr>
+      </w:r>
+      <w:r>
+        <w:rPr>
+          <w:lang w:val="hi_IN" w:bidi="hi_IN"/>
+        </w:rPr>
+        <w:t>चूँकि पिछले भाग में याकूब ने धनवानों से बात की थी, इसलिए याकूब इस भाग की शुरुआत “भाइयों और बहनों” से करता है, ताकि यह दिखाया जा सके कि याकूब फिर से विश्वासियों से बात कर रहा है। और याद रखें कि पिछले भाग में याकूब ने विश्वासियों को याद दिलाया कि एक दिन परमेश्वर सभी का न्याय निष्पक्षता से करेगा। यह तब होगा जब प्रभु यीशु वापस आएगा, जिसे इस भाग में याकूब प्रभु का आगमन कहता है। विश्वासियों को उस दिन की प्रतीक्षा करते समय धीरज रखना चाहिए जब प्रभु यीशु वापस आएगा।</w:t>
+      </w:r>
+    </w:p>
+    <w:p>
+      <w:pPr/>
+      <w:r>
+        <w:rPr>
+          <w:lang w:val="hi_IN" w:bidi="hi_IN"/>
+        </w:rPr>
+      </w:r>
+      <w:r>
+        <w:rPr>
+          <w:lang w:val="hi_IN" w:bidi="hi_IN"/>
+        </w:rPr>
+        <w:t>याकूब विश्वासियों से कहता है कि वे उन साधारण किसानों के बारे में सोचें जो भोजन उगाते हैं। ये किसान अपनी भूमि पर मूल्यवान फसलों के उगने की प्रतीक्षा करते हैं। ये फसलें वे सभी फल, सब्जियाँ और अनाज हैं जो किसानों के खेतों में उगते हैं। किसान शुरुआती बारिश और देर से होने वाली बारिश, या अक्टूबर और नवंबर के साथ-साथ अप्रैल और मई में आने वाली बारिश की भी धैर्यपूर्वक प्रतीक्षा करते हैं। विश्वासियों को किसानों के समान धीरज रखना चाहिए। याकूब विश्वासियों से दृढ़ रहने या अपने हृदयों को मजबूत करने के लिए भी कहता है। इसका अर्थ है साहस रखना और हार न मानना। विश्वासी साहसी हो सकते हैं क्योंकि वे जानते हैं कि प्रभु यीशु शीघ्र वापस आएंगे।</w:t>
+      </w:r>
+    </w:p>
+    <w:p>
+      <w:pPr/>
+      <w:r>
+        <w:rPr>
+          <w:lang w:val="hi_IN" w:bidi="hi_IN"/>
+        </w:rPr>
+      </w:r>
+      <w:r>
+        <w:rPr>
+          <w:lang w:val="hi_IN" w:bidi="hi_IN"/>
+        </w:rPr>
+        <w:t>यहाँ रुकें और एक समूह के रूप में इस प्रश्न पर चर्चा करें: आपकी भाषा में, आप किसी व्यक्ति के साहसी होने और हार न मानने के गुण के बारे में कैसे बात करते हैं? आप किसी व्यक्ति को साहसी बनने के लिए कैसे प्रोत्साहित करेंगे? इस ऑडियो को यहाँ रोकें।</w:t>
+      </w:r>
+    </w:p>
+    <w:p>
+      <w:pPr/>
+      <w:r>
+        <w:rPr>
+          <w:lang w:val="hi_IN" w:bidi="hi_IN"/>
+        </w:rPr>
+      </w:r>
+      <w:r>
+        <w:rPr>
+          <w:lang w:val="hi_IN" w:bidi="hi_IN"/>
+        </w:rPr>
+        <w:t>विश्वासियों को धीरज रखने का एक तरीका यह है कि वे एक-दूसरे के बारे में और एक-दूसरे से किस तरह बोलते हैं। विश्वासियों को एक-दूसरे के विरुद्ध कुड़कुड़ाना या शिकायत नहीं करनी चाहिए। यदि विश्वासी एक-दूसरे के विरुद्ध बड़बड़ाते हैं, तो प्रभु विश्वासियों का न्याय करेगा या घोषित करेगा कि विश्वासी दोषी हैं। यह उस तरीके के समान नहीं है जिस तरह प्रभु अविश्वासियों को दोषी ठहराकर नरक में दण्ड देता है। याकूब विश्वासियों को चेतावनी देता है कि वे ध्यान दें, क्योंकि न्यायी द्वार पर खड़ा है। याद रखें कि कुछ भागों पहले याकूब ने कहा था कि परमेश्वर वह न्यायी है जो सभी लोगों का न्याय करता है। परमेश्वर देखेगा कि विश्वासी एक-दूसरे के साथ अच्छा व्यवहार कर रहे हैं या नहीं और यदि वे ऐसा नहीं कर रहे हैं तो विश्वासियों को उसी प्रकार के न्याय से दण्ड देगा जैसा न्याय वे एक-दूसरे को दे रहे हैं।</w:t>
+      </w:r>
+    </w:p>
+    <w:p>
+      <w:pPr/>
+      <w:r>
+        <w:rPr>
+          <w:lang w:val="hi_IN" w:bidi="hi_IN"/>
+        </w:rPr>
+      </w:r>
+      <w:r>
+        <w:rPr>
+          <w:lang w:val="hi_IN" w:bidi="hi_IN"/>
+        </w:rPr>
+        <w:t>यहाँ रुकें और एक समूह के रूप में इस प्रश्न पर चर्चा करें: जब याकूब कहता है कि न्यायाधीश दरवाजे पर है, तो याकूब एक ऐसा शब्द कहता है जिसका अर्थ है “देखो!” या "ध्यान दो!" कुछ अनुवाद केवल उस वाक्य को जोर देकर कहते हैं। आपकी भाषा में, आप कैसे दिखाते हैं कि कोई बात आश्चर्यजनक है, ताकि लोग उस पर ध्यान दें? चर्चा करें कि आप याकूब द्वारा यहाँ विश्वासियों को ध्यान देने के लिए कहने के तरीके का अनुवाद कैसे करना चाहते हैं। इस ऑडियो को यहाँ रोकें।</w:t>
+      </w:r>
+    </w:p>
+    <w:p>
+      <w:pPr/>
+      <w:r>
+        <w:rPr>
+          <w:lang w:val="hi_IN" w:bidi="hi_IN"/>
+        </w:rPr>
+      </w:r>
+      <w:r>
+        <w:rPr>
+          <w:lang w:val="hi_IN" w:bidi="hi_IN"/>
+        </w:rPr>
+        <w:t>दूसरे भाग में, याकूब विश्वासियों को ऐसे लोगों के कई उदाहरण देता है जिन्होंने दुःख सहा और हार नहीं मानी। सबसे पहले, याकूब भविष्यद्वक्ताओं के बारे में बात करता है, जिन्होंने प्रभु के नाम में बात की थी। इसका अर्थ है कि भविष्यद्वक्ताओं ने प्रभु के प्रतिनिधियों के रूप में बात की। यहाँ “प्रभु” का अर्थ शायद परमेश्वर पिता है। भविष्यद्वक्ताओं ने दुख सहते हुए धीरज रखा। विश्वासी शायद भविष्यद्वक्ताओं की कहानियाँ जानते होंगे, इसलिए याकूब यहाँ भविष्यद्वक्ताओं की कहानियाँ नहीं बताता।</w:t>
+      </w:r>
+    </w:p>
+    <w:p>
+      <w:pPr/>
+      <w:r>
+        <w:rPr>
+          <w:lang w:val="hi_IN" w:bidi="hi_IN"/>
+        </w:rPr>
+      </w:r>
+      <w:r>
+        <w:rPr>
+          <w:lang w:val="hi_IN" w:bidi="hi_IN"/>
+        </w:rPr>
+        <w:t>याकूब विश्वासियों से कहता है कि वे उस तरीके के बारे में सोचें जिससे लोग ऐसे व्यक्ति के बारे में बात करते हैं जो दृढ़ रहता है। दृढ़ व्यक्ति वह है जो परेशानी या कठिन परिस्थितियों का सामना करने पर हार नहीं मानता। लोग कहते हैं कि परमेश्वर ने उस दृढ़ व्यक्ति को आशीष दी है। जिस व्यक्ति को परमेश्वर आशीष देता है, उसके जीवन में पूर्णता होती है। याकूब का तात्पर्य है कि ये दृढ़ लोग खुश या आनन्द से भरे हुए हैं क्योंकि कठिन समय से गुजरते समय वे साहसी होते हैं और हार नहीं मानते।</w:t>
+      </w:r>
+    </w:p>
+    <w:p>
+      <w:pPr/>
+      <w:r>
+        <w:rPr>
+          <w:lang w:val="hi_IN" w:bidi="hi_IN"/>
+        </w:rPr>
+      </w:r>
+      <w:r>
+        <w:rPr>
+          <w:lang w:val="hi_IN" w:bidi="hi_IN"/>
+        </w:rPr>
+        <w:t>यहाँ रुकें और एक समूह के रूप में चर्चा करें: किसी ऐसे व्यक्ति की कहानी बताएँ जिसे आप जानते हैं, जिसने अपने जीवन के कठिन होने पर भी हार नहीं मानी। आप और दूसरे लोग इस व्यक्ति के बारे में क्या सोचते हैं? आप उस व्यक्ति का सम्मान या आदर कैसे प्रकट करते हैं जिसने हार नहीं मानी? आप इस व्यक्ति के जीवन या उसके जीवन जीने के तरीके का वर्णन कैसे करेंगे? इस ऑडियो को यहाँ रोकें।</w:t>
+      </w:r>
+    </w:p>
+    <w:p>
+      <w:pPr/>
+      <w:r>
+        <w:rPr>
+          <w:lang w:val="hi_IN" w:bidi="hi_IN"/>
+        </w:rPr>
+      </w:r>
+      <w:r>
+        <w:rPr>
+          <w:lang w:val="hi_IN" w:bidi="hi_IN"/>
+        </w:rPr>
+        <w:t>फिर याकूब धीरज रखने वाले व्यक्ति के एक और उदाहरण के रूप में अय्यूब के बारे में बात करता है। विश्वासी अय्यूब की कहानी और अय्यूब की कहानी के अंत में प्रभु द्वारा अय्यूब के लिए किए गए अच्छे कामों को भी जानते होंगे। फिर से, यहाँ प्रभु शायद परमेश्वर पिता हैं। विश्वासी यह भी जानते हैं कि प्रभु करुणा और दया से भरपूर हैं, जिसका अर्थ है कि प्रभु बहुत करुणामय और दयालु हैं। करुणामय व्यक्ति दूसरों के लिए गहरा प्रेम और स्नेह महसूस करता है। याकूब चाहता है कि विश्वासी समझें कि प्रभु दयालु है और विश्वासियों की बहुत गहरी परवाह करता है। जिस तरह प्रभु ने अय्यूब के प्रति दयालुता दिखाई, उसी तरह प्रभु उन लोगों के प्रति दयालु होगा जो यीशु के वापस आने की प्रतीक्षा करते हुए धीरज के साथ बने रहते हैं।</w:t>
+      </w:r>
+    </w:p>
+    <w:p>
+      <w:pPr/>
+      <w:r>
+        <w:rPr>
+          <w:lang w:val="hi_IN" w:bidi="hi_IN"/>
+        </w:rPr>
+      </w:r>
+      <w:r>
+        <w:rPr>
+          <w:lang w:val="hi_IN" w:bidi="hi_IN"/>
+        </w:rPr>
+        <w:t>अंतिम दृश्य में, याकूब फिर से इस बारे में बात करता है कि लोगों को सही तरीके से कैसे बोलना चाहिए। याकूब विश्वासियों से कहता है कि वे कसम न खाएँ। कसम खाना, गाली-गलौज या बुरी भाषा का इस्तेमाल करने से अलग बात है। यह वह तरीका है जिससे लोग शपथ लेते हैं और परमेश्वर से गवाही देने के लिए कहते हैं कि वे सच बोल रहे हैं। जब लोग कसम खाते हैं, तो वे परमेश्वर से यह माँगते हैं कि यदि वे अपनी प्रतिज्ञा पूरी नहीं करते तो परमेश्वर उन्हें दण्ड दे। याकूब कहता है कि यह बहुत महत्वपूर्ण है कि विश्वासी कसम न खाएँ। याकूब का यह अर्थ नहीं है कि यह सबसे महत्वपूर्ण काम है जो एक विश्वासी को करना चाहिए। लेकिन विश्वासियों के लिए अपनी जीभ, या बोलने के तरीके को नियंत्रित करने का यह एक और बहुत महत्वपूर्ण तरीका है, जिसे याकूब ने बहुत महत्वपूर्ण बताया है!</w:t>
+      </w:r>
+    </w:p>
+    <w:p>
+      <w:pPr/>
+      <w:r>
+        <w:rPr>
+          <w:lang w:val="hi_IN" w:bidi="hi_IN"/>
+        </w:rPr>
+      </w:r>
+      <w:r>
+        <w:rPr>
+          <w:lang w:val="hi_IN" w:bidi="hi_IN"/>
+        </w:rPr>
+        <w:t>याकूब कहता है कि विश्वासियों को स्वर्ग या पृथ्वी की शपथ नहीं खानी चाहिए, जो सामान्य शपथों के उदाहरण हैं। यहाँ, स्वर्ग का अर्थ वह स्थान है जहाँ परमेश्वर रहता है, और पृथ्वी का अर्थ यह संसार है जहाँ मनुष्य रहते हैं। विश्वासियों को अपनी प्रतिज्ञाएँ पूरी करने के लिए किसी और चीज की आवश्यकता नहीं होनी चाहिए। याकूब चाहता है कि विश्वासी भरोसेमंद हों और सच बोलें, इसलिए कसम खाने की आवश्यकता नहीं है। जब विश्वासी हाँ कहते हैं, तो उनका अर्थ हाँ ही होना चाहिए! और जब विश्वासी नहीं कहते हैं, तो उनका अर्थ नहीं ही होना चाहिए। यदि विश्वासी कसम खाते रहते हैं, तो परमेश्वर विश्वासियों को दोषी ठहराएगा या उनका न्याय करेगा और उन्हें दण्ड देगा। फिर से, यह दण्ड उस तरीके का नहीं है जिससे परमेश्वर अविश्वासियों को दण्ड देता है।</w:t>
+      </w:r>
+    </w:p>
+    <w:p>
+      <w:pPr/>
+      <w:r>
+        <w:rPr>
+          <w:lang w:val="hi_IN" w:bidi="hi_IN"/>
+        </w:rPr>
+      </w:r>
+      <w:r>
+        <w:rPr>
+          <w:lang w:val="hi_IN" w:bidi="hi_IN"/>
+        </w:rPr>
+        <w:t>यहाँ रुकें और एक समूह के रूप में इस प्रश्न पर चर्चा करें: एक गतिविधि के रूप में, उस तरीके पर चर्चा करें जिससे माता-पिता अपने बच्चों को सच बोलना सिखाते हैं। फिर चर्चा करें कि जब याकूब कहता है कि “हाँ” कहते समय हाँ का अर्थ रखना चाहिए, तो आप इसका अनुवाद कैसे करेंगे। इस ऑडियो को यहाँ रोकें।</w:t>
+      </w:r>
+    </w:p>
+    <w:p>
+      <w:pPr/>
+      <w:r>
+        <w:rPr>
+          <w:lang w:val="hi_IN" w:bidi="hi_IN"/>
+        </w:rPr>
+      </w:r>
+      <w:r>
+        <w:rPr>
+          <w:lang w:val="hi_IN" w:bidi="hi_IN"/>
+        </w:rPr>
+        <w:t>यहाँ रुकें और एक समूह के रूप में इस प्रश्न पर चर्चा करें: आपकी भाषा में, आप उन अलग-अलग तरीकों के बारे में कैसे बात करते हैं जिनसे लोग कसम खाते हैं? याद रखें कि आपने दूसरे चरण में कसम खाने के बारे में क्या चर्चा की थी। चर्चा करें कि आप उस तरीके का अनुवाद कैसे करना चाहते हैं जिसमें याकूब कसम खाने के कई सामान्य तरीकों का उल्लेख करता है। इस ऑडियो को यहाँ रोकें।</w:t>
+      </w:r>
+    </w:p>
+    <w:p>
+      <w:pPr/>
+      <w:r>
+        <w:rPr>
+          <w:lang w:val="hi_IN" w:bidi="hi_IN"/>
+        </w:rPr>
+      </w:r>
+      <w:r>
+        <w:rPr>
+          <w:lang w:val="hi_IN" w:bidi="hi_IN"/>
+        </w:rPr>
+        <w:t>अब, समूह को इस भाग और इसमें होने वाली घटनाओं को समझने के लिए चित्र बनाना, कथापट तैयार करना या वस्तुओं का उपयोग करना चाहिए।</w:t>
+      </w:r>
+      <w:r>
+        <w:rPr>
+          <w:lang w:val="hi_IN" w:bidi="hi_IN"/>
+        </w:rPr>
+      </w:r>
+    </w:p>
+    <w:p>
+      <w:pPr>
+        <w:pStyle w:val="Heading3"/>
+      </w:pPr>
+      <w:r>
+        <w:rPr>
+          <w:lang w:val="hi_IN" w:bidi="hi_IN"/>
+        </w:rPr>
+        <w:t>पाठ को नाटकीय रूप देना</w:t>
+      </w:r>
+    </w:p>
+    <w:p>
+      <w:pPr/>
+      <w:r>
+        <w:rPr>
+          <w:lang w:val="hi_IN" w:bidi="hi_IN"/>
+        </w:rPr>
+      </w:r>
+      <w:r>
+        <w:rPr>
+          <w:lang w:val="hi_IN" w:bidi="hi_IN"/>
+        </w:rPr>
+        <w:t>याकूब 5:7–12 का ऑडियो संस्करण सबसे आसानी से समझ में आने वाले अनुवाद में सुनें।</w:t>
+      </w:r>
+    </w:p>
+    <w:p>
+      <w:pPr/>
+      <w:r>
+        <w:rPr>
+          <w:lang w:val="hi_IN" w:bidi="hi_IN"/>
+        </w:rPr>
+      </w:r>
+      <w:r>
+        <w:rPr>
+          <w:lang w:val="hi_IN" w:bidi="hi_IN"/>
+        </w:rPr>
+        <w:t>इस ऑडियो को यहाँ रोकें।</w:t>
+      </w:r>
+    </w:p>
+    <w:p>
+      <w:pPr/>
+      <w:r>
+        <w:rPr>
+          <w:lang w:val="hi_IN" w:bidi="hi_IN"/>
+        </w:rPr>
+      </w:r>
+      <w:r>
+        <w:rPr>
+          <w:lang w:val="hi_IN" w:bidi="hi_IN"/>
+        </w:rPr>
+        <w:t>इस चरण में, समूह इस भाग को नाटक के रूप में प्रस्तुत करेगा।</w:t>
+      </w:r>
+    </w:p>
+    <w:p>
+      <w:pPr/>
+      <w:r>
+        <w:rPr>
+          <w:lang w:val="hi_IN" w:bidi="hi_IN"/>
+        </w:rPr>
+      </w:r>
+      <w:r>
+        <w:rPr>
+          <w:lang w:val="hi_IN" w:bidi="hi_IN"/>
+        </w:rPr>
+        <w:t xml:space="preserve">इस भाग में तीन हिस्से हैं। </w:t>
+      </w:r>
+    </w:p>
+    <w:p>
+      <w:pPr/>
+      <w:r>
+        <w:rPr>
+          <w:lang w:val="hi_IN" w:bidi="hi_IN"/>
+        </w:rPr>
+      </w:r>
+      <w:r>
+        <w:rPr>
+          <w:lang w:val="hi_IN" w:bidi="hi_IN"/>
+        </w:rPr>
+        <w:t>इस भाग के पात्र हैं:</w:t>
+      </w:r>
+    </w:p>
+    <w:p>
+      <w:pPr>
+        <w:pStyle w:val="ListBullet"/>
+        <w:spacing w:line="240" w:lineRule="auto"/>
+        <w:ind w:left="720"/>
+      </w:pPr>
+      <w:r>
+        <w:rPr>
+          <w:lang w:val="hi_IN" w:bidi="hi_IN"/>
+        </w:rPr>
+      </w:r>
+      <w:r>
+        <w:rPr>
+          <w:lang w:val="hi_IN" w:bidi="hi_IN"/>
+        </w:rPr>
+        <w:t>याकूब</w:t>
+      </w:r>
+    </w:p>
+    <w:p>
+      <w:pPr>
+        <w:pStyle w:val="ListBullet"/>
+        <w:spacing w:line="240" w:lineRule="auto"/>
+        <w:ind w:left="720"/>
+      </w:pPr>
+      <w:r>
+        <w:rPr>
+          <w:lang w:val="hi_IN" w:bidi="hi_IN"/>
+        </w:rPr>
+      </w:r>
+      <w:r>
+        <w:rPr>
+          <w:lang w:val="hi_IN" w:bidi="hi_IN"/>
+        </w:rPr>
+        <w:t>इस संदेश को सुनने वाले विश्वासी</w:t>
+      </w:r>
+    </w:p>
+    <w:p>
+      <w:pPr>
+        <w:pStyle w:val="ListBullet"/>
+        <w:spacing w:line="240" w:lineRule="auto"/>
+        <w:ind w:left="720"/>
+      </w:pPr>
+      <w:r>
+        <w:rPr>
+          <w:lang w:val="hi_IN" w:bidi="hi_IN"/>
+        </w:rPr>
+      </w:r>
+      <w:r>
+        <w:rPr>
+          <w:lang w:val="hi_IN" w:bidi="hi_IN"/>
+        </w:rPr>
+        <w:t>प्रभु यीशु</w:t>
+      </w:r>
+    </w:p>
+    <w:p>
+      <w:pPr>
+        <w:pStyle w:val="ListBullet"/>
+        <w:spacing w:line="240" w:lineRule="auto"/>
+        <w:ind w:left="720"/>
+      </w:pPr>
+      <w:r>
+        <w:rPr>
+          <w:lang w:val="hi_IN" w:bidi="hi_IN"/>
+        </w:rPr>
+      </w:r>
+      <w:r>
+        <w:rPr>
+          <w:lang w:val="hi_IN" w:bidi="hi_IN"/>
+        </w:rPr>
+        <w:t>किसान</w:t>
+      </w:r>
+    </w:p>
+    <w:p>
+      <w:pPr>
+        <w:pStyle w:val="ListBullet"/>
+        <w:spacing w:line="240" w:lineRule="auto"/>
+        <w:ind w:left="720"/>
+      </w:pPr>
+      <w:r>
+        <w:rPr>
+          <w:lang w:val="hi_IN" w:bidi="hi_IN"/>
+        </w:rPr>
+      </w:r>
+      <w:r>
+        <w:rPr>
+          <w:lang w:val="hi_IN" w:bidi="hi_IN"/>
+        </w:rPr>
+        <w:t xml:space="preserve">प्रभु परमेश्वर </w:t>
+      </w:r>
+    </w:p>
+    <w:p>
+      <w:pPr>
+        <w:pStyle w:val="ListBullet"/>
+        <w:spacing w:line="240" w:lineRule="auto"/>
+        <w:ind w:left="720"/>
+      </w:pPr>
+      <w:r>
+        <w:rPr>
+          <w:lang w:val="hi_IN" w:bidi="hi_IN"/>
+        </w:rPr>
+      </w:r>
+      <w:r>
+        <w:rPr>
+          <w:lang w:val="hi_IN" w:bidi="hi_IN"/>
+        </w:rPr>
+        <w:t>भविष्यद्वक्ता</w:t>
+      </w:r>
+    </w:p>
+    <w:p>
+      <w:pPr>
+        <w:pStyle w:val="ListBullet"/>
+        <w:spacing w:line="240" w:lineRule="auto"/>
+        <w:ind w:left="720"/>
+      </w:pPr>
+      <w:r>
+        <w:rPr>
+          <w:lang w:val="hi_IN" w:bidi="hi_IN"/>
+        </w:rPr>
+      </w:r>
+      <w:r>
+        <w:rPr>
+          <w:lang w:val="hi_IN" w:bidi="hi_IN"/>
+        </w:rPr>
+        <w:t>और अयूब</w:t>
+      </w:r>
+    </w:p>
+    <w:p>
+      <w:pPr/>
+      <w:r>
+        <w:rPr>
+          <w:lang w:val="hi_IN" w:bidi="hi_IN"/>
+        </w:rPr>
+      </w:r>
+      <w:r>
+        <w:rPr>
+          <w:lang w:val="hi_IN" w:bidi="hi_IN"/>
+        </w:rPr>
+        <w:t>समूह में, इस भाग का अभिनय दो बार करें। आपको अपनी भाषा में इस भाग का अभिनय करना चाहिए।</w:t>
+      </w:r>
+    </w:p>
+    <w:p>
+      <w:pPr/>
+      <w:r>
+        <w:rPr>
+          <w:lang w:val="hi_IN" w:bidi="hi_IN"/>
+        </w:rPr>
+      </w:r>
+      <w:r>
+        <w:rPr>
+          <w:lang w:val="hi_IN" w:bidi="hi_IN"/>
+        </w:rPr>
+        <w:t>सबसे पहले, बिना रुके इस भाग का अभिनय करें। इस भाग के संवाद, प्रवाह, कथानक और घटनाओं के क्रम पर ध्यान दें। यह सुनिश्चित करें कि आप इस भाग के कठिन या महत्वपूर्ण हिस्सों का अभिनय करना न छोड़ें। इस भाग के हर हिस्से को याद करने में एक दूसरे की सहायता करें।</w:t>
+      </w:r>
+    </w:p>
+    <w:p>
+      <w:pPr/>
+      <w:r>
+        <w:rPr>
+          <w:lang w:val="hi_IN" w:bidi="hi_IN"/>
+        </w:rPr>
+      </w:r>
+      <w:r>
+        <w:rPr>
+          <w:lang w:val="hi_IN" w:bidi="hi_IN"/>
+        </w:rPr>
+        <w:t>इस ऑडियो को यहाँ रोकें और इस भाग का अभिनय करें।</w:t>
+      </w:r>
+    </w:p>
+    <w:p>
+      <w:pPr/>
+      <w:r>
+        <w:rPr>
+          <w:lang w:val="hi_IN" w:bidi="hi_IN"/>
+        </w:rPr>
+      </w:r>
+      <w:r>
+        <w:rPr>
+          <w:lang w:val="hi_IN" w:bidi="hi_IN"/>
+        </w:rPr>
+        <w:t>समूह को इस भाग का अभिनय दूसरी बार करना चाहिए। नाटक में कुछ जगहों पर, अभिनय को रोकें और पात्र निभाने वाले व्यक्ति से पूछें, "आप क्या महसूस कर रहे हैं या क्या सोच रहे हैं?" पात्र की भूमिका निभा रहे व्यक्ति को यह बताना चाहिए कि यदि वह उस पात्र के स्थान पर होता, तो वह क्या महसूस करता या क्या सोचता। उसके बाद नाटक को जारी रखें।</w:t>
+      </w:r>
+    </w:p>
+    <w:p>
+      <w:pPr/>
+      <w:r>
+        <w:rPr>
+          <w:lang w:val="hi_IN" w:bidi="hi_IN"/>
+        </w:rPr>
+      </w:r>
+      <w:r>
+        <w:rPr>
+          <w:lang w:val="hi_IN" w:bidi="hi_IN"/>
+        </w:rPr>
+        <w:t>इस ऑडियो को यहाँ रोकें और इस भाग का अभिनय दूसरी बार करें।</w:t>
+      </w:r>
+    </w:p>
+    <w:p>
+      <w:pPr/>
+      <w:r>
+        <w:rPr>
+          <w:lang w:val="hi_IN" w:bidi="hi_IN"/>
+        </w:rPr>
+      </w:r>
+      <w:r>
+        <w:rPr>
+          <w:lang w:val="hi_IN" w:bidi="hi_IN"/>
+        </w:rPr>
+        <w:t>नाटक का एक उदाहरण और संभावित प्रतिक्रियाएँ निम्नलिखित हैं।</w:t>
+      </w:r>
+    </w:p>
+    <w:p>
+      <w:pPr/>
+      <w:r>
+        <w:rPr>
+          <w:lang w:val="hi_IN" w:bidi="hi_IN"/>
+        </w:rPr>
+      </w:r>
+      <w:r>
+        <w:rPr>
+          <w:lang w:val="hi_IN" w:bidi="hi_IN"/>
+        </w:rPr>
+        <w:t>इसलिए, मेरे भाइयों और बहनों, प्रभु के वापस आने तक धीरज रखें। किसानों के बारे में सोचें। वे अपनी मूल्यवान फसलों को उगाने के लिए अगली और पिछली बारिश की धीरज से प्रतीक्षा करते हैं। तुम भी धीरज और साहस रखो क्योंकि प्रभु यीशु शीघ्र आएगा। मेरे भाइयों और बहनों, एक-दूसरे के बारे में कुड़कुड़ाओ मत। यदि तुम कुड़कुड़ाते हो, तो प्रभु तुम्हें दोषी ठहराएगा। ध्यान दें! न्यायी जल्द ही यहाँ आ जाएगा—यह ऐसा है मानो न्यायी तुम्हारे दरवाजे पर खड़ा है!</w:t>
+      </w:r>
+    </w:p>
+    <w:p>
+      <w:pPr/>
+      <w:r>
+        <w:rPr>
+          <w:lang w:val="hi_IN" w:bidi="hi_IN"/>
+        </w:rPr>
+      </w:r>
+      <w:r>
+        <w:rPr>
+          <w:lang w:val="hi_IN" w:bidi="hi_IN"/>
+        </w:rPr>
+        <w:t>अभिनय को रोकें। याकूब की भूमिका निभाने वाले व्यक्ति से पूछें, "आप क्या महसूस कर रहे हैं या क्या सोच रहे हैं?" वह व्यक्ति ऐसे उत्तर दे सकता है:</w:t>
+      </w:r>
+    </w:p>
+    <w:p>
+      <w:pPr>
+        <w:pStyle w:val="ListBullet"/>
+        <w:spacing w:line="240" w:lineRule="auto"/>
+        <w:ind w:left="720"/>
+      </w:pPr>
+      <w:r>
+        <w:rPr>
+          <w:lang w:val="hi_IN" w:bidi="hi_IN"/>
+        </w:rPr>
+      </w:r>
+      <w:r>
+        <w:rPr>
+          <w:lang w:val="hi_IN" w:bidi="hi_IN"/>
+        </w:rPr>
+        <w:t>जब मैं उन बुरे कामों के बारे में परेशान होता हूँ जो लोग करते हैं, तो मैं याद करता हूँ कि प्रभु यीशु आएगा और सभी के साथ न्यायपूर्वक व्यवहार करेगा। मैं यह भी याद करता हूँ कि प्रभु यीशु हर उस व्यक्ति को बचाएगा जो यीशु पर विश्वास करता है। तब मुझे आशा होती है, भले ही मुझे अभी भी कठिन बातों का सामना करना पड़ता है; या</w:t>
+      </w:r>
+    </w:p>
+    <w:p>
+      <w:pPr>
+        <w:pStyle w:val="ListBullet"/>
+        <w:spacing w:line="240" w:lineRule="auto"/>
+        <w:ind w:left="720"/>
+      </w:pPr>
+      <w:r>
+        <w:rPr>
+          <w:lang w:val="hi_IN" w:bidi="hi_IN"/>
+        </w:rPr>
+      </w:r>
+      <w:r>
+        <w:rPr>
+          <w:lang w:val="hi_IN" w:bidi="hi_IN"/>
+        </w:rPr>
+        <w:t>विश्वासियों को अपना जीवन जीते समय एक-दूसरे की आवश्यकता होती है। विश्वासी एक-दूसरे की धीरज रखने में सहायता कर सकते हैं। लेकिन विश्वासी एक-दूसरे की सहायता नहीं कर सकते यदि वे एक-दूसरे के बारे में कुड़कुड़ाते और शिकायत करते हैं; या</w:t>
+      </w:r>
+    </w:p>
+    <w:p>
+      <w:pPr>
+        <w:pStyle w:val="ListBullet"/>
+        <w:spacing w:line="240" w:lineRule="auto"/>
+        <w:ind w:left="720"/>
+      </w:pPr>
+      <w:r>
+        <w:rPr>
+          <w:lang w:val="hi_IN" w:bidi="hi_IN"/>
+        </w:rPr>
+      </w:r>
+      <w:r>
+        <w:rPr>
+          <w:lang w:val="hi_IN" w:bidi="hi_IN"/>
+        </w:rPr>
+        <w:t>मैं चाहता हूँ कि विश्वासी याद रखें कि प्रभु यीशु किसी भी समय आ सकता है। मैं नहीं चाहता कि विश्वासी उस प्रभु से डरें जो उनका न्याय करेगा, जैसे प्रभु उनके कुछ बुरा करने की प्रतीक्षा कर रहा हो ताकि उन्हें पकड़ सके। लेकिन मैं चाहता हूँ कि विश्वासी जागरूक रहें ताकि जब प्रभु आए, तब विश्वासी तैयार हों!</w:t>
+      </w:r>
+    </w:p>
+    <w:p>
+      <w:pPr/>
+      <w:r>
+        <w:rPr>
+          <w:lang w:val="hi_IN" w:bidi="hi_IN"/>
+        </w:rPr>
+      </w:r>
+      <w:r>
+        <w:rPr>
+          <w:lang w:val="hi_IN" w:bidi="hi_IN"/>
+        </w:rPr>
+        <w:t>नाटक को जारी रखें।</w:t>
+      </w:r>
+    </w:p>
+    <w:p>
+      <w:pPr/>
+      <w:r>
+        <w:rPr>
+          <w:lang w:val="hi_IN" w:bidi="hi_IN"/>
+        </w:rPr>
+      </w:r>
+      <w:r>
+        <w:rPr>
+          <w:lang w:val="hi_IN" w:bidi="hi_IN"/>
+        </w:rPr>
+        <w:t>भाइयों और बहनों, उन भविष्यद्वक्ताओं के उदाहरण का अनुसरण करें जिन्होंने प्रभु परमेश्वर की ओर से बात की। भविष्यद्वक्ताओं ने बहुत-सी कठिन बातें सहीं, लेकिन उन्होंने धीरज रखा। और तुम जानते हो, हम उन लोगों को खुश कहते हैं जब वे दुःख सहते हुए भी सहते रहते हैं। तुमने सुना है कि अय्यूब ने दुःख सहते हुए कैसे धीरज रखा। तुम उस भलाई को भी जानते हो जो प्रभु परमेश्वर ने अंत में अय्यूब के लिए की। और तुम जानते हो कि प्रभु करुणामय और दयालु हैं।</w:t>
+      </w:r>
+    </w:p>
+    <w:p>
+      <w:pPr/>
+      <w:r>
+        <w:rPr>
+          <w:lang w:val="hi_IN" w:bidi="hi_IN"/>
+        </w:rPr>
+      </w:r>
+      <w:r>
+        <w:rPr>
+          <w:lang w:val="hi_IN" w:bidi="hi_IN"/>
+        </w:rPr>
+        <w:t>अभिनय को रोकें। विश्वासियों की भूमिका निभाने वाले व्यक्ति से पूछो, “तुम क्या महसूस कर रहे हो या क्या सोच रहे हो?” वह व्यक्ति ऐसे उत्तर दे सकता है:</w:t>
+      </w:r>
+    </w:p>
+    <w:p>
+      <w:pPr>
+        <w:pStyle w:val="ListBullet"/>
+        <w:spacing w:line="240" w:lineRule="auto"/>
+        <w:ind w:left="720"/>
+      </w:pPr>
+      <w:r>
+        <w:rPr>
+          <w:lang w:val="hi_IN" w:bidi="hi_IN"/>
+        </w:rPr>
+      </w:r>
+      <w:r>
+        <w:rPr>
+          <w:lang w:val="hi_IN" w:bidi="hi_IN"/>
+        </w:rPr>
+        <w:t>मैं यह सोचकर चकित होता हूँ कि भविष्यद्वक्ता दुःख सहते हुए भी परमेश्वर के प्रति कितने विश्वासयोग्य थे। मैं उन भविष्यद्वक्ताओं की तरह जीवन जीना चाहता हूँ; या</w:t>
+      </w:r>
+    </w:p>
+    <w:p>
+      <w:pPr>
+        <w:pStyle w:val="ListBullet"/>
+        <w:spacing w:line="240" w:lineRule="auto"/>
+        <w:ind w:left="720"/>
+      </w:pPr>
+      <w:r>
+        <w:rPr>
+          <w:lang w:val="hi_IN" w:bidi="hi_IN"/>
+        </w:rPr>
+      </w:r>
+      <w:r>
+        <w:rPr>
+          <w:lang w:val="hi_IN" w:bidi="hi_IN"/>
+        </w:rPr>
+        <w:t>जब मैं ऐसे लोगों की कहानियाँ सुनता हूँ जिन्होंने दुःख सहा लेकिन हार नहीं मानी, तो मुझे प्रोत्साहन मिलता है। उन लोगों ने वही दुःख, चिंता और पीड़ा महसूस की जो मैं महसूस करता हूँ। लेकिन उन लोगों ने हार नहीं मानी। मैं उन लोगों की तरह साहसी हो सकता हूँ; या</w:t>
+      </w:r>
+    </w:p>
+    <w:p>
+      <w:pPr>
+        <w:pStyle w:val="ListBullet"/>
+        <w:spacing w:line="240" w:lineRule="auto"/>
+        <w:ind w:left="720"/>
+      </w:pPr>
+      <w:r>
+        <w:rPr>
+          <w:lang w:val="hi_IN" w:bidi="hi_IN"/>
+        </w:rPr>
+      </w:r>
+      <w:r>
+        <w:rPr>
+          <w:lang w:val="hi_IN" w:bidi="hi_IN"/>
+        </w:rPr>
+        <w:t>मैंने देखा है कि प्रभु मुझ पर और दूसरे लोगों पर किस तरह करुणा दिखाता है! जब मैं सोचता हूँ कि प्रभु कौन है और प्रभु हमारी किस तरह परवाह करता है, तो मुझे आनन्द होता है।</w:t>
+      </w:r>
+    </w:p>
+    <w:p>
+      <w:pPr/>
+      <w:r>
+        <w:rPr>
+          <w:lang w:val="hi_IN" w:bidi="hi_IN"/>
+        </w:rPr>
+      </w:r>
+      <w:r>
+        <w:rPr>
+          <w:lang w:val="hi_IN" w:bidi="hi_IN"/>
+        </w:rPr>
+        <w:t>अय्यूब और भविष्यद्वक्ताओं की भूमिका निभाने वाले व्यक्ति से पूछें, “आप क्या महसूस कर रहे हैं या क्या सोच रहे हैं?” वह व्यक्ति ऐसे उत्तर दे सकता है:</w:t>
+      </w:r>
+    </w:p>
+    <w:p>
+      <w:pPr>
+        <w:pStyle w:val="ListBullet"/>
+        <w:spacing w:line="240" w:lineRule="auto"/>
+        <w:ind w:left="720"/>
+      </w:pPr>
+      <w:r>
+        <w:rPr>
+          <w:lang w:val="hi_IN" w:bidi="hi_IN"/>
+        </w:rPr>
+      </w:r>
+      <w:r>
+        <w:rPr>
+          <w:lang w:val="hi_IN" w:bidi="hi_IN"/>
+        </w:rPr>
+        <w:t>मेरे जीवन में आराम से रहने की अपेक्षा परमेश्वर की आज्ञा मानना अधिक महत्वपूर्ण है। यदि लोग मुझे मार भी डालें, तब भी मुझे वही करना चाहिए जो परमेश्वर मुझसे करने के लिए कहता है; या</w:t>
+      </w:r>
+    </w:p>
+    <w:p>
+      <w:pPr>
+        <w:pStyle w:val="ListBullet"/>
+        <w:spacing w:line="240" w:lineRule="auto"/>
+        <w:ind w:left="720"/>
+      </w:pPr>
+      <w:r>
+        <w:rPr>
+          <w:lang w:val="hi_IN" w:bidi="hi_IN"/>
+        </w:rPr>
+      </w:r>
+      <w:r>
+        <w:rPr>
+          <w:lang w:val="hi_IN" w:bidi="hi_IN"/>
+        </w:rPr>
+        <w:t>कभी-कभी परमेश्वर जो मुझसे करने के लिए कहता है, उसे करना कठिन होता है। मैं रोता हूँ, और मैं दर्द में हूँ। लेकिन प्रभु परमेश्वर मेरे प्रति दयालु है और मेरी सहायता करता है; या</w:t>
+      </w:r>
+    </w:p>
+    <w:p>
+      <w:pPr>
+        <w:pStyle w:val="ListBullet"/>
+        <w:spacing w:line="240" w:lineRule="auto"/>
+        <w:ind w:left="720"/>
+      </w:pPr>
+      <w:r>
+        <w:rPr>
+          <w:lang w:val="hi_IN" w:bidi="hi_IN"/>
+        </w:rPr>
+      </w:r>
+      <w:r>
+        <w:rPr>
+          <w:lang w:val="hi_IN" w:bidi="hi_IN"/>
+        </w:rPr>
+        <w:t>मैं अपने प्रभु परमेश्वर का सम्मान करना चाहता हूँ, क्योंकि वह बहुत महान और अद्भुत है। मैं परमेश्वर के प्रति इतना विस्मय महसूस करता हूँ कि मैं लोगों को परमेश्वर के बारे में बताना चाहता हूँ ताकि वे भी परमेश्वर का सम्मान करें।</w:t>
+      </w:r>
+    </w:p>
+    <w:p>
+      <w:pPr/>
+      <w:r>
+        <w:rPr>
+          <w:lang w:val="hi_IN" w:bidi="hi_IN"/>
+        </w:rPr>
+      </w:r>
+      <w:r>
+        <w:rPr>
+          <w:lang w:val="hi_IN" w:bidi="hi_IN"/>
+        </w:rPr>
+        <w:t>नाटक को जारी रखें।</w:t>
+      </w:r>
+    </w:p>
+    <w:p>
+      <w:pPr/>
+      <w:r>
+        <w:rPr>
+          <w:lang w:val="hi_IN" w:bidi="hi_IN"/>
+        </w:rPr>
+      </w:r>
+      <w:r>
+        <w:rPr>
+          <w:lang w:val="hi_IN" w:bidi="hi_IN"/>
+        </w:rPr>
+        <w:t>मेरे भाइयों और बहनों, यह सबसे महत्वपूर्ण है कि तुम दूसरों को यह विश्वास दिलाने के लिए शपथों का उपयोग न करो कि तुम सच बोलते हो। तुम्हें स्वर्ग की या इस संसार की, या किसी और चीज की शपथ नहीं खानी चाहिए। बिना शपथ के सच बोलो। जब तुम्हारा अर्थ “हाँ” हो, तब केवल “हाँ” कहो और जब तुम्हारा अर्थ “नहीं” हो, तब केवल “नहीं” कहो। यदि तुम इससे अधिक कहते हो, तो परमेश्वर तुम्हारा न्याय करेगा और तुम्हें दण्ड देगा।</w:t>
+      </w:r>
+    </w:p>
+    <w:p>
+      <w:pPr/>
+      <w:r>
+        <w:rPr>
+          <w:lang w:val="hi_IN" w:bidi="hi_IN"/>
+        </w:rPr>
+      </w:r>
+      <w:r>
+        <w:rPr>
+          <w:lang w:val="hi_IN" w:bidi="hi_IN"/>
+        </w:rPr>
+        <w:t>अभिनय को रोकें। परमेश्वर का किरदार निभाने वाले व्यक्ति से पूछें, "आप कैसा महसूस कर रहे हैं या क्या सोच रहे हैं?" वह व्यक्ति ऐसे उत्तर दे सकता है:</w:t>
+      </w:r>
+    </w:p>
+    <w:p>
+      <w:pPr>
+        <w:pStyle w:val="ListBullet"/>
+        <w:spacing w:line="240" w:lineRule="auto"/>
+        <w:ind w:left="720"/>
+      </w:pPr>
+      <w:r>
+        <w:rPr>
+          <w:lang w:val="hi_IN" w:bidi="hi_IN"/>
+        </w:rPr>
+      </w:r>
+      <w:r>
+        <w:rPr>
+          <w:lang w:val="hi_IN" w:bidi="hi_IN"/>
+        </w:rPr>
+        <w:t>जब विश्वासी भरोसा करते हैं कि मैं वही करूँगा जो मैं कहता हूँ कि मैं करूँगा और मेरे कार्य करने की धीरज से प्रतीक्षा करते हैं, तो मुझे प्रसन्नता होती है। मैं हमेशा अपनी प्रतिज्ञाओं को पूरा करता हूँ; या</w:t>
+      </w:r>
+    </w:p>
+    <w:p>
+      <w:pPr>
+        <w:pStyle w:val="ListBullet"/>
+        <w:spacing w:line="240" w:lineRule="auto"/>
+        <w:ind w:left="720"/>
+      </w:pPr>
+      <w:r>
+        <w:rPr>
+          <w:lang w:val="hi_IN" w:bidi="hi_IN"/>
+        </w:rPr>
+      </w:r>
+      <w:r>
+        <w:rPr>
+          <w:lang w:val="hi_IN" w:bidi="hi_IN"/>
+        </w:rPr>
+        <w:t>मैं वास्तव में चाहता हूँ कि विश्वासी एक-दूसरे पर भरोसा करें। तब दूसरे लोग भी विश्वासियों पर भरोसा करेंगे और यीशु के बारे में सुसमाचार सुनेंगे। इससे मुझे खुशी होती है! या</w:t>
+      </w:r>
+    </w:p>
+    <w:p>
+      <w:pPr>
+        <w:pStyle w:val="ListBullet"/>
+        <w:spacing w:line="240" w:lineRule="auto"/>
+        <w:ind w:left="720"/>
+      </w:pPr>
+      <w:r>
+        <w:rPr>
+          <w:lang w:val="hi_IN" w:bidi="hi_IN"/>
+        </w:rPr>
+      </w:r>
+      <w:r>
+        <w:rPr>
+          <w:lang w:val="hi_IN" w:bidi="hi_IN"/>
+        </w:rPr>
+        <w:t>मैं विश्वासियों की बहुत गहरी परवाह करता हूँ और चाहता हूँ कि वे इस पृथ्वी पर एक अच्छा और शांतिपूर्ण जीवन जिएं। विश्वासी लोग कठिन या दुखद समय में भी शांतिपूर्ण जीवन जी सकते हैं। मैं विश्वासियों के प्रति दया दिखाऊँगा और किसी भी कठिनाई में उनकी सहायता करूँगा।</w:t>
+      </w:r>
+      <w:r>
+        <w:rPr>
+          <w:lang w:val="hi_IN" w:bidi="hi_IN"/>
+        </w:rPr>
+      </w:r>
+    </w:p>
+    <w:p>
+      <w:pPr>
+        <w:pStyle w:val="Heading3"/>
+      </w:pPr>
+      <w:r>
+        <w:rPr>
+          <w:lang w:val="hi_IN" w:bidi="hi_IN"/>
+        </w:rPr>
+        <w:t>आवश्यक जानकारी</w:t>
+      </w:r>
+    </w:p>
+    <w:p>
+      <w:pPr/>
+      <w:r>
+        <w:rPr>
+          <w:lang w:val="hi_IN" w:bidi="hi_IN"/>
+        </w:rPr>
+      </w:r>
+      <w:r>
+        <w:rPr>
+          <w:lang w:val="hi_IN" w:bidi="hi_IN"/>
+        </w:rPr>
+        <w:t>याकूब 5:7–12 का ऑडियो संस्करण सबसे आसानी से समझ में आने वाले अनुवाद में सुनें।</w:t>
+      </w:r>
+    </w:p>
+    <w:p>
+      <w:pPr/>
+      <w:r>
+        <w:rPr>
+          <w:lang w:val="hi_IN" w:bidi="hi_IN"/>
+        </w:rPr>
+      </w:r>
+      <w:r>
+        <w:rPr>
+          <w:lang w:val="hi_IN" w:bidi="hi_IN"/>
+        </w:rPr>
+        <w:t>इस ऑडियो को यहाँ रोकें।</w:t>
+      </w:r>
+    </w:p>
+    <w:p>
+      <w:pPr/>
+      <w:r>
+        <w:rPr>
+          <w:lang w:val="hi_IN" w:bidi="hi_IN"/>
+        </w:rPr>
+      </w:r>
+      <w:r>
+        <w:rPr>
+          <w:lang w:val="hi_IN" w:bidi="hi_IN"/>
+        </w:rPr>
+        <w:t>इस चरण में, समूह इस भाग के मुख्य शब्दों और शब्दावलियों पर चर्चा करेगा।</w:t>
+      </w:r>
+    </w:p>
+    <w:p>
+      <w:pPr/>
+      <w:r>
+        <w:rPr>
+          <w:lang w:val="hi_IN" w:bidi="hi_IN"/>
+        </w:rPr>
+      </w:r>
+      <w:r>
+        <w:rPr>
+          <w:lang w:val="hi_IN" w:bidi="hi_IN"/>
+        </w:rPr>
+        <w:t xml:space="preserve">याकूब विश्वासियों को कई बार अपने </w:t>
+      </w:r>
+      <w:r>
+        <w:rPr>
+          <w:b/>
+          <w:lang w:val="hi_IN" w:bidi="hi_IN"/>
+        </w:rPr>
+        <w:t>भाइयों और बहनों</w:t>
+      </w:r>
+      <w:r>
+        <w:rPr>
+          <w:lang w:val="hi_IN" w:bidi="hi_IN"/>
+        </w:rPr>
+        <w:t xml:space="preserve"> कहकर संबोधित करता है। भाइयों और बहनों के लिए उसी शब्द या वाक्यांश का उपयोग करें जिसका उपयोग आपने पिछले भागों में किया था।</w:t>
+      </w:r>
+    </w:p>
+    <w:p>
+      <w:pPr/>
+      <w:r>
+        <w:rPr>
+          <w:lang w:val="hi_IN" w:bidi="hi_IN"/>
+        </w:rPr>
+      </w:r>
+      <w:r>
+        <w:rPr>
+          <w:lang w:val="hi_IN" w:bidi="hi_IN"/>
+        </w:rPr>
+        <w:t xml:space="preserve">याकूब </w:t>
+      </w:r>
+      <w:r>
+        <w:rPr>
+          <w:b/>
+          <w:lang w:val="hi_IN" w:bidi="hi_IN"/>
+        </w:rPr>
+        <w:t>प्रभु</w:t>
+      </w:r>
+      <w:r>
+        <w:rPr>
+          <w:lang w:val="hi_IN" w:bidi="hi_IN"/>
+        </w:rPr>
+        <w:t xml:space="preserve"> के दोबारा आगमन के बारे में बात करता है। यहाँ, इस भाग की शुरुआत में, याकूब का मतलब शायद यीशु से है, जो एक दिन पृथ्वी पर वापस आएगा। बाद में, याकूब उन भविष्यद्वक्ताओं के बारे में बात करता है, जिन्होंने प्रभु के प्रतिनिधियों के रूप में बात की, और इस बारे में कि प्रभु ने अय्यूब के साथ कैसा व्यवहार किया। उन भागों में, याकूब का अर्थ शायद परमेश्वर पिता है। प्रभु के बारे में अधिक जानकारी के लिए, मुख्य शब्दावली देखें। प्रभु के लिए उसी शब्द या वाक्यांश का उपयोग करें जिसका उपयोग आपने पिछले भागों में किया है।</w:t>
+      </w:r>
+    </w:p>
+    <w:p>
+      <w:pPr/>
+      <w:r>
+        <w:rPr>
+          <w:lang w:val="hi_IN" w:bidi="hi_IN"/>
+        </w:rPr>
+      </w:r>
+      <w:r>
+        <w:rPr>
+          <w:lang w:val="hi_IN" w:bidi="hi_IN"/>
+        </w:rPr>
+        <w:t>याकूब विश्वासियों से कहता है कि वे अपने मन को मजबूत करें। याकूब मन शब्द का उपयोग उस स्थान के लिए करता है जहाँ लोग महसूस करते और सोचते हैं। जब लोग किसी चीज को मजबूत करते हैं, तो वे उसे मजबूत और स्थिर बनाते हैं ताकि कुछ भी उसे हिला या तोड़ न सके। याकूब इस वाक्यांश का उपयोग यह बताने के लिए करता है कि विश्वासियों को साहसी होना चाहिए और हार नहीं माननी चाहिए।</w:t>
+      </w:r>
+    </w:p>
+    <w:p>
+      <w:pPr/>
+      <w:r>
+        <w:rPr>
+          <w:lang w:val="hi_IN" w:bidi="hi_IN"/>
+        </w:rPr>
+      </w:r>
+      <w:r>
+        <w:rPr>
+          <w:lang w:val="hi_IN" w:bidi="hi_IN"/>
+        </w:rPr>
+        <w:t xml:space="preserve">यहाँ रुकें और समूह में चर्चा करें कि आप </w:t>
+      </w:r>
+      <w:r>
+        <w:rPr>
+          <w:b/>
+          <w:lang w:val="hi_IN" w:bidi="hi_IN"/>
+        </w:rPr>
+        <w:t>अपने मन को मजबूत</w:t>
+      </w:r>
+      <w:r>
+        <w:rPr>
+          <w:lang w:val="hi_IN" w:bidi="hi_IN"/>
+        </w:rPr>
+        <w:t xml:space="preserve"> करने के लिए किस शब्द या वाक्यांश का उपयोग करेंगे। इस वाक्यांश का अनुवाद बिना </w:t>
+      </w:r>
+      <w:r>
+        <w:rPr>
+          <w:b/>
+          <w:lang w:val="hi_IN" w:bidi="hi_IN"/>
+        </w:rPr>
+        <w:t>मन</w:t>
+      </w:r>
+      <w:r>
+        <w:rPr>
+          <w:lang w:val="hi_IN" w:bidi="hi_IN"/>
+        </w:rPr>
+        <w:t xml:space="preserve"> शब्द के करने के अन्य तरीके हैं, लेकिन यदि आप “मन” शब्द का उपयोग करते हैं, तो आप अधिक जानकारी के लिए मुख्य शब्दावली में मन को देख सकते हैं। इस ऑडियो को यहाँ रोकें।</w:t>
+      </w:r>
+    </w:p>
+    <w:p>
+      <w:pPr/>
+      <w:r>
+        <w:rPr>
+          <w:lang w:val="hi_IN" w:bidi="hi_IN"/>
+        </w:rPr>
+      </w:r>
+      <w:r>
+        <w:rPr>
+          <w:lang w:val="hi_IN" w:bidi="hi_IN"/>
+        </w:rPr>
+        <w:t xml:space="preserve">याकूब कहता है कि </w:t>
+      </w:r>
+      <w:r>
+        <w:rPr>
+          <w:b/>
+          <w:lang w:val="hi_IN" w:bidi="hi_IN"/>
+        </w:rPr>
+        <w:t>न्यायी</w:t>
+      </w:r>
+      <w:r>
+        <w:rPr>
+          <w:lang w:val="hi_IN" w:bidi="hi_IN"/>
+        </w:rPr>
+        <w:t xml:space="preserve"> दरवाजे पर है। न्यायी वह व्यक्ति होता है जो यह निर्णय करता है कि कोई व्यक्ति जो करता है वह सही है या गलत, और इसलिए क्या वह व्यक्ति किसी व्यवस्था तोड़ने का दोषी है या निर्दोष। यह न्यायी परमेश्वर है। न्यायी के बारे में अधिक जानकारी के लिए, मुख्य शब्दावली देखें। न्यायी के लिए उसी शब्द या वाक्यांश का उपयोग करें जिसका उपयोग आपने पिछले भागों में किया था।</w:t>
+      </w:r>
+    </w:p>
+    <w:p>
+      <w:pPr/>
+      <w:r>
+        <w:rPr>
+          <w:lang w:val="hi_IN" w:bidi="hi_IN"/>
+        </w:rPr>
+      </w:r>
+      <w:r>
+        <w:rPr>
+          <w:lang w:val="hi_IN" w:bidi="hi_IN"/>
+        </w:rPr>
+        <w:t>याकूब चाहता है कि विश्वासी भविष्यद्वक्ताओं को याद रखें और उनके बारे में सोचें। भविष्यद्वक्ता वह होता है जो परमेश्वर की ओर से लोगों को सन्देश देता है। अक्सर, ये संदेश लोगों को चेतावनी देते थे कि वे अब परमेश्वर की आज्ञा न मानने का काम न करें।</w:t>
+      </w:r>
+    </w:p>
+    <w:p>
+      <w:pPr/>
+      <w:r>
+        <w:rPr>
+          <w:lang w:val="hi_IN" w:bidi="hi_IN"/>
+        </w:rPr>
+      </w:r>
+      <w:r>
+        <w:rPr>
+          <w:lang w:val="hi_IN" w:bidi="hi_IN"/>
+        </w:rPr>
+        <w:t xml:space="preserve">यहाँ रुकें और समूह के रूप में चर्चा करें कि आप </w:t>
+      </w:r>
+      <w:r>
+        <w:rPr>
+          <w:b/>
+          <w:lang w:val="hi_IN" w:bidi="hi_IN"/>
+        </w:rPr>
+        <w:t>भविष्यद्वक्ता</w:t>
+      </w:r>
+      <w:r>
+        <w:rPr>
+          <w:lang w:val="hi_IN" w:bidi="hi_IN"/>
+        </w:rPr>
+        <w:t xml:space="preserve"> के लिए किस शब्द या वाक्यांश का प्रयोग करेंगे। अधिक जानकारी के लिए मुख्य शब्दावली में भविष्यद्वक्ता शब्‍द को देखें। यदि आपने बाइबल की किसी और पुस्तक में इस शब्द का पहले ही अनुवाद किया है, तो यहाँ भी वही शब्द प्रयोग करें जो आपने वहाँ किया था। इस ऑडियो को यहाँ रोकें।</w:t>
+      </w:r>
+    </w:p>
+    <w:p>
+      <w:pPr/>
+      <w:r>
+        <w:rPr>
+          <w:lang w:val="hi_IN" w:bidi="hi_IN"/>
+        </w:rPr>
+      </w:r>
+      <w:r>
+        <w:rPr>
+          <w:lang w:val="hi_IN" w:bidi="hi_IN"/>
+        </w:rPr>
+        <w:t>भविष्यद्वक्ताओं ने प्रभु के नाम से बात की। इसका अर्थ है कि भविष्यद्वक्ताओं ने प्रभु के प्रतिनिधियों के रूप में बात की।</w:t>
+      </w:r>
+    </w:p>
+    <w:p>
+      <w:pPr/>
+      <w:r>
+        <w:rPr>
+          <w:lang w:val="hi_IN" w:bidi="hi_IN"/>
+        </w:rPr>
+      </w:r>
+      <w:r>
+        <w:rPr>
+          <w:lang w:val="hi_IN" w:bidi="hi_IN"/>
+        </w:rPr>
+        <w:t xml:space="preserve">यहाँ रुकें और समूह के रूप में चर्चा करें कि आप </w:t>
+      </w:r>
+      <w:r>
+        <w:rPr>
+          <w:b/>
+          <w:lang w:val="hi_IN" w:bidi="hi_IN"/>
+        </w:rPr>
+        <w:t>प्रभु के नाम से बोलने</w:t>
+      </w:r>
+      <w:r>
+        <w:rPr>
+          <w:lang w:val="hi_IN" w:bidi="hi_IN"/>
+        </w:rPr>
+        <w:t xml:space="preserve"> के लिए किस वाक्यांश का उपयोग करेंगे। इस ऑडियो को यहाँ रोकें।</w:t>
+      </w:r>
+    </w:p>
+    <w:p>
+      <w:pPr/>
+      <w:r>
+        <w:rPr>
+          <w:lang w:val="hi_IN" w:bidi="hi_IN"/>
+        </w:rPr>
+      </w:r>
+      <w:r>
+        <w:rPr>
+          <w:lang w:val="hi_IN" w:bidi="hi_IN"/>
+        </w:rPr>
+        <w:t>लोग उस व्यक्ति को “</w:t>
+      </w:r>
+      <w:r>
+        <w:rPr>
+          <w:b/>
+          <w:lang w:val="hi_IN" w:bidi="hi_IN"/>
+        </w:rPr>
+        <w:t>धन्य</w:t>
+      </w:r>
+      <w:r>
+        <w:rPr>
+          <w:lang w:val="hi_IN" w:bidi="hi_IN"/>
+        </w:rPr>
+        <w:t>” कहते हैं जो हार नहीं मानता। जब आप किसी को धन्य कहते हैं, तो आपका अर्थ यह है कि परमेश्वर ने उस व्यक्ति को आशीष दी है। तो यहाँ, धन्य का अर्थ है बहुत खुश, या आनन्द से भरपूर होना। आशीष के बारे में अधिक जानकारी के लिए, मुख्य शब्दावली देखें। धन्य के लिए उसी शब्द या वाक्यांश का उपयोग करें जो आपने पिछले भागों में उपयोग किया है।</w:t>
+      </w:r>
+    </w:p>
+    <w:p>
+      <w:pPr/>
+      <w:r>
+        <w:rPr>
+          <w:lang w:val="hi_IN" w:bidi="hi_IN"/>
+        </w:rPr>
+      </w:r>
+      <w:r>
+        <w:rPr>
+          <w:lang w:val="hi_IN" w:bidi="hi_IN"/>
+        </w:rPr>
+        <w:t>प्रभु करुणामय और दयालु हैं। जब कोई व्यक्ति किसी के प्रति करुणा का भाव रखता है, तो उसके मन में उस व्यक्ति के लिए गहरा स्नेह या प्रेम होता है।</w:t>
+      </w:r>
+    </w:p>
+    <w:p>
+      <w:pPr/>
+      <w:r>
+        <w:rPr>
+          <w:lang w:val="hi_IN" w:bidi="hi_IN"/>
+        </w:rPr>
+      </w:r>
+      <w:r>
+        <w:rPr>
+          <w:lang w:val="hi_IN" w:bidi="hi_IN"/>
+        </w:rPr>
+        <w:t xml:space="preserve">यहाँ रुकें और समूह में चर्चा करें कि आप </w:t>
+      </w:r>
+      <w:r>
+        <w:rPr>
+          <w:b/>
+          <w:lang w:val="hi_IN" w:bidi="hi_IN"/>
+        </w:rPr>
+        <w:t>करुणा</w:t>
+      </w:r>
+      <w:r>
+        <w:rPr>
+          <w:lang w:val="hi_IN" w:bidi="hi_IN"/>
+        </w:rPr>
+        <w:t xml:space="preserve"> के लिए किस शब्द या वाक्यांश का उपयोग करेंगे। अधिक जानकारी के लिए मुख्य शब्दावली में </w:t>
+      </w:r>
+      <w:r>
+        <w:rPr>
+          <w:b/>
+          <w:lang w:val="hi_IN" w:bidi="hi_IN"/>
+        </w:rPr>
+        <w:t>करुणा</w:t>
+      </w:r>
+      <w:r>
+        <w:rPr>
+          <w:lang w:val="hi_IN" w:bidi="hi_IN"/>
+        </w:rPr>
+        <w:t xml:space="preserve"> देखें। यदि आपने पहले ही बाइबल की किसी अन्य पुस्तक में इस विचार का अनुवाद किया है, तो उसी शब्द का उपयोग करें जिसका उपयोग आपने वहाँ किया है। इस ऑडियो को यहाँ रोकें।</w:t>
+      </w:r>
+    </w:p>
+    <w:p>
+      <w:pPr/>
+      <w:r>
+        <w:rPr>
+          <w:lang w:val="hi_IN" w:bidi="hi_IN"/>
+        </w:rPr>
+      </w:r>
+      <w:r>
+        <w:rPr>
+          <w:b/>
+          <w:lang w:val="hi_IN" w:bidi="hi_IN"/>
+        </w:rPr>
+        <w:t>दया</w:t>
+      </w:r>
+      <w:r>
+        <w:rPr>
+          <w:lang w:val="hi_IN" w:bidi="hi_IN"/>
+        </w:rPr>
+        <w:t xml:space="preserve"> शब्द का अर्थ भलाई, दयालुता या करुणा है। यदि आप किसी जरूरतमंद व्यक्ति को देखते हैं, और आपको उस व्यक्ति पर तरस आता है और आप उसकी सहायता करते हैं, तो आप उस व्यक्ति पर दया दिखाते हैं। दया के बारे में अधिक जानकारी के लिए, मुख्य शब्दावली देखें। दया या दयालु के लिए उसी शब्द या वाक्यांश का उपयोग करें, जिसका उपयोग आपने पिछले भागों में किया था।</w:t>
+      </w:r>
+    </w:p>
+    <w:p>
+      <w:pPr/>
+      <w:r>
+        <w:rPr>
+          <w:lang w:val="hi_IN" w:bidi="hi_IN"/>
+        </w:rPr>
+      </w:r>
+      <w:r>
+        <w:rPr>
+          <w:lang w:val="hi_IN" w:bidi="hi_IN"/>
+        </w:rPr>
+        <w:t>याकूब विश्वासियों से कहता है कि वे कसम न खाएँ। जब लोग एक-दूसरे से वादा करते हैं, तो वे उस वादे को और ज़्यादा गंभीर बनाने के लिए शपथ ले सकते हैं। जब कोई शपथ लेता है, तो वह कहता है: "मैं अपना वादा बिल्कुल निभाऊँगा। यदि मैं ऐसा न करूँ, तो परमेश्वर मुझे दण्ड दे सकता है।" यदि किसी ने शपथ लेने के बाद अपना वादा पूरा नहीं किया, तो हम कहते हैं कि उसने अपनी शपथ तोड़ दी है। शपथ तोड़ना एक बहुत शर्मनाक और खतरनाक बात थी।</w:t>
+      </w:r>
+    </w:p>
+    <w:p>
+      <w:pPr/>
+      <w:r>
+        <w:rPr>
+          <w:lang w:val="hi_IN" w:bidi="hi_IN"/>
+        </w:rPr>
+      </w:r>
+      <w:r>
+        <w:rPr>
+          <w:lang w:val="hi_IN" w:bidi="hi_IN"/>
+        </w:rPr>
+        <w:t xml:space="preserve">यहाँ रुकें और समूह के रूप में चर्चा करें कि आप </w:t>
+      </w:r>
+      <w:r>
+        <w:rPr>
+          <w:b/>
+          <w:lang w:val="hi_IN" w:bidi="hi_IN"/>
+        </w:rPr>
+        <w:t>शपथ</w:t>
+      </w:r>
+      <w:r>
+        <w:rPr>
+          <w:lang w:val="hi_IN" w:bidi="hi_IN"/>
+        </w:rPr>
+        <w:t xml:space="preserve"> के लिए किस शब्द या वाक्यांश का उपयोग करेंगे। अधिक जानकारी के लिए मुख्य शब्दावली में </w:t>
+      </w:r>
+      <w:r>
+        <w:rPr>
+          <w:b/>
+          <w:lang w:val="hi_IN" w:bidi="hi_IN"/>
+        </w:rPr>
+        <w:t>शपथ</w:t>
+      </w:r>
+      <w:r>
+        <w:rPr>
+          <w:lang w:val="hi_IN" w:bidi="hi_IN"/>
+        </w:rPr>
+        <w:t xml:space="preserve"> देखें। यदि आपने बाइबल की किसी और पुस्तक में इस शब्द का पहले ही अनुवाद किया है, तो यहाँ भी वही शब्द प्रयोग करें जो आपने वहाँ किया था। इस ऑडियो को यहाँ रोकें।</w:t>
+      </w:r>
+    </w:p>
+    <w:p>
+      <w:pPr/>
+      <w:r>
+        <w:rPr>
+          <w:lang w:val="hi_IN" w:bidi="hi_IN"/>
+        </w:rPr>
+      </w:r>
+      <w:r>
+        <w:rPr>
+          <w:lang w:val="hi_IN" w:bidi="hi_IN"/>
+        </w:rPr>
+        <w:t xml:space="preserve">विश्वासियों को </w:t>
+      </w:r>
+      <w:r>
+        <w:rPr>
+          <w:b/>
+          <w:lang w:val="hi_IN" w:bidi="hi_IN"/>
+        </w:rPr>
+        <w:t>स्वर्ग</w:t>
+      </w:r>
+      <w:r>
+        <w:rPr>
+          <w:lang w:val="hi_IN" w:bidi="hi_IN"/>
+        </w:rPr>
+        <w:t xml:space="preserve"> की शपथ नहीं खानी चाहिए। यहाँ, स्वर्ग का अर्थ वह स्थान है जहाँ परमेश्वर अपने स्वर्गदूतों के साथ रहता है। स्वर्ग/आकाशके बारे में अधिक जानकारी के लिए, मुख्य शब्दावली को देखें। स्वर्ग के लिए उसी शब्द या वाक्यांश का इस्तेमाल करें जो आपने पिछले भागों में किया है।</w:t>
+      </w:r>
+      <w:r>
+        <w:rPr>
+          <w:lang w:val="hi_IN" w:bidi="hi_IN"/>
+        </w:rPr>
+      </w:r>
+    </w:p>
+    <w:p>
+      <w:pPr>
+        <w:pStyle w:val="Heading3"/>
+      </w:pPr>
+      <w:r>
+        <w:rPr>
+          <w:lang w:val="hi_IN" w:bidi="hi_IN"/>
+        </w:rPr>
+        <w:t>वचन बोलना</w:t>
+      </w:r>
+    </w:p>
+    <w:p>
+      <w:pPr/>
+      <w:r>
+        <w:rPr>
+          <w:lang w:val="hi_IN" w:bidi="hi_IN"/>
+        </w:rPr>
+      </w:r>
+      <w:r>
+        <w:rPr>
+          <w:lang w:val="hi_IN" w:bidi="hi_IN"/>
+        </w:rPr>
+        <w:t>इस भाग का ऑडियो संस्करण सबसे सरल अनुवाद में सुनें।</w:t>
+      </w:r>
+    </w:p>
+    <w:p>
+      <w:pPr/>
+      <w:r>
+        <w:rPr>
+          <w:lang w:val="hi_IN" w:bidi="hi_IN"/>
+        </w:rPr>
+      </w:r>
+      <w:r>
+        <w:rPr>
+          <w:lang w:val="hi_IN" w:bidi="hi_IN"/>
+        </w:rPr>
+        <w:t>इस ऑडियो को यहाँ रोकें।</w:t>
+      </w:r>
+    </w:p>
+    <w:p>
+      <w:pPr/>
+      <w:r>
+        <w:rPr>
+          <w:lang w:val="hi_IN" w:bidi="hi_IN"/>
+        </w:rPr>
+      </w:r>
+      <w:r>
+        <w:rPr>
+          <w:lang w:val="hi_IN" w:bidi="hi_IN"/>
+        </w:rPr>
+        <w:t>इस सत्र में, सामूहिक रूप में, अपनी भाषा में इस भाग को दोबारा बताएँ।</w:t>
+      </w:r>
+    </w:p>
+    <w:p>
+      <w:pPr/>
+      <w:r>
+        <w:rPr>
+          <w:lang w:val="hi_IN" w:bidi="hi_IN"/>
+        </w:rPr>
+      </w:r>
+      <w:r>
+        <w:rPr>
+          <w:lang w:val="hi_IN" w:bidi="hi_IN"/>
+        </w:rPr>
+        <w:t>सबसे पहले, पूरे समूह को अपनी भाषा में इस भाग को बताने का अभ्यास करना चाहिए। पिछले चरणों में आपने जिन बातों को शामिल करने का निर्णय लिया था, उन्हें शामिल करना याद रखें, जैसे कि कालक्रम, शब्द, वाक्यांश, भावनाएँ, या ऐसी कोई और बात जिस पर आपने चर्चा की थी।</w:t>
+      </w:r>
+    </w:p>
+    <w:p>
+      <w:pPr/>
+      <w:r>
+        <w:rPr>
+          <w:lang w:val="hi_IN" w:bidi="hi_IN"/>
+        </w:rPr>
+      </w:r>
+      <w:r>
+        <w:rPr>
+          <w:lang w:val="hi_IN" w:bidi="hi_IN"/>
+        </w:rPr>
+        <w:t>समूह का एक सदस्य इस भाग के कुछ वाक्य बताए और रुक जाए। फिर समूह का दूसरा सदस्य इस भाग के अगले हिस्से को बताए और रुक जाए। ऐसा तब तक करें जब तक कि समूह ने पूरा भाग दोहरा न दिया हो। इस चरण में समूह के सदस्य एक-दूसरे की गलतियों को सुधार सकते हैं।</w:t>
+      </w:r>
+    </w:p>
+    <w:p>
+      <w:pPr/>
+      <w:r>
+        <w:rPr>
+          <w:lang w:val="hi_IN" w:bidi="hi_IN"/>
+        </w:rPr>
+      </w:r>
+      <w:r>
+        <w:rPr>
+          <w:lang w:val="hi_IN" w:bidi="hi_IN"/>
+        </w:rPr>
+        <w:t>इस ऑडियो को यहाँ रोकें।</w:t>
+      </w:r>
+    </w:p>
+    <w:p>
+      <w:pPr/>
+      <w:r>
+        <w:rPr>
+          <w:lang w:val="hi_IN" w:bidi="hi_IN"/>
+        </w:rPr>
+      </w:r>
+      <w:r>
+        <w:rPr>
+          <w:lang w:val="hi_IN" w:bidi="hi_IN"/>
+        </w:rPr>
+        <w:t xml:space="preserve">इसके बाद, समूह का प्रत्येक सदस्य कम से कम एक बार बिना रुकावट के इस पूरे भाग को बताए। समूह का कोई एक सदस्य इस भाग को याद करने में सहायता के लिए अलग-अलग वस्तुओं, हाव-भाव, या कथापट का प्रयोग कर सकता है। </w:t>
+      </w:r>
+    </w:p>
+    <w:p>
+      <w:pPr/>
+      <w:r>
+        <w:rPr>
+          <w:lang w:val="hi_IN" w:bidi="hi_IN"/>
+        </w:rPr>
+      </w:r>
+      <w:r>
+        <w:rPr>
+          <w:lang w:val="hi_IN" w:bidi="hi_IN"/>
+        </w:rPr>
+        <w:t>इस ऑडियो को यहाँ रोकें।</w:t>
+      </w:r>
+    </w:p>
+    <w:p>
+      <w:pPr/>
+      <w:r>
+        <w:rPr>
+          <w:lang w:val="hi_IN" w:bidi="hi_IN"/>
+        </w:rPr>
+      </w:r>
+      <w:r>
+        <w:rPr>
+          <w:lang w:val="hi_IN" w:bidi="hi_IN"/>
+        </w:rPr>
+        <w:t>उसके बाद, समूह यह तय कर सकता है कि उन्हें उस भाग का किसका संस्करण सबसे ज़्यादा पसंद आया। आप यह निर्णय ले सकते हैं कि आपको समूह के एक सदस्य के द्वारा एक दृश्य को बताने का तरीका पसंद आया, लेकिन आपको समूह के दूसरे सदस्य के द्वारा दूसरे दृश्य को बताने का तरीका भी पसंद आया।</w:t>
+      </w:r>
+    </w:p>
+    <w:p>
+      <w:pPr/>
+      <w:r>
+        <w:rPr>
+          <w:lang w:val="hi_IN" w:bidi="hi_IN"/>
+        </w:rPr>
+      </w:r>
+      <w:r>
+        <w:rPr>
+          <w:lang w:val="hi_IN" w:bidi="hi_IN"/>
+        </w:rPr>
+        <w:t>इस ऑडियो को यहाँ रोकें।</w:t>
+      </w:r>
+    </w:p>
+    <w:p>
+      <w:pPr/>
+      <w:r>
+        <w:rPr>
+          <w:lang w:val="hi_IN" w:bidi="hi_IN"/>
+        </w:rPr>
+      </w:r>
+      <w:r>
+        <w:rPr>
+          <w:lang w:val="hi_IN" w:bidi="hi_IN"/>
+        </w:rPr>
+        <w:t>अन्त में, समूह मिलकर इस भाग का एक अन्तिम संस्करण तैयार कर सकता है जिस पर सब लोग सहमत हों। समूह का प्रत्येक सदस्य इस भाग के इस अन्तिम संस्करण को बताने का अभ्यास करे।</w:t>
+      </w:r>
+      <w:r>
+        <w:rPr>
+          <w:lang w:val="hi_IN" w:bidi="hi_IN"/>
+        </w:rPr>
+      </w:r>
+      <w:r>
+        <w:rPr>
+          <w:lang w:val="hi_IN" w:bidi="hi_IN"/>
+        </w:rPr>
+      </w:r>
+    </w:p>
+    <w:p>
+      <w:pPr/>
+      <w:r>
+        <w:rPr>
+          <w:lang w:val="hi_IN" w:bidi="hi_IN"/>
+        </w:rPr>
+      </w:r>
+    </w:p>
+    <w:p>
+      <w:pPr>
+        <w:pStyle w:val="Heading2"/>
+      </w:pPr>
+      <w:r>
+        <w:rPr>
+          <w:lang w:val="hi_IN" w:bidi="hi_IN"/>
+        </w:rPr>
+        <w:t>याकूब 5:13–20</w:t>
+      </w:r>
+      <w:r>
+        <w:rPr>
+          <w:lang w:val="hi_IN" w:bidi="hi_IN"/>
+        </w:rPr>
+      </w:r>
+    </w:p>
+    <w:p>
+      <w:pPr>
+        <w:pStyle w:val="Heading3"/>
+      </w:pPr>
+      <w:r>
+        <w:rPr>
+          <w:lang w:val="hi_IN" w:bidi="hi_IN"/>
+        </w:rPr>
+        <w:t>सुने और मन में रखें</w:t>
+      </w:r>
+    </w:p>
+    <w:p>
+      <w:pPr/>
+      <w:r>
+        <w:rPr>
+          <w:lang w:val="hi_IN" w:bidi="hi_IN"/>
+        </w:rPr>
+      </w:r>
+      <w:r>
+        <w:rPr>
+          <w:lang w:val="hi_IN" w:bidi="hi_IN"/>
+        </w:rPr>
+        <w:t>इस चरण में, याकूब 5:13–20 को सुनें और इसे अपने मन में रखें।</w:t>
+      </w:r>
+    </w:p>
+    <w:p>
+      <w:pPr/>
+      <w:r>
+        <w:rPr>
+          <w:lang w:val="hi_IN" w:bidi="hi_IN"/>
+        </w:rPr>
+      </w:r>
+      <w:r>
+        <w:rPr>
+          <w:lang w:val="hi_IN" w:bidi="hi_IN"/>
+        </w:rPr>
+        <w:t>यदि सम्भव हो, तो याकूब 5:13–20 का ऑडियो संस्करण तीन बार, तीन अलग-अलग अनुवादों में सुनें।</w:t>
+      </w:r>
+    </w:p>
+    <w:p>
+      <w:pPr/>
+      <w:r>
+        <w:rPr>
+          <w:lang w:val="hi_IN" w:bidi="hi_IN"/>
+        </w:rPr>
+      </w:r>
+      <w:r>
+        <w:rPr>
+          <w:lang w:val="hi_IN" w:bidi="hi_IN"/>
+        </w:rPr>
+        <w:t>इस ऑडियो को यहाँ रोकें।</w:t>
+      </w:r>
+    </w:p>
+    <w:p>
+      <w:pPr/>
+      <w:r>
+        <w:rPr>
+          <w:lang w:val="hi_IN" w:bidi="hi_IN"/>
+        </w:rPr>
+      </w:r>
+      <w:r>
+        <w:rPr>
+          <w:lang w:val="hi_IN" w:bidi="hi_IN"/>
+        </w:rPr>
+        <w:t>अब, एक समूह के रूप में, आगे दिए गए प्रश्नों पर चर्चा करें:</w:t>
+      </w:r>
+    </w:p>
+    <w:p>
+      <w:pPr>
+        <w:pStyle w:val="ListBullet"/>
+        <w:spacing w:line="240" w:lineRule="auto"/>
+        <w:ind w:left="720"/>
+      </w:pPr>
+      <w:r>
+        <w:rPr>
+          <w:lang w:val="hi_IN" w:bidi="hi_IN"/>
+        </w:rPr>
+      </w:r>
+      <w:r>
+        <w:rPr>
+          <w:lang w:val="hi_IN" w:bidi="hi_IN"/>
+        </w:rPr>
+        <w:t>इस भाग में आपको क्या अच्छा लगा? इस ऑडियो को यहाँ रोकें।</w:t>
+      </w:r>
+    </w:p>
+    <w:p>
+      <w:pPr>
+        <w:pStyle w:val="ListBullet"/>
+        <w:spacing w:line="240" w:lineRule="auto"/>
+        <w:ind w:left="720"/>
+      </w:pPr>
+      <w:r>
+        <w:rPr>
+          <w:lang w:val="hi_IN" w:bidi="hi_IN"/>
+        </w:rPr>
+      </w:r>
+      <w:r>
+        <w:rPr>
+          <w:lang w:val="hi_IN" w:bidi="hi_IN"/>
+        </w:rPr>
+        <w:t>इस भाग में आपको क्या अच्छा नहीं लगा या क्या समझ नहीं आया? इस ऑडियो को यहाँ रोकें।</w:t>
+      </w:r>
+    </w:p>
+    <w:p>
+      <w:pPr>
+        <w:pStyle w:val="ListBullet"/>
+        <w:spacing w:line="240" w:lineRule="auto"/>
+        <w:ind w:left="720"/>
+      </w:pPr>
+      <w:r>
+        <w:rPr>
+          <w:lang w:val="hi_IN" w:bidi="hi_IN"/>
+        </w:rPr>
+      </w:r>
+      <w:r>
+        <w:rPr>
+          <w:lang w:val="hi_IN" w:bidi="hi_IN"/>
+        </w:rPr>
+        <w:t>यह भाग हमें परमेश्वर, यीशु या पवित्र आत्मा के बारे में क्या बताता है? इस ऑडियो को यहाँ रोकें।</w:t>
+      </w:r>
+    </w:p>
+    <w:p>
+      <w:pPr>
+        <w:pStyle w:val="ListBullet"/>
+        <w:spacing w:line="240" w:lineRule="auto"/>
+        <w:ind w:left="720"/>
+      </w:pPr>
+      <w:r>
+        <w:rPr>
+          <w:lang w:val="hi_IN" w:bidi="hi_IN"/>
+        </w:rPr>
+      </w:r>
+      <w:r>
+        <w:rPr>
+          <w:lang w:val="hi_IN" w:bidi="hi_IN"/>
+        </w:rPr>
+        <w:t>यह भाग हमें लोगों के बारे में क्या बताता है? इस ऑडियो को यहाँ रोकें।</w:t>
+      </w:r>
+    </w:p>
+    <w:p>
+      <w:pPr>
+        <w:pStyle w:val="ListBullet"/>
+        <w:spacing w:line="240" w:lineRule="auto"/>
+        <w:ind w:left="720"/>
+      </w:pPr>
+      <w:r>
+        <w:rPr>
+          <w:lang w:val="hi_IN" w:bidi="hi_IN"/>
+        </w:rPr>
+      </w:r>
+      <w:r>
+        <w:rPr>
+          <w:lang w:val="hi_IN" w:bidi="hi_IN"/>
+        </w:rPr>
+        <w:t>यह भाग हमारे दैनिक जीवन को कैसे प्रभावित करता है? इस ऑडियो को यहाँ रोकें।</w:t>
+      </w:r>
+    </w:p>
+    <w:p>
+      <w:pPr>
+        <w:pStyle w:val="ListBullet"/>
+        <w:spacing w:line="240" w:lineRule="auto"/>
+        <w:ind w:left="720"/>
+      </w:pPr>
+      <w:r>
+        <w:rPr>
+          <w:lang w:val="hi_IN" w:bidi="hi_IN"/>
+        </w:rPr>
+      </w:r>
+      <w:r>
+        <w:rPr>
+          <w:lang w:val="hi_IN" w:bidi="hi_IN"/>
+        </w:rPr>
+        <w:t>क्या आप किसी ऐसे व्यक्ति को जानते हैं, जिसे इस भाग को सुनने की आवश्यकता है?</w:t>
+      </w:r>
+      <w:r>
+        <w:rPr>
+          <w:lang w:val="hi_IN" w:bidi="hi_IN"/>
+        </w:rPr>
+      </w:r>
+    </w:p>
+    <w:p>
+      <w:pPr>
+        <w:pStyle w:val="Heading3"/>
+      </w:pPr>
+      <w:r>
+        <w:rPr>
+          <w:lang w:val="hi_IN" w:bidi="hi_IN"/>
+        </w:rPr>
+        <w:t>पाठ का परिचय</w:t>
+      </w:r>
+    </w:p>
+    <w:p>
+      <w:pPr/>
+      <w:r>
+        <w:rPr>
+          <w:lang w:val="hi_IN" w:bidi="hi_IN"/>
+        </w:rPr>
+      </w:r>
+      <w:r>
+        <w:rPr>
+          <w:lang w:val="hi_IN" w:bidi="hi_IN"/>
+        </w:rPr>
+        <w:t>याकूब 5:13–20 का ऑडियो संस्करण सबसे आसानी से समझ में आने वाले अनुवाद में सुनें।</w:t>
+      </w:r>
+    </w:p>
+    <w:p>
+      <w:pPr/>
+      <w:r>
+        <w:rPr>
+          <w:lang w:val="hi_IN" w:bidi="hi_IN"/>
+        </w:rPr>
+      </w:r>
+      <w:r>
+        <w:rPr>
+          <w:lang w:val="hi_IN" w:bidi="hi_IN"/>
+        </w:rPr>
+        <w:t>इस ऑडियो को यहाँ रोकें।</w:t>
+      </w:r>
+    </w:p>
+    <w:p>
+      <w:pPr/>
+      <w:r>
+        <w:rPr>
+          <w:lang w:val="hi_IN" w:bidi="hi_IN"/>
+        </w:rPr>
+      </w:r>
+      <w:r>
+        <w:rPr>
+          <w:lang w:val="hi_IN" w:bidi="hi_IN"/>
+        </w:rPr>
+        <w:t>पिछले भाग में, याकूब ने विश्वासियों से आग्रह किया था कि वे प्रभु यीशु के लौटने की प्रतीक्षा धीरज से करें और एक-दूसरे के विषय में शिकायत न करें। इस भाग में, याकूब विश्वासियों को बताता है कि जब वे धीरज से प्रतीक्षा कर रहे हैं, तो उन्हें कैसा जीवन जीना चाहिए। विश्वासियों को इसके बजाय परमेश्वर से प्रार्थना करते समय अच्छी बातें कहनी चाहिए। विश्वासियों को एक-दूसरे के लिए प्रार्थना करनी चाहिए और एक-दूसरे को परमेश्वर का अनुसरण करते रहने में सहायता करनी चाहिए।</w:t>
+      </w:r>
+    </w:p>
+    <w:p>
+      <w:pPr/>
+      <w:r>
+        <w:rPr>
+          <w:lang w:val="hi_IN" w:bidi="hi_IN"/>
+        </w:rPr>
+      </w:r>
+      <w:r>
+        <w:rPr>
+          <w:lang w:val="hi_IN" w:bidi="hi_IN"/>
+        </w:rPr>
+        <w:t>सबसे पहले, याकूब बात करता है कि यदि विश्वासी मुसीबत में हैं या उन्हें किसी भी प्रकार की कठिनाई है तो उन्हें क्या करना चाहिए। विश्वासियों को परमेश्वर से प्रार्थना करनी चाहिए! जब विश्वासी प्रार्थना करते हैं, तो वे परमेश्वर से सहायता माँग सकते हैं और परमेश्वर को बता सकते हैं कि वे कैसा महसूस करते हैं। और यदि विश्वासी खुश और संतुष्ट हैं, तो विश्वासियों को परमेश्वर की स्तुति करनी चाहिए! विश्वासियों को परमेश्वर से यह बताने के लिए कि वे परमेश्वर से कितना प्रेम करते हैं, उसका आदर और सम्मान करते हैं, गीत गाना चाहिए और संगीत बजाना चाहिए। अच्छे समय में और बुरे समय में, विश्वासियों को परमेश्वर के साथ अपना अच्छा संबंध बनाए रखना चाहिए।</w:t>
+      </w:r>
+    </w:p>
+    <w:p>
+      <w:pPr/>
+      <w:r>
+        <w:rPr>
+          <w:lang w:val="hi_IN" w:bidi="hi_IN"/>
+        </w:rPr>
+      </w:r>
+      <w:r>
+        <w:rPr>
+          <w:lang w:val="hi_IN" w:bidi="hi_IN"/>
+        </w:rPr>
+        <w:t>यहाँ रुकें और एक समूह के रूप में इस प्रश्न पर चर्चा करें: परमेश्वर की स्तुति और जयजयकार करने के लिए आपके पास कौन-से गीत हैं? आप अभी याकूब के निर्देशों का पालन कर सकते हैं! यदि आपके समुदाय में यह कठिन समय है, तो परमेश्वर से प्रार्थना करें। यदि आपके समुदाय में यह खुशी का समय है, तो परमेश्वर की जयजयकार करने के लिए गीत गाएँ! इस ऑडियो को यहाँ रोकें।</w:t>
+      </w:r>
+    </w:p>
+    <w:p>
+      <w:pPr/>
+      <w:r>
+        <w:rPr>
+          <w:lang w:val="hi_IN" w:bidi="hi_IN"/>
+        </w:rPr>
+      </w:r>
+      <w:r>
+        <w:rPr>
+          <w:lang w:val="hi_IN" w:bidi="hi_IN"/>
+        </w:rPr>
+        <w:t>फिर याकूब इस बारे में बात करता है कि यदि कोई विश्वासी बीमार हो, तो क्या करना चाहिए। बीमार विश्वासी को कलीसिया के अगुवों से अपने पास आने के लिए कहना चाहिए। पुरनिए स्थानीय कलीसिया, या उस क्षेत्र में विश्वासियों की सभा के अगुवे होते हैं। पुरनियों को परमेश्वर से बीमार विश्वासी को चंगा करने के लिए प्रार्थना करनी चाहिए और बीमार विश्वासी पर थोड़ा तेल लगाना चाहिए। याकूब के समय में, लोग अक्सर बीमार व्यक्ति पर औषधि के रूप में तेल लगाते थे। लेकिन विश्वासी किसी व्यक्ति पर इस बात के प्रतीक के रूप में भी तेल लगाते या डालते थे कि परमेश्वर विश्वासियों के साथ है। विश्वासी शायद उस देश में मिलने वाले सामान्य तेल का उपयोग करते थे, जिसे लोग जैतून से बनाते थे और भोजन पकाने तथा अपनी त्वचा की देखभाल करने के लिए उपयोग करते थे।</w:t>
+      </w:r>
+    </w:p>
+    <w:p>
+      <w:pPr/>
+      <w:r>
+        <w:rPr>
+          <w:lang w:val="hi_IN" w:bidi="hi_IN"/>
+        </w:rPr>
+      </w:r>
+      <w:r>
+        <w:rPr>
+          <w:lang w:val="hi_IN" w:bidi="hi_IN"/>
+        </w:rPr>
+        <w:t>यहाँ रुकें और एक समूह के रूप में इस प्रश्न पर चर्चा करें: आप बीमार लोगों का इलाज और उनकी देखभाल कैसे करते हैं? आपके समुदाय में विश्वासी बीमार होने पर एक-दूसरे की देखभाल कैसे करते हैं? एक-दूसरे को याद दिलाने के लिए आप कौन-से कार्य करते हैं कि परमेश्वर आपके साथ है? इस ऑडियो को यहाँ रोकें।</w:t>
+      </w:r>
+    </w:p>
+    <w:p>
+      <w:pPr/>
+      <w:r>
+        <w:rPr>
+          <w:lang w:val="hi_IN" w:bidi="hi_IN"/>
+        </w:rPr>
+      </w:r>
+      <w:r>
+        <w:rPr>
+          <w:lang w:val="hi_IN" w:bidi="hi_IN"/>
+        </w:rPr>
+        <w:t>पुरनिए प्रभु यीशु द्वारा दिए गए अधिकार के साथ प्रार्थना करते हैं और तेल डालते हैं। जब पुरनिए प्रभु से प्रार्थना करते हैं, तो उन्हें प्रभु की सामर्थ्य पर दृढ़ता से विश्वास करना चाहिए। तब प्रभु बीमार विश्वासी को चंगा करेगा, क्योंकि पुरनिओं ने प्रार्थना की थी। यदि बीमार व्यक्ति के पाप के कारण बीमारी हुई है, तो यदि वह व्यक्ति क्षमा माँगता है, तो परमेश्वर उसे चंगा भी करेगा। किसी व्यक्ति के पाप करने के कारण वह हमेशा बीमार नहीं होता, लेकिन कभी-कभी लोग अपने पाप करने के तरीके के परिणामस्वरूप बीमार होते हैं।</w:t>
+      </w:r>
+    </w:p>
+    <w:p>
+      <w:pPr/>
+      <w:r>
+        <w:rPr>
+          <w:lang w:val="hi_IN" w:bidi="hi_IN"/>
+        </w:rPr>
+      </w:r>
+      <w:r>
+        <w:rPr>
+          <w:lang w:val="hi_IN" w:bidi="hi_IN"/>
+        </w:rPr>
+        <w:t>यहाँ रुकें और एक समूह के रूप में इस प्रश्न पर चर्चा करें: बीमारियाँ कई अलग-अलग प्रकार की होती हैं, और बीमारियों के कारण भी अलग-अलग होते हैं। आपके समुदाय में, लोग किन चीजों को बीमारियों का कारण मानते हैं? आप कैसे पता लगाते हैं कि बीमारी का कारण क्या है? इस ऑडियो को यहाँ रोकें।</w:t>
+      </w:r>
+    </w:p>
+    <w:p>
+      <w:pPr/>
+      <w:r>
+        <w:rPr>
+          <w:lang w:val="hi_IN" w:bidi="hi_IN"/>
+        </w:rPr>
+      </w:r>
+      <w:r>
+        <w:rPr>
+          <w:lang w:val="hi_IN" w:bidi="hi_IN"/>
+        </w:rPr>
+        <w:t>क्योंकि परमेश्वर क्षमा करता है और चंगा करता है, इसलिए सभी विश्वासियों को यह स्वीकार करना चाहिए कि उन्होंने पाप किया है। विश्वासी न केवल एक-दूसरे को यह बताएँगे कि उन्होंने परमेश्वर की आज्ञा का उल्लंघन किया है, बल्कि वे अन्य विश्वासियों के सामने परमेश्वर से बात भी करेंगे। विश्वासियों को एक-दूसरे के लिए भी प्रार्थना करनी चाहिए, ताकि प्रभु विश्वासियों को चंगा करे। जब विश्वासी प्रार्थना करते हैं, तो परमेश्वर सुनता है और उत्तर देता है। यदि परमेश्वर के साथ सही संबंध रखने वाला व्यक्ति प्रार्थना करता है, तो उस व्यक्ति की प्रार्थनाएँ प्रभावशाली होती हैं क्योंकि परमेश्वर उन प्रार्थनाओं का उत्तर देने के लिए बड़े-बड़े काम करेगा।</w:t>
+      </w:r>
+    </w:p>
+    <w:p>
+      <w:pPr/>
+      <w:r>
+        <w:rPr>
+          <w:lang w:val="hi_IN" w:bidi="hi_IN"/>
+        </w:rPr>
+      </w:r>
+      <w:r>
+        <w:rPr>
+          <w:lang w:val="hi_IN" w:bidi="hi_IN"/>
+        </w:rPr>
+        <w:t>याकूब विश्वासियों से कहता है कि वे एलिय्याह के बारे में सोचें, जो एक धर्मी व्यक्ति का उदाहरण है जिसने प्रार्थना की और आश्चर्यजनक बातें हुईं। एलिय्याह कई साल पहले परमेश्वर का भविष्यद्वक्ता था। एलिय्याह के देश इस्राएल में लोगों ने बहुत बुरे काम किए, इसलिए एलिय्याह ने प्रार्थना की कि परमेश्वर उन लोगों को दण्ड दे। एलिय्याह ने प्रार्थना की कि परमेश्वर इस्राएल की भूमि पर बारिश न होने दे। एलिय्याह ने बहुत निष्ठा से प्रार्थना की और विश्वास किया कि परमेश्वर एलिय्याह को उत्तर देगा। परमेश्वर ने एलिय्याह को उत्तर दिया और इस्राएल में 3.5 वर्षों तक वर्षा न होने दी। लेकिन जब एलिय्याह ने बारिश के लिए प्रार्थना की, तो परमेश्वर ने आकाश से बारिश भेजी और पौधों को पृथ्वी से उगने दिया। याकूब चाहता है कि विश्वासी समझें कि जब लोग प्रार्थना करते हैं, तो परमेश्वर उनकी सुनता और उत्तर देता है। एलिय्याह भी विश्वासियों की तरह एक मनुष्य था। यदि विश्वासी परमेश्वर के साथ सही संबंध में हों और प्रार्थना करें, तो कोई भी विश्वासी एलिय्याह के समान सामर्थ्य और प्रभाव रख सकता है।</w:t>
+      </w:r>
+    </w:p>
+    <w:p>
+      <w:pPr/>
+      <w:r>
+        <w:rPr>
+          <w:lang w:val="hi_IN" w:bidi="hi_IN"/>
+        </w:rPr>
+      </w:r>
+      <w:r>
+        <w:rPr>
+          <w:lang w:val="hi_IN" w:bidi="hi_IN"/>
+        </w:rPr>
+        <w:t>यहाँ रुकें और समूह में इस प्रश्न पर चर्चा करें: एक-दूसरे को एलिय्याह की कहानी की याद दिलाएँ। जब आप एलिय्याह की कहानी में परमेश्वर द्वारा किए गए आश्चर्यजनक कामों को याद करते हैं, तो आपको कैसा महसूस होता है? आपके समुदाय में, ऐसे कौन-से अवसर होते हैं जब आप किसी दूसरे व्यक्ति को प्रोत्साहित करने के लिए किसी व्यक्ति की कहानी सुनाते हैं? इस ऑडियो को यहाँ रोकें।</w:t>
+      </w:r>
+    </w:p>
+    <w:p>
+      <w:pPr/>
+      <w:r>
+        <w:rPr>
+          <w:lang w:val="hi_IN" w:bidi="hi_IN"/>
+        </w:rPr>
+      </w:r>
+      <w:r>
+        <w:rPr>
+          <w:lang w:val="hi_IN" w:bidi="hi_IN"/>
+        </w:rPr>
+        <w:t>याकूब विश्वासियों को उन दूसरे विश्वासियों की सहायता करने के लिए भी प्रोत्साहित करता है जो अब परमेश्वर की आज्ञा नहीं मानते। ये विश्वासी अब उन बातों को नहीं सुनते या उन पर विश्वास नहीं करते जिन्हें परमेश्वर सत्य कहता है, और इसलिए वे पाप करते हैं। ये लोग परमेश्वर की आज्ञा नहीं मानने का चुनाव करते हैं और पापी हैं। याकूब कहता है कि विश्वासियों के लिए उन पापियों की सहायता करना बहुत महत्वपूर्ण और अच्छी बात है, भले ही यह कठिन हो।</w:t>
+      </w:r>
+    </w:p>
+    <w:p>
+      <w:pPr/>
+      <w:r>
+        <w:rPr>
+          <w:lang w:val="hi_IN" w:bidi="hi_IN"/>
+        </w:rPr>
+      </w:r>
+      <w:r>
+        <w:rPr>
+          <w:lang w:val="hi_IN" w:bidi="hi_IN"/>
+        </w:rPr>
+        <w:t>विश्वासी पापियों को मन फिराने और परमेश्वर के पास लौटने में सहायता करते हैं। इसी तरह परमेश्वर उन पापियों को आत्मिक मृत्यु से बचाता है। यदि कोई व्यक्ति परमेश्वर का अनुसरण नहीं करता, तो उस व्यक्ति की आत्मा हमेशा के लिए परमेश्वर से अलग हो जाएगी, जो आत्मिक मृत्यु है। प्राण किसी व्यक्ति का अंदर का हिस्सा है जो उसकी मृत्यु के बाद भी जीवित रहता है। जब कोई विश्वासी किसी पापी को फिर से परमेश्वर का अनुसरण करने में सहायता करता है, तो पापी का प्राण सुरक्षित होगा। तब परमेश्वर उस पापी को बचाएगा, ताकि वह पापी अब परमेश्वर से अलग न रहे। परमेश्वर उस व्यक्ति के कई पापों को भी क्षमा करेगा जो परमेश्वर के पास लौटता है। यह एक बहुत महत्वपूर्ण तरीका है जिससे विश्वासी एक-दूसरे की सहायता कर सकते हैं!</w:t>
+      </w:r>
+      <w:r>
+        <w:rPr>
+          <w:lang w:val="hi_IN" w:bidi="hi_IN"/>
+        </w:rPr>
+      </w:r>
+    </w:p>
+    <w:p>
+      <w:pPr>
+        <w:pStyle w:val="Heading3"/>
+      </w:pPr>
+      <w:r>
+        <w:rPr>
+          <w:lang w:val="hi_IN" w:bidi="hi_IN"/>
+        </w:rPr>
+        <w:t>घटनाओं को समझाना</w:t>
+      </w:r>
+    </w:p>
+    <w:p>
+      <w:pPr/>
+      <w:r>
+        <w:rPr>
+          <w:lang w:val="hi_IN" w:bidi="hi_IN"/>
+        </w:rPr>
+      </w:r>
+      <w:r>
+        <w:rPr>
+          <w:lang w:val="hi_IN" w:bidi="hi_IN"/>
+        </w:rPr>
+        <w:t>याकूब 5:13–20 का ऑडियो संस्करण सबसे आसानी से समझ में आने वाले अनुवाद में सुनें।</w:t>
+      </w:r>
+    </w:p>
+    <w:p>
+      <w:pPr/>
+      <w:r>
+        <w:rPr>
+          <w:lang w:val="hi_IN" w:bidi="hi_IN"/>
+        </w:rPr>
+      </w:r>
+      <w:r>
+        <w:rPr>
+          <w:lang w:val="hi_IN" w:bidi="hi_IN"/>
+        </w:rPr>
+        <w:t>इस ऑडियो को यहाँ रोकें।</w:t>
+      </w:r>
+    </w:p>
+    <w:p>
+      <w:pPr/>
+      <w:r>
+        <w:rPr>
+          <w:lang w:val="hi_IN" w:bidi="hi_IN"/>
+        </w:rPr>
+      </w:r>
+      <w:r>
+        <w:rPr>
+          <w:lang w:val="hi_IN" w:bidi="hi_IN"/>
+        </w:rPr>
+        <w:t>इस चरण में, समूह इस भाग के हिस्सों, पात्रों और परिवेश को परिभाषित करेगा। फिर समूह इस भाग को अपने मन में समझने की कोशिश करेगा।</w:t>
+      </w:r>
+    </w:p>
+    <w:p>
+      <w:pPr/>
+      <w:r>
+        <w:rPr>
+          <w:lang w:val="hi_IN" w:bidi="hi_IN"/>
+        </w:rPr>
+      </w:r>
+      <w:r>
+        <w:rPr>
+          <w:lang w:val="hi_IN" w:bidi="hi_IN"/>
+        </w:rPr>
+        <w:t xml:space="preserve">इस भाग में तीन हिस्से हैं। </w:t>
+      </w:r>
+    </w:p>
+    <w:p>
+      <w:pPr/>
+      <w:r>
+        <w:rPr>
+          <w:lang w:val="hi_IN" w:bidi="hi_IN"/>
+        </w:rPr>
+      </w:r>
+      <w:r>
+        <w:rPr>
+          <w:b/>
+          <w:lang w:val="hi_IN" w:bidi="hi_IN"/>
+        </w:rPr>
+        <w:t>पहले भाग में:</w:t>
+      </w:r>
+      <w:r>
+        <w:rPr>
+          <w:lang w:val="hi_IN" w:bidi="hi_IN"/>
+        </w:rPr>
+        <w:t xml:space="preserve"> याकूब विश्वासियों से कहता है कि वे सभी परिस्थितियों में परमेश्वर से बात करें—यदि विश्वासियों को कोई कठिनाई हो, यदि विश्वासी खुश हों, यदि विश्वासी बीमार हों, यदि विश्वासियों ने पाप किया हो। परमेश्वर विश्वासियों की सुनेगा, उन्हें क्षमा करेगा और उन्हें चंगा करेगा।</w:t>
+      </w:r>
+    </w:p>
+    <w:p>
+      <w:pPr/>
+      <w:r>
+        <w:rPr>
+          <w:lang w:val="hi_IN" w:bidi="hi_IN"/>
+        </w:rPr>
+      </w:r>
+      <w:r>
+        <w:rPr>
+          <w:b/>
+          <w:lang w:val="hi_IN" w:bidi="hi_IN"/>
+        </w:rPr>
+        <w:t>दूसरे भाग में:</w:t>
+      </w:r>
+      <w:r>
+        <w:rPr>
+          <w:lang w:val="hi_IN" w:bidi="hi_IN"/>
+        </w:rPr>
+        <w:t xml:space="preserve"> याकूब विश्वासियों को एलिय्याह की याद दिलाता है, जो विश्वासियों के समान एक साधारण मनुष्य था। एलिय्याह ने प्रार्थना की, और परमेश्वर ने वह किया जो एलिय्याह ने माँगा।</w:t>
+      </w:r>
+    </w:p>
+    <w:p>
+      <w:pPr/>
+      <w:r>
+        <w:rPr>
+          <w:lang w:val="hi_IN" w:bidi="hi_IN"/>
+        </w:rPr>
+      </w:r>
+      <w:r>
+        <w:rPr>
+          <w:b/>
+          <w:lang w:val="hi_IN" w:bidi="hi_IN"/>
+        </w:rPr>
+        <w:t>तीसरे भाग में:</w:t>
+      </w:r>
+      <w:r>
+        <w:rPr>
+          <w:lang w:val="hi_IN" w:bidi="hi_IN"/>
+        </w:rPr>
+        <w:t xml:space="preserve"> याकूब विश्वासियों से आग्रह करता है कि वे उन विश्वासियों की सहायता करें जो अब परमेश्वर की ओर से दी गई सच्ची शिक्षाओं की आज्ञा नहीं मानते।</w:t>
+      </w:r>
+    </w:p>
+    <w:p>
+      <w:pPr/>
+      <w:r>
+        <w:rPr>
+          <w:lang w:val="hi_IN" w:bidi="hi_IN"/>
+        </w:rPr>
+      </w:r>
+      <w:r>
+        <w:rPr>
+          <w:lang w:val="hi_IN" w:bidi="hi_IN"/>
+        </w:rPr>
+        <w:t>इस भाग के पात्र हैं:</w:t>
+      </w:r>
+    </w:p>
+    <w:p>
+      <w:pPr>
+        <w:pStyle w:val="ListBullet"/>
+        <w:spacing w:line="240" w:lineRule="auto"/>
+        <w:ind w:left="720"/>
+      </w:pPr>
+      <w:r>
+        <w:rPr>
+          <w:lang w:val="hi_IN" w:bidi="hi_IN"/>
+        </w:rPr>
+      </w:r>
+      <w:r>
+        <w:rPr>
+          <w:lang w:val="hi_IN" w:bidi="hi_IN"/>
+        </w:rPr>
+        <w:t>याकूब</w:t>
+      </w:r>
+    </w:p>
+    <w:p>
+      <w:pPr>
+        <w:pStyle w:val="ListBullet"/>
+        <w:spacing w:line="240" w:lineRule="auto"/>
+        <w:ind w:left="720"/>
+      </w:pPr>
+      <w:r>
+        <w:rPr>
+          <w:lang w:val="hi_IN" w:bidi="hi_IN"/>
+        </w:rPr>
+      </w:r>
+      <w:r>
+        <w:rPr>
+          <w:lang w:val="hi_IN" w:bidi="hi_IN"/>
+        </w:rPr>
+        <w:t>सुनने वाले विश्वासी</w:t>
+      </w:r>
+    </w:p>
+    <w:p>
+      <w:pPr>
+        <w:pStyle w:val="ListBullet"/>
+        <w:spacing w:line="240" w:lineRule="auto"/>
+        <w:ind w:left="720"/>
+      </w:pPr>
+      <w:r>
+        <w:rPr>
+          <w:lang w:val="hi_IN" w:bidi="hi_IN"/>
+        </w:rPr>
+      </w:r>
+      <w:r>
+        <w:rPr>
+          <w:lang w:val="hi_IN" w:bidi="hi_IN"/>
+        </w:rPr>
+        <w:t xml:space="preserve">प्रभु परमेश्वर </w:t>
+      </w:r>
+    </w:p>
+    <w:p>
+      <w:pPr>
+        <w:pStyle w:val="ListBullet"/>
+        <w:spacing w:line="240" w:lineRule="auto"/>
+        <w:ind w:left="720"/>
+      </w:pPr>
+      <w:r>
+        <w:rPr>
+          <w:lang w:val="hi_IN" w:bidi="hi_IN"/>
+        </w:rPr>
+      </w:r>
+      <w:r>
+        <w:rPr>
+          <w:lang w:val="hi_IN" w:bidi="hi_IN"/>
+        </w:rPr>
+        <w:t xml:space="preserve">प्रभु यीशु </w:t>
+      </w:r>
+    </w:p>
+    <w:p>
+      <w:pPr>
+        <w:pStyle w:val="ListBullet"/>
+        <w:spacing w:line="240" w:lineRule="auto"/>
+        <w:ind w:left="720"/>
+      </w:pPr>
+      <w:r>
+        <w:rPr>
+          <w:lang w:val="hi_IN" w:bidi="hi_IN"/>
+        </w:rPr>
+      </w:r>
+      <w:r>
+        <w:rPr>
+          <w:lang w:val="hi_IN" w:bidi="hi_IN"/>
+        </w:rPr>
+        <w:t>पुरनिए</w:t>
+      </w:r>
+    </w:p>
+    <w:p>
+      <w:pPr>
+        <w:pStyle w:val="ListBullet"/>
+        <w:spacing w:line="240" w:lineRule="auto"/>
+        <w:ind w:left="720"/>
+      </w:pPr>
+      <w:r>
+        <w:rPr>
+          <w:lang w:val="hi_IN" w:bidi="hi_IN"/>
+        </w:rPr>
+      </w:r>
+      <w:r>
+        <w:rPr>
+          <w:lang w:val="hi_IN" w:bidi="hi_IN"/>
+        </w:rPr>
+        <w:t>एलिय्याह</w:t>
+      </w:r>
+    </w:p>
+    <w:p>
+      <w:pPr>
+        <w:pStyle w:val="ListBullet"/>
+        <w:spacing w:line="240" w:lineRule="auto"/>
+        <w:ind w:left="720"/>
+      </w:pPr>
+      <w:r>
+        <w:rPr>
+          <w:lang w:val="hi_IN" w:bidi="hi_IN"/>
+        </w:rPr>
+      </w:r>
+      <w:r>
+        <w:rPr>
+          <w:lang w:val="hi_IN" w:bidi="hi_IN"/>
+        </w:rPr>
+        <w:t>और वह विश्वासी जो परमेश्वर की ओर से दी गई सच्ची शिक्षाओं की आज्ञा नहीं मानता</w:t>
+      </w:r>
+    </w:p>
+    <w:p>
+      <w:pPr/>
+      <w:r>
+        <w:rPr>
+          <w:lang w:val="hi_IN" w:bidi="hi_IN"/>
+        </w:rPr>
+      </w:r>
+      <w:r>
+        <w:rPr>
+          <w:lang w:val="hi_IN" w:bidi="hi_IN"/>
+        </w:rPr>
+        <w:t>समूह में, भाग के परिवेश के इन हिस्सों पर ध्यान दें:</w:t>
+      </w:r>
+    </w:p>
+    <w:p>
+      <w:pPr/>
+      <w:r>
+        <w:rPr>
+          <w:lang w:val="hi_IN" w:bidi="hi_IN"/>
+        </w:rPr>
+      </w:r>
+      <w:r>
+        <w:rPr>
+          <w:lang w:val="hi_IN" w:bidi="hi_IN"/>
+        </w:rPr>
+        <w:t>याकूब इस पत्र को सभी परिस्थितियों में प्रार्थना करने और परमेश्वर को याद रखने की याद दिलाते हुए समाप्त करता है। विश्वासियों को लिखे गए इस प्रकार के पत्रों को समाप्त करने का यह एक सामान्य तरीका था।</w:t>
+      </w:r>
+    </w:p>
+    <w:p>
+      <w:pPr/>
+      <w:r>
+        <w:rPr>
+          <w:lang w:val="hi_IN" w:bidi="hi_IN"/>
+        </w:rPr>
+      </w:r>
+      <w:r>
+        <w:rPr>
+          <w:lang w:val="hi_IN" w:bidi="hi_IN"/>
+        </w:rPr>
+        <w:t>पहले भाग में, याकूब तीन प्रश्न पूछता है और फिर उनका उत्तर देता है। याकूब ऐसा एक नया विषय शुरू करने और उन परिस्थितियों का सुझाव देने के लिए करता है जिनमें विश्वासी हो सकते हैं। याकूब विश्वासियों को बताना चाहता है कि यदि वे इन परिस्थितियों में हों, तो उन्हें क्या करना चाहिए। यदि विश्वासी कठिन परिस्थितियों में हों, तो विश्वासियों को परमेश्वर से प्रार्थना करनी चाहिए। यदि विश्वासी खुश और प्रसन्न हों, तो विश्वासियों को परमेश्वर की स्तुति और सम्मान करने के लिए गीत गाने चाहिए।</w:t>
+      </w:r>
+    </w:p>
+    <w:p>
+      <w:pPr/>
+      <w:r>
+        <w:rPr>
+          <w:lang w:val="hi_IN" w:bidi="hi_IN"/>
+        </w:rPr>
+      </w:r>
+      <w:r>
+        <w:rPr>
+          <w:lang w:val="hi_IN" w:bidi="hi_IN"/>
+        </w:rPr>
+        <w:t>यहाँ रुकें और समूह में इस प्रश्न पर चर्चा करें: एक गतिविधि के रूप में, समूह को सिखाएँ कि कोई सरल काम कैसे किया जाता है, जैसे खाना कैसे बनाया जाता है या पौधा कैसे उगाया जाता है। कुछ अलग-अलग समस्याओं के बारे में सोचें जो आपके निर्देशों का पालन करते समय किसी व्यक्ति को हो सकती हैं। उन परिस्थितियों के बारे में बात करें और समूह को सिखाएँ कि उन परिस्थितियों में क्या करना चाहिए। उदाहरण के लिए, यदि भोजन में पर्याप्त स्वाद नहीं है, तो व्यक्ति को और मसाले डालने चाहिए। यदि भोजन बहुत गर्म है, तो भोजन को ठंडा होने दें। फिर चर्चा करें कि आप उस तरीके का अनुवाद कैसे करना चाहते हैं जिसमें याकूब विश्वासियों को अलग-अलग परिस्थितियों में क्या करना चाहिए, यह बताता है। इस ऑडियो को यहाँ रोकें।</w:t>
+      </w:r>
+    </w:p>
+    <w:p>
+      <w:pPr/>
+      <w:r>
+        <w:rPr>
+          <w:lang w:val="hi_IN" w:bidi="hi_IN"/>
+        </w:rPr>
+      </w:r>
+      <w:r>
+        <w:rPr>
+          <w:lang w:val="hi_IN" w:bidi="hi_IN"/>
+        </w:rPr>
+        <w:t>फिर याकूब इस बारे में बात करता है कि यदि कोई विश्वासी बीमार हो, तो क्या करना चाहिए। बीमार विश्वासी को कलीसिया के अगुवों से आने के लिए कहना चाहिए। कलीसिया के ये अगुवे, या पुरनिए, प्रभु के नाम में दो काम करें, जिसका अर्थ है प्रभु यीशु के अधिकार से। पुरनियों को बीमार व्यक्ति के लिए प्रार्थना करनी चाहिए और बीमार व्यक्ति पर तेल लगाना चाहिए। किसी व्यक्ति का अभिषेक करने का अर्थ है उस व्यक्ति के शरीर पर जैतून का तेल डालना या मलना, यह इस बात के प्रतीक के रूप में कि परमेश्वर उस विश्वासी के साथ है। लोग आमतौर पर उस व्यक्ति के सिर या माथे पर जैतून का तेल लगाते थे। याकूब कहता है कि कलीसिया के अगुवे विश्वास के साथ जो प्रार्थना करते हैं, वह बीमार विश्वासी को स्वस्थ कर देगी। विश्वास वह है जिसके द्वारा एक व्यक्ति परमेश्वर पर भरोसा करता है। इसलिए यदि कलीसिया के अगुवे प्रार्थना करते समय परमेश्वर पर दृढ़ता से विश्वास करते हैं, तो बीमार विश्वासी फिर से स्वस्थ हो जाएगा। याकूब स्पष्ट करता है कि प्रभु ही बीमार विश्वासी को चंगा करता है। यह स्पष्ट नहीं है कि यहाँ “प्रभु” का अर्थ यीशु है या परमेश्वर पिता। याकूब कहता है कि प्रभु बीमार विश्वासी को चंगा करेगा। यह कहने का एक और तरीका है कि प्रभु उस व्यक्ति को चंगा करेगा, क्योंकि एक स्वस्थ व्यक्ति अपने बिस्तर से उठ सकता है और फिर सामान्य रूप से जीवन जी सकता है।</w:t>
+      </w:r>
+    </w:p>
+    <w:p>
+      <w:pPr/>
+      <w:r>
+        <w:rPr>
+          <w:lang w:val="hi_IN" w:bidi="hi_IN"/>
+        </w:rPr>
+      </w:r>
+      <w:r>
+        <w:rPr>
+          <w:lang w:val="hi_IN" w:bidi="hi_IN"/>
+        </w:rPr>
+        <w:t>यहाँ रुकें और एक समूह के रूप में इस प्रश्न पर चर्चा करें: आप अपने समुदाय में चर्च के अगुवों को क्या कहते हैं? इस ऑडियो को यहाँ रोकें।</w:t>
+      </w:r>
+    </w:p>
+    <w:p>
+      <w:pPr/>
+      <w:r>
+        <w:rPr>
+          <w:lang w:val="hi_IN" w:bidi="hi_IN"/>
+        </w:rPr>
+      </w:r>
+      <w:r>
+        <w:rPr>
+          <w:lang w:val="hi_IN" w:bidi="hi_IN"/>
+        </w:rPr>
+        <w:t>यहाँ रुकें और समूह के रूप में इस प्रश्न पर चर्चा करें: आप इस बारे में कैसे बात करते हैं कि परमेश्वर किसी व्यक्ति को कैसे चंगा करता है? चर्चा करें कि आप उस तरीके का अनुवाद कैसे करना चाहते हैं जिसमें याकूब कहता है कि प्रभु बीमार व्यक्ति को उठा खड़ा करेगा। इस ऑडियो को यहाँ रोकें।</w:t>
+      </w:r>
+    </w:p>
+    <w:p>
+      <w:pPr/>
+      <w:r>
+        <w:rPr>
+          <w:lang w:val="hi_IN" w:bidi="hi_IN"/>
+        </w:rPr>
+      </w:r>
+      <w:r>
+        <w:rPr>
+          <w:lang w:val="hi_IN" w:bidi="hi_IN"/>
+        </w:rPr>
+        <w:t>परमेश्वर बीमार व्यक्ति के पापों को भी क्षमा करेगा। लोग हमेशा इसलिए बीमार नहीं होते क्योंकि उन्होंने पाप किया है। लेकिन कभी-कभी लोग जिस तरह परमेश्वर की आज्ञा नहीं मानते, उसके कारण बीमार हो सकते हैं। क्योंकि जब विश्वासी प्रार्थना करते हैं, तब परमेश्वर क्षमा करता और चंगा करता है, इसलिए विश्वासियों को नियमित रूप से एक-दूसरे के सामने अपने पापों को स्वीकार करना चाहिए और एक-दूसरे के लिए प्रार्थना करनी चाहिए। परमेश्वर विश्वासियों की सुनेगा और उन्हें चंगा करेगा।</w:t>
+      </w:r>
+    </w:p>
+    <w:p>
+      <w:pPr/>
+      <w:r>
+        <w:rPr>
+          <w:lang w:val="hi_IN" w:bidi="hi_IN"/>
+        </w:rPr>
+      </w:r>
+      <w:r>
+        <w:rPr>
+          <w:lang w:val="hi_IN" w:bidi="hi_IN"/>
+        </w:rPr>
+        <w:t>याकूब समझाता है कि एक धर्मी व्यक्ति जिस तरह प्रार्थना करता है, वह सामर्थी और प्रभावशाली होती है। धर्मी व्यक्ति वह व्यक्ति है जिसका परमेश्वर के साथ सही संबंध है और जो उस तरीके से जीवन जीता है जैसा परमेश्वर चाहता है। जब एक धर्मी व्यक्ति प्रार्थना करता है, तो परमेश्वर बड़े-बड़े काम होने देता है।</w:t>
+      </w:r>
+    </w:p>
+    <w:p>
+      <w:pPr/>
+      <w:r>
+        <w:rPr>
+          <w:lang w:val="hi_IN" w:bidi="hi_IN"/>
+        </w:rPr>
+      </w:r>
+      <w:r>
+        <w:rPr>
+          <w:lang w:val="hi_IN" w:bidi="hi_IN"/>
+        </w:rPr>
+        <w:t>दूसरे भाग में, याकूब विश्वासियों को एलिय्याह की याद दिलाता है, जो एक धर्मी व्यक्ति था जिसने प्रार्थना की थी। विश्वासी एलिय्याह की कहानी जानते होंगे, इसलिए याकूब केवल संक्षेप में उल्लेख करता है कि क्या हुआ था। लेकिन लोग एलिय्याह को एक असाधारण व्यक्ति मानकर उनका बहुत आदर और सम्मान भी करते थे, इसलिए याकूब विश्वासियों को याद दिलाता है कि एलिय्याह केवल एक साधारण मनुष्य था। एलिय्याह का वही मानव स्वभाव था जो विश्वासियों का है।</w:t>
+      </w:r>
+    </w:p>
+    <w:p>
+      <w:pPr/>
+      <w:r>
+        <w:rPr>
+          <w:lang w:val="hi_IN" w:bidi="hi_IN"/>
+        </w:rPr>
+      </w:r>
+      <w:r>
+        <w:rPr>
+          <w:lang w:val="hi_IN" w:bidi="hi_IN"/>
+        </w:rPr>
+        <w:t>एलिय्याह ने बहुत गंभीरता से प्रार्थना की कि भूमि पर बारिश न हो, और यह भूमि इस्राएल की भूमि थी। परमेश्वर ने सुना और साढ़े तीन वर्ष तक बारिश नहीं होने दी। फिर एलिय्याह ने दोबारा प्रार्थना की, और आकाश से बारिश हुई। आकाश के लिए स्वर्ग भी एक दूसरा नाम है, इसलिए बारिश आकाश से नीचे गिरी और पृथ्वी ने फिर से फसलें उत्पन्न कीं।</w:t>
+      </w:r>
+    </w:p>
+    <w:p>
+      <w:pPr/>
+      <w:r>
+        <w:rPr>
+          <w:lang w:val="hi_IN" w:bidi="hi_IN"/>
+        </w:rPr>
+      </w:r>
+      <w:r>
+        <w:rPr>
+          <w:lang w:val="hi_IN" w:bidi="hi_IN"/>
+        </w:rPr>
+        <w:t>तीसरे भाग में, याकूब विश्वासियों को फिर से अपने भाई-बहन कहकर संबोधित करता है, ताकि यह दिखाए कि पत्र के अंत से पहले याकूब एक और विषय के बारे में बात करेगा। याकूब एक ऐसे विश्वासी के बारे में बात करता है जो सत्य के मार्ग से भटक जाता है। यह व्यक्ति पापी है क्योंकि वह परमेश्वर की ओर से दी गई सच्ची शिक्षाओं पर विश्वास न करने और उनकी आज्ञा न मानने का चुनाव करता है, ठीक वैसे ही जैसे कोई व्यक्ति अच्छी सड़क से भटक जाने का चुनाव करता है। यदि ऐसा होता है, तो कोई दूसरा विश्वासी उस पापी को परमेश्वर के पास लौटने के लिए प्रेरित कर सकता है, ठीक वैसे ही जैसे कोई व्यक्ति अपने मित्र को सही रास्ते पर वापस ले आता है। यह विश्वासी पापी को उसकी भटकने की राह, या बुरी जीवन-शैली से दूर होने में सहायता करता है।</w:t>
+      </w:r>
+    </w:p>
+    <w:p>
+      <w:pPr/>
+      <w:r>
+        <w:rPr>
+          <w:lang w:val="hi_IN" w:bidi="hi_IN"/>
+        </w:rPr>
+      </w:r>
+      <w:r>
+        <w:rPr>
+          <w:lang w:val="hi_IN" w:bidi="hi_IN"/>
+        </w:rPr>
+        <w:t>यहाँ रुकें और एक समूह के रूप में इस प्रश्न पर चर्चा करें: आप इस बारे में कैसे बात करते हैं कि लोग परमेश्वर के सही मार्ग के बजाय गलत तरीके से जीने का चुनाव कैसे करते हैं? आप उन जीवनशैलियों की तुलना किस चीज से करेंगे? चर्चा करें कि आप उस तरीके का अनुवाद कैसे करना चाहते हैं जिसमें याकूब किसी व्यक्ति द्वारा परमेश्वर को अस्वीकार करने के बारे में बात करता है, जैसे कोई व्यक्ति अच्छी सड़क को अस्वीकार करता है। इस ऑडियो को यहाँ रोकें।</w:t>
+      </w:r>
+    </w:p>
+    <w:p>
+      <w:pPr/>
+      <w:r>
+        <w:rPr>
+          <w:lang w:val="hi_IN" w:bidi="hi_IN"/>
+        </w:rPr>
+      </w:r>
+      <w:r>
+        <w:rPr>
+          <w:lang w:val="hi_IN" w:bidi="hi_IN"/>
+        </w:rPr>
+        <w:t>जब कोई विश्वासी इस तरह किसी पापी की सहायता करता है, तो उस विश्वासी को यह जानना चाहिए कि उसके इस कार्य के कारण परमेश्वर भलाई के परिणाम उत्पन्न करता है। परमेश्वर पापी की आत्मा को मृत्यु से बचाता है। यहाँ मृत्यु का अर्थ उस तरीके से है जिससे अविश्वासी हमेशा के लिए परमेश्वर से अलग हो जाएंगे। विश्वासी के कारण, परमेश्वर बहुत-से पापों को भी ढक देता है। इसका अर्थ है कि परमेश्वर पापी के सभी पापों को क्षमा करता है, चाहे पापी ने कितनी ही बार पाप किया हो।</w:t>
+      </w:r>
+    </w:p>
+    <w:p>
+      <w:pPr/>
+      <w:r>
+        <w:rPr>
+          <w:lang w:val="hi_IN" w:bidi="hi_IN"/>
+        </w:rPr>
+      </w:r>
+      <w:r>
+        <w:rPr>
+          <w:lang w:val="hi_IN" w:bidi="hi_IN"/>
+        </w:rPr>
+        <w:t>यहाँ रुकें और एक समूह के रूप में इस प्रश्न पर चर्चा करें: आप इस बारे में कैसे बात करते हैं कि अविश्वासी हमेशा के लिए परमेश्वर से अलग रहेंगे? चर्चा करें कि आप उस तरीके का अनुवाद कैसे करना चाहते हैं जिसमें याकूब कहता है कि विश्वासी पापी को मृत्यु से बचाएगा। इस ऑडियो को यहाँ रोकें।</w:t>
+      </w:r>
+    </w:p>
+    <w:p>
+      <w:pPr/>
+      <w:r>
+        <w:rPr>
+          <w:lang w:val="hi_IN" w:bidi="hi_IN"/>
+        </w:rPr>
+      </w:r>
+      <w:r>
+        <w:rPr>
+          <w:lang w:val="hi_IN" w:bidi="hi_IN"/>
+        </w:rPr>
+        <w:t>यहाँ रुकें और एक समूह के रूप में इस प्रश्न पर चर्चा करें: आप इस बारे में कैसे बात करते हैं कि परमेश्वर किसी विश्वासी के पापों को कैसे क्षमा करता है? चर्चा करें कि आप उस तरीके का अनुवाद कैसे करना चाहते हैं जिसमें परमेश्वर किसी विश्वासी के किए हुए काम के कारण किसी व्यक्ति के पाप को ढकता या क्षमा करता है। इस ऑडियो को यहाँ रोकें।</w:t>
+      </w:r>
+    </w:p>
+    <w:p>
+      <w:pPr/>
+      <w:r>
+        <w:rPr>
+          <w:lang w:val="hi_IN" w:bidi="hi_IN"/>
+        </w:rPr>
+      </w:r>
+      <w:r>
+        <w:rPr>
+          <w:lang w:val="hi_IN" w:bidi="hi_IN"/>
+        </w:rPr>
+        <w:t>अब, समूह को इस भाग और इसमें होने वाली घटनाओं को समझने के लिए चित्र बनाना, कथापट तैयार करना या वस्तुओं का उपयोग करना चाहिए।</w:t>
+      </w:r>
+      <w:r>
+        <w:rPr>
+          <w:lang w:val="hi_IN" w:bidi="hi_IN"/>
+        </w:rPr>
+      </w:r>
+    </w:p>
+    <w:p>
+      <w:pPr>
+        <w:pStyle w:val="Heading3"/>
+      </w:pPr>
+      <w:r>
+        <w:rPr>
+          <w:lang w:val="hi_IN" w:bidi="hi_IN"/>
+        </w:rPr>
+        <w:t>पाठ को नाटकीय रूप देना</w:t>
+      </w:r>
+    </w:p>
+    <w:p>
+      <w:pPr/>
+      <w:r>
+        <w:rPr>
+          <w:lang w:val="hi_IN" w:bidi="hi_IN"/>
+        </w:rPr>
+      </w:r>
+      <w:r>
+        <w:rPr>
+          <w:lang w:val="hi_IN" w:bidi="hi_IN"/>
+        </w:rPr>
+        <w:t>याकूब 5:13–20 का ऑडियो संस्करण सबसे आसानी से समझ में आने वाले अनुवाद में सुनें।</w:t>
+      </w:r>
+    </w:p>
+    <w:p>
+      <w:pPr/>
+      <w:r>
+        <w:rPr>
+          <w:lang w:val="hi_IN" w:bidi="hi_IN"/>
+        </w:rPr>
+      </w:r>
+      <w:r>
+        <w:rPr>
+          <w:lang w:val="hi_IN" w:bidi="hi_IN"/>
+        </w:rPr>
+        <w:t>इस ऑडियो को यहाँ रोकें।</w:t>
+      </w:r>
+    </w:p>
+    <w:p>
+      <w:pPr/>
+      <w:r>
+        <w:rPr>
+          <w:lang w:val="hi_IN" w:bidi="hi_IN"/>
+        </w:rPr>
+      </w:r>
+      <w:r>
+        <w:rPr>
+          <w:lang w:val="hi_IN" w:bidi="hi_IN"/>
+        </w:rPr>
+        <w:t>इस चरण में, समूह इस भाग को नाटक के रूप में प्रस्तुत करेगा।</w:t>
+      </w:r>
+    </w:p>
+    <w:p>
+      <w:pPr/>
+      <w:r>
+        <w:rPr>
+          <w:lang w:val="hi_IN" w:bidi="hi_IN"/>
+        </w:rPr>
+      </w:r>
+      <w:r>
+        <w:rPr>
+          <w:lang w:val="hi_IN" w:bidi="hi_IN"/>
+        </w:rPr>
+        <w:t xml:space="preserve">इस भाग में तीन हिस्से हैं। </w:t>
+      </w:r>
+    </w:p>
+    <w:p>
+      <w:pPr/>
+      <w:r>
+        <w:rPr>
+          <w:lang w:val="hi_IN" w:bidi="hi_IN"/>
+        </w:rPr>
+      </w:r>
+      <w:r>
+        <w:rPr>
+          <w:lang w:val="hi_IN" w:bidi="hi_IN"/>
+        </w:rPr>
+        <w:t>इस भाग के पात्र हैं:</w:t>
+      </w:r>
+    </w:p>
+    <w:p>
+      <w:pPr>
+        <w:pStyle w:val="ListBullet"/>
+        <w:spacing w:line="240" w:lineRule="auto"/>
+        <w:ind w:left="720"/>
+      </w:pPr>
+      <w:r>
+        <w:rPr>
+          <w:lang w:val="hi_IN" w:bidi="hi_IN"/>
+        </w:rPr>
+      </w:r>
+      <w:r>
+        <w:rPr>
+          <w:lang w:val="hi_IN" w:bidi="hi_IN"/>
+        </w:rPr>
+        <w:t>याकूब</w:t>
+      </w:r>
+    </w:p>
+    <w:p>
+      <w:pPr>
+        <w:pStyle w:val="ListBullet"/>
+        <w:spacing w:line="240" w:lineRule="auto"/>
+        <w:ind w:left="720"/>
+      </w:pPr>
+      <w:r>
+        <w:rPr>
+          <w:lang w:val="hi_IN" w:bidi="hi_IN"/>
+        </w:rPr>
+      </w:r>
+      <w:r>
+        <w:rPr>
+          <w:lang w:val="hi_IN" w:bidi="hi_IN"/>
+        </w:rPr>
+        <w:t>सुनने वाले विश्वासी</w:t>
+      </w:r>
+    </w:p>
+    <w:p>
+      <w:pPr>
+        <w:pStyle w:val="ListBullet"/>
+        <w:spacing w:line="240" w:lineRule="auto"/>
+        <w:ind w:left="720"/>
+      </w:pPr>
+      <w:r>
+        <w:rPr>
+          <w:lang w:val="hi_IN" w:bidi="hi_IN"/>
+        </w:rPr>
+      </w:r>
+      <w:r>
+        <w:rPr>
+          <w:lang w:val="hi_IN" w:bidi="hi_IN"/>
+        </w:rPr>
+        <w:t xml:space="preserve">प्रभु परमेश्वर </w:t>
+      </w:r>
+    </w:p>
+    <w:p>
+      <w:pPr>
+        <w:pStyle w:val="ListBullet"/>
+        <w:spacing w:line="240" w:lineRule="auto"/>
+        <w:ind w:left="720"/>
+      </w:pPr>
+      <w:r>
+        <w:rPr>
+          <w:lang w:val="hi_IN" w:bidi="hi_IN"/>
+        </w:rPr>
+      </w:r>
+      <w:r>
+        <w:rPr>
+          <w:lang w:val="hi_IN" w:bidi="hi_IN"/>
+        </w:rPr>
+        <w:t xml:space="preserve">प्रभु यीशु </w:t>
+      </w:r>
+    </w:p>
+    <w:p>
+      <w:pPr>
+        <w:pStyle w:val="ListBullet"/>
+        <w:spacing w:line="240" w:lineRule="auto"/>
+        <w:ind w:left="720"/>
+      </w:pPr>
+      <w:r>
+        <w:rPr>
+          <w:lang w:val="hi_IN" w:bidi="hi_IN"/>
+        </w:rPr>
+      </w:r>
+      <w:r>
+        <w:rPr>
+          <w:lang w:val="hi_IN" w:bidi="hi_IN"/>
+        </w:rPr>
+        <w:t>पुरनिए</w:t>
+      </w:r>
+    </w:p>
+    <w:p>
+      <w:pPr>
+        <w:pStyle w:val="ListBullet"/>
+        <w:spacing w:line="240" w:lineRule="auto"/>
+        <w:ind w:left="720"/>
+      </w:pPr>
+      <w:r>
+        <w:rPr>
+          <w:lang w:val="hi_IN" w:bidi="hi_IN"/>
+        </w:rPr>
+      </w:r>
+      <w:r>
+        <w:rPr>
+          <w:lang w:val="hi_IN" w:bidi="hi_IN"/>
+        </w:rPr>
+        <w:t>एलिय्याह</w:t>
+      </w:r>
+    </w:p>
+    <w:p>
+      <w:pPr>
+        <w:pStyle w:val="ListBullet"/>
+        <w:spacing w:line="240" w:lineRule="auto"/>
+        <w:ind w:left="720"/>
+      </w:pPr>
+      <w:r>
+        <w:rPr>
+          <w:lang w:val="hi_IN" w:bidi="hi_IN"/>
+        </w:rPr>
+      </w:r>
+      <w:r>
+        <w:rPr>
+          <w:lang w:val="hi_IN" w:bidi="hi_IN"/>
+        </w:rPr>
+        <w:t>और वह विश्वासी जो परमेश्वर की ओर से दी गई सच्ची शिक्षाओं का पालन नहीं करता</w:t>
+      </w:r>
+    </w:p>
+    <w:p>
+      <w:pPr/>
+      <w:r>
+        <w:rPr>
+          <w:lang w:val="hi_IN" w:bidi="hi_IN"/>
+        </w:rPr>
+      </w:r>
+      <w:r>
+        <w:rPr>
+          <w:lang w:val="hi_IN" w:bidi="hi_IN"/>
+        </w:rPr>
+        <w:t>समूह में, इस भाग का अभिनय दो बार करें। आपको अपनी भाषा में इस भाग का अभिनय करना चाहिए।</w:t>
+      </w:r>
+    </w:p>
+    <w:p>
+      <w:pPr/>
+      <w:r>
+        <w:rPr>
+          <w:lang w:val="hi_IN" w:bidi="hi_IN"/>
+        </w:rPr>
+      </w:r>
+      <w:r>
+        <w:rPr>
+          <w:lang w:val="hi_IN" w:bidi="hi_IN"/>
+        </w:rPr>
+        <w:t>सबसे पहले, बिना रुके इस भाग का अभिनय करें। इस भाग के संवाद, प्रवाह, कथानक और घटनाओं के क्रम पर ध्यान दें। यह सुनिश्चित करें कि आप इस भाग के कठिन या महत्वपूर्ण हिस्सों का अभिनय करना न छोड़ें। इस भाग के हर हिस्से को याद करने में एक दूसरे की सहायता करें।</w:t>
+      </w:r>
+    </w:p>
+    <w:p>
+      <w:pPr/>
+      <w:r>
+        <w:rPr>
+          <w:lang w:val="hi_IN" w:bidi="hi_IN"/>
+        </w:rPr>
+      </w:r>
+      <w:r>
+        <w:rPr>
+          <w:lang w:val="hi_IN" w:bidi="hi_IN"/>
+        </w:rPr>
+        <w:t>इस ऑडियो को यहाँ रोकें और इस भाग का अभिनय करें।</w:t>
+      </w:r>
+    </w:p>
+    <w:p>
+      <w:pPr/>
+      <w:r>
+        <w:rPr>
+          <w:lang w:val="hi_IN" w:bidi="hi_IN"/>
+        </w:rPr>
+      </w:r>
+      <w:r>
+        <w:rPr>
+          <w:lang w:val="hi_IN" w:bidi="hi_IN"/>
+        </w:rPr>
+        <w:t>समूह को इस भाग का अभिनय दूसरी बार करना चाहिए। नाटक में कुछ जगहों पर, अभिनय को रोकें और पात्र निभाने वाले व्यक्ति से पूछें, "आप क्या महसूस कर रहे हैं या क्या सोच रहे हैं?" पात्र की भूमिका निभा रहे व्यक्ति को यह बताना चाहिए कि यदि वह उस पात्र के स्थान पर होता, तो वह क्या महसूस करता या क्या सोचता। उसके बाद नाटक को जारी रखें।</w:t>
+      </w:r>
+    </w:p>
+    <w:p>
+      <w:pPr/>
+      <w:r>
+        <w:rPr>
+          <w:lang w:val="hi_IN" w:bidi="hi_IN"/>
+        </w:rPr>
+      </w:r>
+      <w:r>
+        <w:rPr>
+          <w:lang w:val="hi_IN" w:bidi="hi_IN"/>
+        </w:rPr>
+        <w:t>इस ऑडियो को यहाँ रोकें और इस भाग का अभिनय दूसरी बार करें।</w:t>
+      </w:r>
+    </w:p>
+    <w:p>
+      <w:pPr/>
+      <w:r>
+        <w:rPr>
+          <w:lang w:val="hi_IN" w:bidi="hi_IN"/>
+        </w:rPr>
+      </w:r>
+      <w:r>
+        <w:rPr>
+          <w:lang w:val="hi_IN" w:bidi="hi_IN"/>
+        </w:rPr>
+        <w:t>नाटक का एक उदाहरण और संभावित प्रतिक्रियाएँ निम्नलिखित हैं।</w:t>
+      </w:r>
+    </w:p>
+    <w:p>
+      <w:pPr/>
+      <w:r>
+        <w:rPr>
+          <w:lang w:val="hi_IN" w:bidi="hi_IN"/>
+        </w:rPr>
+      </w:r>
+      <w:r>
+        <w:rPr>
+          <w:lang w:val="hi_IN" w:bidi="hi_IN"/>
+        </w:rPr>
+        <w:t>जब आप कठिन परिस्थितियों में हों, तो परमेश्वर से प्रार्थना करें और उनसे सहायता माँगें। जब आप खुश हों, तो आपको परमेश्वर की स्तुति करने के लिए गीत गाने चाहिए। यदि आप बीमार हैं, तो आपको कलीसिया के अगुवों से अपने पास आने के लिए कहना चाहिए। अगुवों को तुम्हारे लिए प्रार्थना करनी चाहिए और उस अधिकार के साथ तुम पर तेल डालना चाहिए, जो प्रभु ने पुरनियों को दिया है। जब प्राचीन प्रार्थना करेंगे और प्रभु पर भरोसा रखेंगे, तो आप ठीक हो जाएंगे, क्योंकि प्रभु आपको स्वस्थ करेंगे। और यदि आपने पाप किया है, तो परमेश्वर आपको क्षमा करेगा। इसलिए तुम विश्वासियों को अन्य विश्वासियों के सामने यह स्वीकार करना चाहिए कि तुमने परमेश्वर की आज्ञा का उल्लंघन किया है। एक-दूसरे के लिए प्रार्थना करें ताकि प्रभु आपको चंगा करें। जब परमेश्वर के साथ सही संबंध रखने वाला व्यक्ति प्रार्थना करता है, तो अद्भुत चीजें होती हैं।</w:t>
+      </w:r>
+    </w:p>
+    <w:p>
+      <w:pPr/>
+      <w:r>
+        <w:rPr>
+          <w:lang w:val="hi_IN" w:bidi="hi_IN"/>
+        </w:rPr>
+      </w:r>
+      <w:r>
+        <w:rPr>
+          <w:lang w:val="hi_IN" w:bidi="hi_IN"/>
+        </w:rPr>
+        <w:t>अभिनय को रोकें। प्रभु यीशु की भूमिका निभाने वाले व्यक्ति से पूछें, "आप क्या महसूस कर रहे हैं या क्या सोच रहे हैं?" वह व्यक्ति ऐसे उत्तर दे सकता है:</w:t>
+      </w:r>
+    </w:p>
+    <w:p>
+      <w:pPr>
+        <w:pStyle w:val="ListBullet"/>
+        <w:spacing w:line="240" w:lineRule="auto"/>
+        <w:ind w:left="720"/>
+      </w:pPr>
+      <w:r>
+        <w:rPr>
+          <w:lang w:val="hi_IN" w:bidi="hi_IN"/>
+        </w:rPr>
+      </w:r>
+      <w:r>
+        <w:rPr>
+          <w:lang w:val="hi_IN" w:bidi="hi_IN"/>
+        </w:rPr>
+        <w:t>जब विश्वासी प्रसन्न होते हैं और उत्सव मनाते हैं, तो उन्हें सुनना मुझे बहुत अच्छा लगता है! जब विश्वासी खुश होते हैं, तो मुझे खुशी महसूस होती है। मुझे वे सुंदर गीत बहुत पसंद हैं जो विश्वासी मेरे लिए गाते हैं! या</w:t>
+      </w:r>
+    </w:p>
+    <w:p>
+      <w:pPr>
+        <w:pStyle w:val="ListBullet"/>
+        <w:spacing w:line="240" w:lineRule="auto"/>
+        <w:ind w:left="720"/>
+      </w:pPr>
+      <w:r>
+        <w:rPr>
+          <w:lang w:val="hi_IN" w:bidi="hi_IN"/>
+        </w:rPr>
+      </w:r>
+      <w:r>
+        <w:rPr>
+          <w:lang w:val="hi_IN" w:bidi="hi_IN"/>
+        </w:rPr>
+        <w:t>मैं विश्वासियों को तब भी सुनना चाहता हूँ जब वे दुखी हों या पीड़ा में हों। जब मेरे बच्चे खतरे या कठिन परिस्थितियों में होते हैं, तो मुझे दुख होता है। मैं अपने बच्चों को सांत्वना दूँगा और उनकी रक्षा करूँगा; या</w:t>
+      </w:r>
+    </w:p>
+    <w:p>
+      <w:pPr>
+        <w:pStyle w:val="ListBullet"/>
+        <w:spacing w:line="240" w:lineRule="auto"/>
+        <w:ind w:left="720"/>
+      </w:pPr>
+      <w:r>
+        <w:rPr>
+          <w:lang w:val="hi_IN" w:bidi="hi_IN"/>
+        </w:rPr>
+      </w:r>
+      <w:r>
+        <w:rPr>
+          <w:lang w:val="hi_IN" w:bidi="hi_IN"/>
+        </w:rPr>
+        <w:t>मैं विश्वासियों की बहुत परवाह करता हूँ और उनकी सहायता करूँगा। यदि विश्वासी क्षमा माँगते हैं, तो मैं उन्हें क्षमा करूँगा!</w:t>
+      </w:r>
+    </w:p>
+    <w:p>
+      <w:pPr/>
+      <w:r>
+        <w:rPr>
+          <w:lang w:val="hi_IN" w:bidi="hi_IN"/>
+        </w:rPr>
+      </w:r>
+      <w:r>
+        <w:rPr>
+          <w:lang w:val="hi_IN" w:bidi="hi_IN"/>
+        </w:rPr>
+        <w:t>पुरनियों की भूमिका निभाने वाले व्यक्ति से पूछें, "आप क्या महसूस कर रहे हैं या क्या सोच रहे हैं?" वह व्यक्ति ऐसे उत्तर दे सकता है:</w:t>
+      </w:r>
+    </w:p>
+    <w:p>
+      <w:pPr>
+        <w:pStyle w:val="ListBullet"/>
+        <w:spacing w:line="240" w:lineRule="auto"/>
+        <w:ind w:left="720"/>
+      </w:pPr>
+      <w:r>
+        <w:rPr>
+          <w:lang w:val="hi_IN" w:bidi="hi_IN"/>
+        </w:rPr>
+      </w:r>
+      <w:r>
+        <w:rPr>
+          <w:lang w:val="hi_IN" w:bidi="hi_IN"/>
+        </w:rPr>
+        <w:t>जब हमारे समुदाय के सदस्य बीमार होते हैं, तो हमें दुख होता है। हम उनकी सहायता करना चाहते हैं! या</w:t>
+      </w:r>
+    </w:p>
+    <w:p>
+      <w:pPr>
+        <w:pStyle w:val="ListBullet"/>
+        <w:spacing w:line="240" w:lineRule="auto"/>
+        <w:ind w:left="720"/>
+      </w:pPr>
+      <w:r>
+        <w:rPr>
+          <w:lang w:val="hi_IN" w:bidi="hi_IN"/>
+        </w:rPr>
+      </w:r>
+      <w:r>
+        <w:rPr>
+          <w:lang w:val="hi_IN" w:bidi="hi_IN"/>
+        </w:rPr>
+        <w:t>हमने सभी परिस्थितियों में परमेश्वर पर भरोसा करना सीखा है, इसलिए विश्वासी हम पर भरोसा करते हैं कि हम दूसरे विश्वासियों की अगुवाई करें और उनका उत्साह बढ़ाएँ; या</w:t>
+      </w:r>
+    </w:p>
+    <w:p>
+      <w:pPr>
+        <w:pStyle w:val="ListBullet"/>
+        <w:spacing w:line="240" w:lineRule="auto"/>
+        <w:ind w:left="720"/>
+      </w:pPr>
+      <w:r>
+        <w:rPr>
+          <w:lang w:val="hi_IN" w:bidi="hi_IN"/>
+        </w:rPr>
+      </w:r>
+      <w:r>
+        <w:rPr>
+          <w:lang w:val="hi_IN" w:bidi="hi_IN"/>
+        </w:rPr>
+        <w:t>जब मैं याकूब को यह कहते हुए सुनता हूँ कि परमेश्वर बीमार विश्वासियों की सुनेगा और उन्हें चंगा करेगा, तो मुझे प्रोत्साहन मिलता है।</w:t>
+      </w:r>
+    </w:p>
+    <w:p>
+      <w:pPr/>
+      <w:r>
+        <w:rPr>
+          <w:lang w:val="hi_IN" w:bidi="hi_IN"/>
+        </w:rPr>
+      </w:r>
+      <w:r>
+        <w:rPr>
+          <w:lang w:val="hi_IN" w:bidi="hi_IN"/>
+        </w:rPr>
+        <w:t>नाटक को जारी रखें।</w:t>
+      </w:r>
+    </w:p>
+    <w:p>
+      <w:pPr/>
+      <w:r>
+        <w:rPr>
+          <w:lang w:val="hi_IN" w:bidi="hi_IN"/>
+        </w:rPr>
+      </w:r>
+      <w:r>
+        <w:rPr>
+          <w:lang w:val="hi_IN" w:bidi="hi_IN"/>
+        </w:rPr>
+        <w:t>एलिय्याह के बारे में सोचें। एलिय्याह हम सभी के समान एक मनुष्य था। एलिय्याह ने बहुत गंभीरता से प्रार्थना की कि परमेश्वर इस्राएल की भूमि पर बारिश न होने दे। और इस्राएल में साढ़े तीन वर्षों तक वर्षा नहीं हुई। उन साढ़े तीन वर्षों के बाद, एलिय्याह ने फिर से प्रार्थना की, और परमेश्वर ने आकाश से बारिश भेजी और धरती से फसलें उगाईं।</w:t>
+      </w:r>
+    </w:p>
+    <w:p>
+      <w:pPr/>
+      <w:r>
+        <w:rPr>
+          <w:lang w:val="hi_IN" w:bidi="hi_IN"/>
+        </w:rPr>
+      </w:r>
+      <w:r>
+        <w:rPr>
+          <w:lang w:val="hi_IN" w:bidi="hi_IN"/>
+        </w:rPr>
+        <w:t>अभिनय को रोकें। याकूब की भूमिका निभाने वाले व्यक्ति से पूछें, "आप क्या महसूस कर रहे हैं या क्या सोच रहे हैं?" वह व्यक्ति ऐसे उत्तर दे सकता है:</w:t>
+      </w:r>
+    </w:p>
+    <w:p>
+      <w:pPr>
+        <w:pStyle w:val="ListBullet"/>
+        <w:spacing w:line="240" w:lineRule="auto"/>
+        <w:ind w:left="720"/>
+      </w:pPr>
+      <w:r>
+        <w:rPr>
+          <w:lang w:val="hi_IN" w:bidi="hi_IN"/>
+        </w:rPr>
+      </w:r>
+      <w:r>
+        <w:rPr>
+          <w:lang w:val="hi_IN" w:bidi="hi_IN"/>
+        </w:rPr>
+        <w:t>मैं चाहता हूँ कि विश्वासी एक-दूसरे को इस बात का स्मरण कराएँ कि परमेश्वर ने अतीत में क्या किया है, जैसे कि एलिय्याह की कहानी में हुआ था। यह विश्वासियों को परमेश्वर द्वारा किए गए कार्यों को याद करते हुए परमेश्वर पर भरोसा रखने में मदद करेगा! या</w:t>
+      </w:r>
+    </w:p>
+    <w:p>
+      <w:pPr>
+        <w:pStyle w:val="ListBullet"/>
+        <w:spacing w:line="240" w:lineRule="auto"/>
+        <w:ind w:left="720"/>
+      </w:pPr>
+      <w:r>
+        <w:rPr>
+          <w:lang w:val="hi_IN" w:bidi="hi_IN"/>
+        </w:rPr>
+      </w:r>
+      <w:r>
+        <w:rPr>
+          <w:lang w:val="hi_IN" w:bidi="hi_IN"/>
+        </w:rPr>
+        <w:t>जब मैं उन कहानियों के बारे में सोचता हूँ कि परमेश्वर प्रार्थनाओं का उत्तर कैसे देता है, तो मुझे आश्चर्य होता है। जब मैं याद करता हूँ कि परमेश्वर ने मेरे जीवन में क्या किया है, तो मुझे भी आश्चर्य होता है! या</w:t>
+      </w:r>
+    </w:p>
+    <w:p>
+      <w:pPr>
+        <w:pStyle w:val="ListBullet"/>
+        <w:spacing w:line="240" w:lineRule="auto"/>
+        <w:ind w:left="720"/>
+      </w:pPr>
+      <w:r>
+        <w:rPr>
+          <w:lang w:val="hi_IN" w:bidi="hi_IN"/>
+        </w:rPr>
+      </w:r>
+      <w:r>
+        <w:rPr>
+          <w:lang w:val="hi_IN" w:bidi="hi_IN"/>
+        </w:rPr>
+        <w:t>ये अद्भुत बातें इसलिए नहीं हुईं कि एलिय्याह ने ऐसा कुछ विशेष किया था, जिसे दूसरे लोग नहीं कर सकते। एलिय्याह ने प्रार्थना की! और विश्वासी भी प्रार्थना कर सकते हैं!</w:t>
+      </w:r>
+    </w:p>
+    <w:p>
+      <w:pPr/>
+      <w:r>
+        <w:rPr>
+          <w:lang w:val="hi_IN" w:bidi="hi_IN"/>
+        </w:rPr>
+      </w:r>
+      <w:r>
+        <w:rPr>
+          <w:lang w:val="hi_IN" w:bidi="hi_IN"/>
+        </w:rPr>
+        <w:t>नाटक को जारी रखें।</w:t>
+      </w:r>
+    </w:p>
+    <w:p>
+      <w:pPr/>
+      <w:r>
+        <w:rPr>
+          <w:lang w:val="hi_IN" w:bidi="hi_IN"/>
+        </w:rPr>
+      </w:r>
+      <w:r>
+        <w:rPr>
+          <w:lang w:val="hi_IN" w:bidi="hi_IN"/>
+        </w:rPr>
+        <w:t>मेरे भाइयों और बहनों, आखिरकार तुम विश्वासियों में से कोई एक परमेश्वर की ओर से दी गई सच्ची शिक्षाओं की आज्ञा मानना छोड़ सकता है। यदि ऐसा होता है, तो कोई दूसरा विश्वासी उस पापी को पश्चाताप करने और परमेश्वर के पास वापस लौटने में सहायता कर सकता है। विश्वासी को यह जानना चाहिए कि जो कोई पापी को परमेश्वर के पास वापस लौटने में सहायता करता है, वह उस पापी को बचाएगा ताकि वह आत्मिक रूप से न मरे। परमेश्वर उस व्यक्ति के अनेक पापों को क्षमा कर देगा जो परमेश्वर के पास लौटता है।</w:t>
+      </w:r>
+    </w:p>
+    <w:p>
+      <w:pPr/>
+      <w:r>
+        <w:rPr>
+          <w:lang w:val="hi_IN" w:bidi="hi_IN"/>
+        </w:rPr>
+      </w:r>
+      <w:r>
+        <w:rPr>
+          <w:lang w:val="hi_IN" w:bidi="hi_IN"/>
+        </w:rPr>
+        <w:t>अभिनय को रोकें। परमेश्वर का किरदार निभाने वाले व्यक्ति से पूछें, "आप कैसा महसूस कर रहे हैं या क्या सोच रहे हैं?" वह व्यक्ति ऐसे उत्तर दे सकता है:</w:t>
+      </w:r>
+    </w:p>
+    <w:p>
+      <w:pPr>
+        <w:pStyle w:val="ListBullet"/>
+        <w:spacing w:line="240" w:lineRule="auto"/>
+        <w:ind w:left="720"/>
+      </w:pPr>
+      <w:r>
+        <w:rPr>
+          <w:lang w:val="hi_IN" w:bidi="hi_IN"/>
+        </w:rPr>
+      </w:r>
+      <w:r>
+        <w:rPr>
+          <w:lang w:val="hi_IN" w:bidi="hi_IN"/>
+        </w:rPr>
+        <w:t>मैं विश्वासियों की बहुत गहरी परवाह करता हूँ और चाहता हूँ कि वे भी एक-दूसरे की बहुत गहरी परवाह करें। मैं चाहता हूँ कि विश्वासी एक-दूसरे को मुझसे प्रेम करने और मेरा अनुसरण करने में सहायता करें, तब भी जब यह कठिन हो; या</w:t>
+      </w:r>
+    </w:p>
+    <w:p>
+      <w:pPr>
+        <w:pStyle w:val="ListBullet"/>
+        <w:spacing w:line="240" w:lineRule="auto"/>
+        <w:ind w:left="720"/>
+      </w:pPr>
+      <w:r>
+        <w:rPr>
+          <w:lang w:val="hi_IN" w:bidi="hi_IN"/>
+        </w:rPr>
+      </w:r>
+      <w:r>
+        <w:rPr>
+          <w:lang w:val="hi_IN" w:bidi="hi_IN"/>
+        </w:rPr>
+        <w:t>जब विश्वासी मुझे अस्वीकार कर देते हैं और गलत तरीके से जीवन जीते हैं, तो मुझे दुख होता है। वे विश्वासी अपने आप को चोट पहुँचाते हैं और हमारे अच्छे संबंधों को नष्ट कर देते हैं; या</w:t>
+      </w:r>
+    </w:p>
+    <w:p>
+      <w:pPr>
+        <w:pStyle w:val="ListBullet"/>
+        <w:spacing w:line="240" w:lineRule="auto"/>
+        <w:ind w:left="720"/>
+      </w:pPr>
+      <w:r>
+        <w:rPr>
+          <w:lang w:val="hi_IN" w:bidi="hi_IN"/>
+        </w:rPr>
+      </w:r>
+      <w:r>
+        <w:rPr>
+          <w:lang w:val="hi_IN" w:bidi="hi_IN"/>
+        </w:rPr>
+        <w:t>मैंने वादा किया था कि यदि लोग क्षमा माँगेंगे, तो मैं उनके पापों को क्षमा करूँगा, और मैं हमेशा अपने वादे निभाता हूँ।</w:t>
+      </w:r>
+    </w:p>
+    <w:p>
+      <w:pPr/>
+      <w:r>
+        <w:rPr>
+          <w:lang w:val="hi_IN" w:bidi="hi_IN"/>
+        </w:rPr>
+      </w:r>
+      <w:r>
+        <w:rPr>
+          <w:lang w:val="hi_IN" w:bidi="hi_IN"/>
+        </w:rPr>
+        <w:t>विश्वासियों की भूमिका निभाने वाले व्यक्ति से पूछो, “तुम क्या महसूस कर रहे हो या क्या सोच रहे हो?” वह व्यक्ति ऐसे उत्तर दे सकता है:</w:t>
+      </w:r>
+    </w:p>
+    <w:p>
+      <w:pPr>
+        <w:pStyle w:val="ListBullet"/>
+        <w:spacing w:line="240" w:lineRule="auto"/>
+        <w:ind w:left="720"/>
+      </w:pPr>
+      <w:r>
+        <w:rPr>
+          <w:lang w:val="hi_IN" w:bidi="hi_IN"/>
+        </w:rPr>
+      </w:r>
+      <w:r>
+        <w:rPr>
+          <w:lang w:val="hi_IN" w:bidi="hi_IN"/>
+        </w:rPr>
+        <w:t>मैं उन विश्वासियों के बारे में चिंतित रहा हूँ जो परमेश्वर को अस्वीकार करने का चुनाव करते हैं। मैं इन लोगों को परमेश्वर के पास वापस ले जाना चाहता हूँ, ताकि परमेश्वर उनके पापों को क्षमा कर दे; या</w:t>
+      </w:r>
+    </w:p>
+    <w:p>
+      <w:pPr>
+        <w:pStyle w:val="ListBullet"/>
+        <w:spacing w:line="240" w:lineRule="auto"/>
+        <w:ind w:left="720"/>
+      </w:pPr>
+      <w:r>
+        <w:rPr>
+          <w:lang w:val="hi_IN" w:bidi="hi_IN"/>
+        </w:rPr>
+      </w:r>
+      <w:r>
+        <w:rPr>
+          <w:lang w:val="hi_IN" w:bidi="hi_IN"/>
+        </w:rPr>
+        <w:t>मुझे राहत है कि हम हर समय परमेश्वर से बात कर सकते हैं। परमेश्वर से बात करने के लिए हमें सिद्ध होने की आवश्यकता नहीं है। वास्तव में, परमेश्वर हमसे कहता है कि हम अपने पाप के बारे में उससे प्रार्थना करें! मुझे अभी भी आश्चर्य होता है कि परमेश्वर हमसे यह वादा करता है कि जब हम उसके सामने अपने पाप स्वीकार करते हैं, तो वह हमें क्षमा कर देता है! या</w:t>
+      </w:r>
+    </w:p>
+    <w:p>
+      <w:pPr>
+        <w:pStyle w:val="ListBullet"/>
+        <w:spacing w:line="240" w:lineRule="auto"/>
+        <w:ind w:left="720"/>
+      </w:pPr>
+      <w:r>
+        <w:rPr>
+          <w:lang w:val="hi_IN" w:bidi="hi_IN"/>
+        </w:rPr>
+      </w:r>
+      <w:r>
+        <w:rPr>
+          <w:lang w:val="hi_IN" w:bidi="hi_IN"/>
+        </w:rPr>
+        <w:t>मैं आभारी हूँ कि जब हम पाप करते हैं, तो परमेश्वर हमें क्षमा करेगा, जब हम बीमार होते हैं, तो वह हमें चंगा करेगा, और जब हम उससे बात करते हैं, तो वह हमारी सुनेगा। परमेश्वर वास्तव में हमसे प्रेम करता है!</w:t>
+      </w:r>
+      <w:r>
+        <w:rPr>
+          <w:lang w:val="hi_IN" w:bidi="hi_IN"/>
+        </w:rPr>
+      </w:r>
+    </w:p>
+    <w:p>
+      <w:pPr>
+        <w:pStyle w:val="Heading3"/>
+      </w:pPr>
+      <w:r>
+        <w:rPr>
+          <w:lang w:val="hi_IN" w:bidi="hi_IN"/>
+        </w:rPr>
+        <w:t>आवश्यक जानकारी</w:t>
+      </w:r>
+    </w:p>
+    <w:p>
+      <w:pPr/>
+      <w:r>
+        <w:rPr>
+          <w:lang w:val="hi_IN" w:bidi="hi_IN"/>
+        </w:rPr>
+      </w:r>
+      <w:r>
+        <w:rPr>
+          <w:lang w:val="hi_IN" w:bidi="hi_IN"/>
+        </w:rPr>
+        <w:t>याकूब 5:13–20 का ऑडियो संस्करण सबसे आसानी से समझ में आने वाले अनुवाद में सुनें।</w:t>
+      </w:r>
+    </w:p>
+    <w:p>
+      <w:pPr/>
+      <w:r>
+        <w:rPr>
+          <w:lang w:val="hi_IN" w:bidi="hi_IN"/>
+        </w:rPr>
+      </w:r>
+      <w:r>
+        <w:rPr>
+          <w:lang w:val="hi_IN" w:bidi="hi_IN"/>
+        </w:rPr>
+        <w:t>इस ऑडियो को यहाँ रोकें।</w:t>
+      </w:r>
+    </w:p>
+    <w:p>
+      <w:pPr/>
+      <w:r>
+        <w:rPr>
+          <w:lang w:val="hi_IN" w:bidi="hi_IN"/>
+        </w:rPr>
+      </w:r>
+      <w:r>
+        <w:rPr>
+          <w:lang w:val="hi_IN" w:bidi="hi_IN"/>
+        </w:rPr>
+        <w:t>इस चरण में, समूह इस भाग के मुख्य शब्दों और शब्दावलियों पर चर्चा करेगा।</w:t>
+      </w:r>
+    </w:p>
+    <w:p>
+      <w:pPr/>
+      <w:r>
+        <w:rPr>
+          <w:lang w:val="hi_IN" w:bidi="hi_IN"/>
+        </w:rPr>
+      </w:r>
+      <w:r>
+        <w:rPr>
+          <w:lang w:val="hi_IN" w:bidi="hi_IN"/>
+        </w:rPr>
+        <w:t>जब विश्वासी कठिन परिस्थितियों में हों, तो उन्हें प्रार्थना करनी चाहिए। जब आप प्रार्थना करते हैं, तो आप परमेश्वर से बात करते हैं। आप परमेश्वर की स्तुति कर सकते हैं, उसका धन्यवाद कर सकते हैं, सहायता माँग सकते हैं, उसे अपने द्वारा किए गए गलत कामों के बारे में बता सकते हैं, परमेश्वर से दूसरे लोगों की सहायता करने के लिए कह सकते हैं, या आप केवल परमेश्वर के सामने रो सकते हैं क्योंकि आप बहुत दुखी महसूस करते हैं।</w:t>
+      </w:r>
+    </w:p>
+    <w:p>
+      <w:pPr/>
+      <w:r>
+        <w:rPr>
+          <w:lang w:val="hi_IN" w:bidi="hi_IN"/>
+        </w:rPr>
+      </w:r>
+      <w:r>
+        <w:rPr>
+          <w:lang w:val="hi_IN" w:bidi="hi_IN"/>
+        </w:rPr>
+        <w:t xml:space="preserve">यहाँ रुकें और समूह में चर्चा करें कि आप </w:t>
+      </w:r>
+      <w:r>
+        <w:rPr>
+          <w:b/>
+          <w:lang w:val="hi_IN" w:bidi="hi_IN"/>
+        </w:rPr>
+        <w:t>प्रार्थना</w:t>
+      </w:r>
+      <w:r>
+        <w:rPr>
+          <w:lang w:val="hi_IN" w:bidi="hi_IN"/>
+        </w:rPr>
+        <w:t xml:space="preserve"> के लिए किस शब्द या वाक्यांश का उपयोग करेंगे। अधिक जानकारी के लिए मुख्य शब्दावली में प्रार्थना शब्द देखें। यदि आपने बाइबल की किसी और पुस्तक में इस शब्द का पहले ही अनुवाद किया है, तो यहाँ भी वही शब्द उपयोग करें जो आपने वहाँ किया था। इस ऑडियो को यहाँ रोकें।</w:t>
+      </w:r>
+    </w:p>
+    <w:p>
+      <w:pPr/>
+      <w:r>
+        <w:rPr>
+          <w:lang w:val="hi_IN" w:bidi="hi_IN"/>
+        </w:rPr>
+      </w:r>
+      <w:r>
+        <w:rPr>
+          <w:lang w:val="hi_IN" w:bidi="hi_IN"/>
+        </w:rPr>
+        <w:t>जब विश्वासी खुश हों, तो उन्हें परमेश्वर की स्तुति करने के लिए गीत गाने चाहिए। जब आप परमेश्वर की स्तुति करते हैं, तब आप परमेश्वर के बारे में और परमेश्वर से ऊँचे स्वर में अच्छी बातें कहते हैं, क्योंकि आप मानते हैं कि परमेश्वर भला और महान है, और वह बड़े आदर के योग्य है। आप उन अच्छी बातों के लिए परमेश्वर को धन्यवाद देते हैं जो उसने की हैं और उन आशीषों के लिए जो वह देगा। कई बार, लोग परमेश्वर की स्तुति करने के लिए गीत बनाते हैं और गाते हैं।</w:t>
+      </w:r>
+    </w:p>
+    <w:p>
+      <w:pPr/>
+      <w:r>
+        <w:rPr>
+          <w:lang w:val="hi_IN" w:bidi="hi_IN"/>
+        </w:rPr>
+      </w:r>
+      <w:r>
+        <w:rPr>
+          <w:lang w:val="hi_IN" w:bidi="hi_IN"/>
+        </w:rPr>
+        <w:t xml:space="preserve">यहाँ रुकें और समूह में चर्चा करें कि आप </w:t>
+      </w:r>
+      <w:r>
+        <w:rPr>
+          <w:b/>
+          <w:lang w:val="hi_IN" w:bidi="hi_IN"/>
+        </w:rPr>
+        <w:t>स्तुति</w:t>
+      </w:r>
+      <w:r>
+        <w:rPr>
+          <w:lang w:val="hi_IN" w:bidi="hi_IN"/>
+        </w:rPr>
+        <w:t xml:space="preserve"> के लिए किस शब्द या वाक्यांश का प्रयोग करेंगे। अधिक जानकारी के लिए मुख्य शब्दावली में स्तुति शब्द देखें। यदि आपने बाइबल की किसी और पुस्तक में इस शब्द का पहले ही अनुवाद किया है, तो यहाँ भी उसी शब्द प्रयोग करें जो आपने वहाँ किया था। इस ऑडियो को यहाँ रोकें।</w:t>
+      </w:r>
+    </w:p>
+    <w:p>
+      <w:pPr/>
+      <w:r>
+        <w:rPr>
+          <w:lang w:val="hi_IN" w:bidi="hi_IN"/>
+        </w:rPr>
+      </w:r>
+      <w:r>
+        <w:rPr>
+          <w:lang w:val="hi_IN" w:bidi="hi_IN"/>
+        </w:rPr>
+        <w:t>यदि कोई विश्वासी बीमार है, तो उस विश्वासी को कलीसिया के प्राचीनों को बुलाना चाहिए ताकि वे आकर उसके लिए प्रार्थना करें। प्राचीन कलीसिया के वे लोग हैं जिनके पास अधिकार है। पौलुस जैसे प्रेरितों ने प्राचीनों को चुना था। समुदाय के लोग प्राचीनों का सम्मान करते थे। कलीसिया उन लोगों का एक समुदाय है जो यीशु पर विश्वास करते हैं। कभी-कभी कलीसिया शब्द का अर्थ किसी एक विशिष्ट स्थान पर विश्वासियों के समूह से होता है, जैसा कि यहाँ है।</w:t>
+      </w:r>
+    </w:p>
+    <w:p>
+      <w:pPr/>
+      <w:r>
+        <w:rPr>
+          <w:lang w:val="hi_IN" w:bidi="hi_IN"/>
+        </w:rPr>
+      </w:r>
+      <w:r>
+        <w:rPr>
+          <w:lang w:val="hi_IN" w:bidi="hi_IN"/>
+        </w:rPr>
+        <w:t xml:space="preserve">यहाँ रुकें और समूह में चर्चा करें कि आप </w:t>
+      </w:r>
+      <w:r>
+        <w:rPr>
+          <w:b/>
+          <w:lang w:val="hi_IN" w:bidi="hi_IN"/>
+        </w:rPr>
+        <w:t>प्राचीन</w:t>
+      </w:r>
+      <w:r>
+        <w:rPr>
+          <w:lang w:val="hi_IN" w:bidi="hi_IN"/>
+        </w:rPr>
+        <w:t xml:space="preserve"> और </w:t>
+      </w:r>
+      <w:r>
+        <w:rPr>
+          <w:b/>
+          <w:lang w:val="hi_IN" w:bidi="hi_IN"/>
+        </w:rPr>
+        <w:t>कलीसिया</w:t>
+      </w:r>
+      <w:r>
+        <w:rPr>
+          <w:lang w:val="hi_IN" w:bidi="hi_IN"/>
+        </w:rPr>
+        <w:t xml:space="preserve"> के लिए किन शब्दों या वाक्यांशों का उपयोग करेंगे। अधिक जानकारी के लिए मुख्य शब्दावली में प्राचीन और कलीसिया को देखें। यदि आपने पहले ही बाइबल की किसी अन्य पुस्तक में इन शब्दों का अनुवाद किया है, तो उन्हीं शब्दों का प्रयोग करें जिनका प्रयोग आपने वहाँ किया है। इस ऑडियो को यहाँ रोकें।</w:t>
+      </w:r>
+    </w:p>
+    <w:p>
+      <w:pPr/>
+      <w:r>
+        <w:rPr>
+          <w:lang w:val="hi_IN" w:bidi="hi_IN"/>
+        </w:rPr>
+      </w:r>
+      <w:r>
+        <w:rPr>
+          <w:lang w:val="hi_IN" w:bidi="hi_IN"/>
+        </w:rPr>
+        <w:t>प्राचीनों को प्रार्थना करनी चाहिए और बीमार विश्वासी का अभिषेक करना चाहिए। किसी का अभिषेक करने का अर्थ है उस व्यक्ति पर सुगंधित तेल उण्डेलना। यह तेल इस बात का प्रतीक था कि परमेश्वर विश्वासियों के साथ कैसे था और कैसे परमेश्वर विश्वासियों को चंगा कर सकता है।</w:t>
+      </w:r>
+    </w:p>
+    <w:p>
+      <w:pPr/>
+      <w:r>
+        <w:rPr>
+          <w:lang w:val="hi_IN" w:bidi="hi_IN"/>
+        </w:rPr>
+      </w:r>
+      <w:r>
+        <w:rPr>
+          <w:lang w:val="hi_IN" w:bidi="hi_IN"/>
+        </w:rPr>
+        <w:t xml:space="preserve">यहाँ रुकें और समूह में चर्चा करें कि आप </w:t>
+      </w:r>
+      <w:r>
+        <w:rPr>
+          <w:b/>
+          <w:lang w:val="hi_IN" w:bidi="hi_IN"/>
+        </w:rPr>
+        <w:t>अभिषेक</w:t>
+      </w:r>
+      <w:r>
+        <w:rPr>
+          <w:lang w:val="hi_IN" w:bidi="hi_IN"/>
+        </w:rPr>
+        <w:t xml:space="preserve"> के लिए किस शब्द या वाक्यांश का उपयोग करेंगे। अधिक जानकारी के लिए मुख्य शब्दावली में अभिषेक देखें। यदि आपने पहले ही बाइबल की किसी अन्य पुस्तक में इस शब्द का अनुवाद किया है, तो उसी शब्द का इस्तेमाल करें जिसका इस्तेमाल आपने वहाँ किया है। इस ऑडियो को यहाँ रोकें।</w:t>
+      </w:r>
+    </w:p>
+    <w:p>
+      <w:pPr/>
+      <w:r>
+        <w:rPr>
+          <w:lang w:val="hi_IN" w:bidi="hi_IN"/>
+        </w:rPr>
+      </w:r>
+      <w:r>
+        <w:rPr>
+          <w:lang w:val="hi_IN" w:bidi="hi_IN"/>
+        </w:rPr>
+        <w:t xml:space="preserve">प्राचीनों को प्रभु के नाम से, या उस अधिकार से जो </w:t>
+      </w:r>
+      <w:r>
+        <w:rPr>
+          <w:b/>
+          <w:lang w:val="hi_IN" w:bidi="hi_IN"/>
+        </w:rPr>
+        <w:t>प्रभु</w:t>
+      </w:r>
+      <w:r>
+        <w:rPr>
+          <w:lang w:val="hi_IN" w:bidi="hi_IN"/>
+        </w:rPr>
+        <w:t xml:space="preserve"> प्राचीनों को देता है, प्रार्थना करनी चाहिए और अभिषेक करना चाहिए। प्रभु वह व्यक्ति होता है जिसका लोगों पर पूरा अधिकार होता है, इसलिए लोग आदर दिखाने के लिए परमेश्वर को "प्रभु" कहते थे। यहाँ, याकूब का अर्थ शायद प्रभु यीशु से है। प्रभु के बारे में अधिक जानकारी के लिए, मुख्य शब्दावली देखें। प्रभु के लिए उसी शब्द या वाक्यांश का उपयोग करें जिसका उपयोग आपने पिछले भागों में किया है।</w:t>
+      </w:r>
+    </w:p>
+    <w:p>
+      <w:pPr/>
+      <w:r>
+        <w:rPr>
+          <w:lang w:val="hi_IN" w:bidi="hi_IN"/>
+        </w:rPr>
+      </w:r>
+      <w:r>
+        <w:rPr>
+          <w:lang w:val="hi_IN" w:bidi="hi_IN"/>
+        </w:rPr>
+        <w:t xml:space="preserve">यदि प्राचीन </w:t>
+      </w:r>
+      <w:r>
+        <w:rPr>
+          <w:b/>
+          <w:lang w:val="hi_IN" w:bidi="hi_IN"/>
+        </w:rPr>
+        <w:t>विश्वास</w:t>
+      </w:r>
+      <w:r>
+        <w:rPr>
+          <w:lang w:val="hi_IN" w:bidi="hi_IN"/>
+        </w:rPr>
+        <w:t xml:space="preserve"> के साथ प्रार्थना करते हैं, तो प्रभु बीमार विश्वासियों को चंगा कर देंगे। यदि आप परमेश्वर पर विश्वास रखते हैं, तो आप परमेश्वर पर भरोसा करते हैं। आप भरोसा करते हो कि परमेश्वर अपने सब वादों को पूरा करेगा, भले ही यह असंभव लग रहा हो। विश्वास के बारे में अधिक जानकारी के लिए, मुख्य शब्दावली को देखें। विश्वास के लिए उसी शब्द या वाक्यांश का उपयोग करें जो आपने पिछले भागों में उपयोग किया है।</w:t>
+      </w:r>
+    </w:p>
+    <w:p>
+      <w:pPr/>
+      <w:r>
+        <w:rPr>
+          <w:lang w:val="hi_IN" w:bidi="hi_IN"/>
+        </w:rPr>
+      </w:r>
+      <w:r>
+        <w:rPr>
+          <w:lang w:val="hi_IN" w:bidi="hi_IN"/>
+        </w:rPr>
+        <w:t xml:space="preserve">यदि किसी बीमार विश्वासी ने </w:t>
+      </w:r>
+      <w:r>
+        <w:rPr>
+          <w:b/>
+          <w:lang w:val="hi_IN" w:bidi="hi_IN"/>
+        </w:rPr>
+        <w:t>पाप किया है</w:t>
+      </w:r>
+      <w:r>
+        <w:rPr>
+          <w:lang w:val="hi_IN" w:bidi="hi_IN"/>
+        </w:rPr>
+        <w:t>, तो परमेश्वर उस व्यक्ति को क्षमा कर देगा। जब भी कोई व्यक्ति परमेश्वर की व्यवस्थाओं का उल्लंघन करता है, तो वह पाप करता है। पाप के बारे में अधिक जानकारी के लिए, मुख्य शब्दावली को देखें। पाप के लिए उसी शब्द या वाक्यांश का उपयोग करें जिसका उपयोग आपने पिछले भागों में किया है।</w:t>
+      </w:r>
+    </w:p>
+    <w:p>
+      <w:pPr/>
+      <w:r>
+        <w:rPr>
+          <w:lang w:val="hi_IN" w:bidi="hi_IN"/>
+        </w:rPr>
+      </w:r>
+      <w:r>
+        <w:rPr>
+          <w:lang w:val="hi_IN" w:bidi="hi_IN"/>
+        </w:rPr>
+        <w:t>परमेश्वर विश्वासियों को क्षमा करता है। जब आप किसी को क्षमा कर देते हैं जिसने आपके साथ कुछ बुरा किया है, तो आप उस व्यक्ति पर गुस्सा होना छोड़ देते हैं। अब आप न तो बदला लेना चाहते हैं और न ही सजा देना चाहते हैं।</w:t>
+      </w:r>
+    </w:p>
+    <w:p>
+      <w:pPr/>
+      <w:r>
+        <w:rPr>
+          <w:lang w:val="hi_IN" w:bidi="hi_IN"/>
+        </w:rPr>
+      </w:r>
+      <w:r>
+        <w:rPr>
+          <w:lang w:val="hi_IN" w:bidi="hi_IN"/>
+        </w:rPr>
+        <w:t xml:space="preserve">यहाँ रुकें और एक समूह में चर्चा करें कि आप </w:t>
+      </w:r>
+      <w:r>
+        <w:rPr>
+          <w:b/>
+          <w:lang w:val="hi_IN" w:bidi="hi_IN"/>
+        </w:rPr>
+        <w:t>क्षमा</w:t>
+      </w:r>
+      <w:r>
+        <w:rPr>
+          <w:lang w:val="hi_IN" w:bidi="hi_IN"/>
+        </w:rPr>
+        <w:t xml:space="preserve"> करने के लिए किस शब्द या वाक्यांश का प्रयोग करेंगे। अधिक जानकारी के लिए मुख्य शब्दावली में क्षमा शब्द को देखें। यदि आपने बाइबल की किसी और पुस्तक में इस शब्द का पहले ही अनुवाद किया है, तो यहाँ भी वही शब्द प्रयोग करें जो आपने वहाँ किया था। इस ऑडियो को यहाँ रोकें।</w:t>
+      </w:r>
+    </w:p>
+    <w:p>
+      <w:pPr/>
+      <w:r>
+        <w:rPr>
+          <w:lang w:val="hi_IN" w:bidi="hi_IN"/>
+        </w:rPr>
+      </w:r>
+      <w:r>
+        <w:rPr>
+          <w:lang w:val="hi_IN" w:bidi="hi_IN"/>
+        </w:rPr>
+        <w:t xml:space="preserve">जब एक </w:t>
+      </w:r>
+      <w:r>
+        <w:rPr>
+          <w:b/>
+          <w:lang w:val="hi_IN" w:bidi="hi_IN"/>
+        </w:rPr>
+        <w:t>धर्मी</w:t>
+      </w:r>
+      <w:r>
+        <w:rPr>
+          <w:lang w:val="hi_IN" w:bidi="hi_IN"/>
+        </w:rPr>
+        <w:t xml:space="preserve"> व्यक्ति प्रार्थना करता है, तो महान और शक्तिशाली बातें होती हैं। जो व्यक्ति धर्मी है, वह सही तरीके से व्यवहार करता है। परमेश्वर से अच्छा रिश्ता केवल एक धर्मी व्यक्ति रख सकता है। धर्मी के बारे में अधिक जानकारी के लिए, मुख्य शब्दावली देखें। धर्मी के लिए वही शब्द या वाक्यांश इस्तेमाल करें, जो आपने पिछले भागों में इस्तेमाल किया है। </w:t>
+      </w:r>
+    </w:p>
+    <w:p>
+      <w:pPr/>
+      <w:r>
+        <w:rPr>
+          <w:lang w:val="hi_IN" w:bidi="hi_IN"/>
+        </w:rPr>
+      </w:r>
+      <w:r>
+        <w:rPr>
+          <w:lang w:val="hi_IN" w:bidi="hi_IN"/>
+        </w:rPr>
+        <w:t xml:space="preserve">जब एलिय्याह ने बारिश के लिए प्रार्थना की, तो </w:t>
+      </w:r>
+      <w:r>
+        <w:rPr>
+          <w:b/>
+          <w:lang w:val="hi_IN" w:bidi="hi_IN"/>
+        </w:rPr>
+        <w:t>आकाश</w:t>
+      </w:r>
+      <w:r>
+        <w:rPr>
+          <w:lang w:val="hi_IN" w:bidi="hi_IN"/>
+        </w:rPr>
+        <w:t xml:space="preserve"> से बारिश बरसी। यहाँ, "स्वर्ग" शब्द का अर्थ शायद आकाश है। स्वर्ग/आकाशके बारे में अधिक जानकारी के लिए, मुख्य शब्दावली को देखें। स्वर्ग या आकाश के लिए उसी शब्द या वाक्यांश का उपयोग करें जिसका उपयोग आपने पिछले भागों में किया है।</w:t>
+      </w:r>
+    </w:p>
+    <w:p>
+      <w:pPr/>
+      <w:r>
+        <w:rPr>
+          <w:lang w:val="hi_IN" w:bidi="hi_IN"/>
+        </w:rPr>
+      </w:r>
+      <w:r>
+        <w:rPr>
+          <w:lang w:val="hi_IN" w:bidi="hi_IN"/>
+        </w:rPr>
+        <w:t xml:space="preserve">याकूब अपने पत्र के अंत में विश्वासियों को अपने </w:t>
+      </w:r>
+      <w:r>
+        <w:rPr>
+          <w:b/>
+          <w:lang w:val="hi_IN" w:bidi="hi_IN"/>
+        </w:rPr>
+        <w:t>भाइयों और बहनों</w:t>
+      </w:r>
+      <w:r>
+        <w:rPr>
+          <w:lang w:val="hi_IN" w:bidi="hi_IN"/>
+        </w:rPr>
+        <w:t xml:space="preserve"> कहता है। भाइयों और बहनों के लिए उसी शब्द या वाक्यांश का उपयोग करें जिसका उपयोग आपने पिछले भागों में किया था।</w:t>
+      </w:r>
+    </w:p>
+    <w:p>
+      <w:pPr/>
+      <w:r>
+        <w:rPr>
+          <w:lang w:val="hi_IN" w:bidi="hi_IN"/>
+        </w:rPr>
+      </w:r>
+      <w:r>
+        <w:rPr>
+          <w:lang w:val="hi_IN" w:bidi="hi_IN"/>
+        </w:rPr>
+        <w:t xml:space="preserve">याकूब इस बात की चर्चा करता है कि तब क्या होता है जब कोई विश्वासी किसी </w:t>
+      </w:r>
+      <w:r>
+        <w:rPr>
+          <w:b/>
+          <w:lang w:val="hi_IN" w:bidi="hi_IN"/>
+        </w:rPr>
+        <w:t>पापी</w:t>
+      </w:r>
+      <w:r>
+        <w:rPr>
+          <w:lang w:val="hi_IN" w:bidi="hi_IN"/>
+        </w:rPr>
+        <w:t xml:space="preserve"> को फिर से परमेश्वर की आज्ञा का पालन करने के लिए प्रेरित करता है। पापी वह व्यक्ति है जो पाप करना जारी रखता है, भले ही वह जानता है कि यह गलत है। पापी के बारे में अधिक जानकारी के लिए मुख्य शब्दावली में पाप देखें। पापी के लिए उसी शब्द या वाक्यांश का उपयोग करें जिसका उपयोग आपने पिछले भागों में किया है।</w:t>
+      </w:r>
+    </w:p>
+    <w:p>
+      <w:pPr/>
+      <w:r>
+        <w:rPr>
+          <w:lang w:val="hi_IN" w:bidi="hi_IN"/>
+        </w:rPr>
+      </w:r>
+      <w:r>
+        <w:rPr>
+          <w:lang w:val="hi_IN" w:bidi="hi_IN"/>
+        </w:rPr>
+        <w:t xml:space="preserve">वह विश्वासी पापी के </w:t>
+      </w:r>
+      <w:r>
+        <w:rPr>
+          <w:b/>
+          <w:lang w:val="hi_IN" w:bidi="hi_IN"/>
+        </w:rPr>
+        <w:t>प्राण</w:t>
+      </w:r>
+      <w:r>
+        <w:rPr>
+          <w:lang w:val="hi_IN" w:bidi="hi_IN"/>
+        </w:rPr>
+        <w:t xml:space="preserve"> को मृत्यु से बचाता है। प्राण वह है जिसे लोग किसी व्यक्ति का पूर्णतः अदृश्य, आंतरिक हिस्सा कहते हैं। किसी व्यक्ति का यह हिस्सा उसके शरीर के मरने के बाद भी जीवित रह सकता है। दिल, मन, प्राण और आत्मा ये सभी शब्द किसी व्यक्ति के भीतर किसी अदृश्य हिस्से से जुड़े हैं, लेकिन उनमें से प्रत्येक का इस्तेमाल थोड़ा अलग होता है। कभी-कभी लोग प्राण शब्द का उपयोग पूरे व्यक्ति के लिए करते हैं, उसके दिखाई देने वाले और अदृश्य दोनों भागों के लिए, इसलिए कुछ अनुवाद केवल “व्यक्ति” कहते हैं। प्राण के बारे में अधिक जानकारी के लिए मुख्य शब्दावली देखें। प्राण के लिए उसी शब्द या वाक्यांश का उपयोग करें जिसका उपयोग आपने पिछले भागों में किया है।</w:t>
       </w:r>
       <w:r>
         <w:rPr>
